--- a/tests/fixtures/complex_it_outsourcing.docx
+++ b/tests/fixtures/complex_it_outsourcing.docx
@@ -4,32 +4,84 @@
   <w:body>
     <w:p>
       <w:pPr>
-        <w:pStyle w:val="Title"/>
         <w:jc w:val="center"/>
       </w:pPr>
       <w:r>
+        <w:rPr>
+          <w:b/>
+          <w:sz w:val="32"/>
+        </w:rPr>
         <w:t>IT OUTSOURCING SERVICES AGREEMENT</w:t>
+      </w:r>
+    </w:p>
+    <w:p>
+      <w:pPr>
+        <w:jc w:val="center"/>
+      </w:pPr>
+      <w:r>
+        <w:rPr>
+          <w:b/>
+          <w:sz w:val="24"/>
+        </w:rPr>
+        <w:t>Contract Reference: ITOSA-2024-0847</w:t>
       </w:r>
     </w:p>
     <w:p/>
     <w:p>
       <w:r>
-        <w:t>Contract Reference: ITO-2025-0847</w:t>
+        <w:rPr>
+          <w:b w:val="0"/>
+          <w:i w:val="0"/>
+        </w:rPr>
+        <w:t>This IT Outsourcing Services Agreement (the "Agreement") is entered into as of January 15, 2024 (the "Effective Date") by and between:</w:t>
+      </w:r>
+    </w:p>
+    <w:p/>
+    <w:p>
+      <w:r>
+        <w:rPr>
+          <w:b w:val="0"/>
+          <w:i w:val="0"/>
+        </w:rPr>
+        <w:t>Meridian Global Holdings, Inc., a corporation organized and existing under the laws of the State of Delaware, with its principal place of business at 500 Park Avenue, Suite 3200, New York, NY 10022, United States (hereinafter referred to as the "Client" or "Meridian"); and</w:t>
+      </w:r>
+    </w:p>
+    <w:p/>
+    <w:p>
+      <w:r>
+        <w:rPr>
+          <w:b w:val="0"/>
+          <w:i w:val="0"/>
+        </w:rPr>
+        <w:t>TechServe Solutions Private Limited, a company incorporated under the laws of India, with its registered office at Tower B, Cyber City, DLF Phase 2, Gurugram, Haryana 122002, India (hereinafter referred to as the "Service Provider", "Vendor", or "TechServe").</w:t>
+      </w:r>
+    </w:p>
+    <w:p/>
+    <w:p>
+      <w:r>
+        <w:rPr>
+          <w:b w:val="0"/>
+          <w:i w:val="0"/>
+        </w:rPr>
+        <w:t>WHEREAS, the Client desires to outsource certain information technology services and the Service Provider has the expertise, resources, and capability to provide such services;</w:t>
       </w:r>
     </w:p>
     <w:p>
       <w:r>
-        <w:t>Effective Date: March 1, 2025</w:t>
+        <w:rPr>
+          <w:b w:val="0"/>
+          <w:i w:val="0"/>
+        </w:rPr>
+        <w:t>WHEREAS, the Parties wish to establish the terms and conditions under which the Service Provider shall deliver IT outsourcing services to the Client across multiple geographies;</w:t>
       </w:r>
     </w:p>
     <w:p>
       <w:r>
-        <w:t>Expiry Date: February 28, 2030</w:t>
-      </w:r>
-    </w:p>
-    <w:p>
-      <w:r>
-        <w:t>Total Contract Value: $47,500,000.00</w:t>
+        <w:rPr>
+          <w:b w:val="0"/>
+          <w:i w:val="0"/>
+        </w:rPr>
+        <w:t>NOW, THEREFORE, in consideration of the mutual covenants and agreements set forth herein, and for other good and valuable consideration, the receipt and sufficiency of which are hereby acknowledged, the Parties agree as follows:</w:t>
       </w:r>
     </w:p>
     <w:p/>
@@ -42,109 +94,236 @@
       </w:r>
     </w:p>
     <w:p>
-      <w:pPr>
-        <w:pStyle w:val="Heading2"/>
-      </w:pPr>
       <w:r>
-        <w:t>1.1 Parties</w:t>
+        <w:rPr>
+          <w:b w:val="0"/>
+          <w:i w:val="0"/>
+        </w:rPr>
+        <w:t>In this Agreement, unless the context otherwise requires, the following terms shall have the meanings ascribed to them below:</w:t>
+      </w:r>
+    </w:p>
+    <w:p/>
+    <w:p>
+      <w:r>
+        <w:rPr>
+          <w:b/>
+        </w:rPr>
+        <w:t>"Authorized Users"</w:t>
+      </w:r>
+      <w:r>
+        <w:t xml:space="preserve"> means employees, contractors, and agents of the Client who are authorized to access the Services.</w:t>
       </w:r>
     </w:p>
     <w:p>
       <w:r>
-        <w:t>This IT Outsourcing Services Agreement ("Agreement" or "Contract") is entered into as of March 1, 2025 ("Effective Date") by and between:</w:t>
+        <w:rPr>
+          <w:b/>
+        </w:rPr>
+        <w:t>"Base Fee"</w:t>
+      </w:r>
+      <w:r>
+        <w:t xml:space="preserve"> means the annual base service fee of USD 9,500,000 (Nine Million Five Hundred Thousand United States Dollars) payable by the Client to the Service Provider, as set out in Schedule 2 (Pricing).</w:t>
       </w:r>
     </w:p>
     <w:p>
       <w:r>
-        <w:t>Meridian Global Holdings Inc., a corporation organized under the laws of the State of Delaware, with its principal office at 200 Park Avenue, New York, NY 10166 (hereinafter referred to as "Client" or "Meridian");</w:t>
+        <w:rPr>
+          <w:b/>
+        </w:rPr>
+        <w:t>"Business Day"</w:t>
+      </w:r>
+      <w:r>
+        <w:t xml:space="preserve"> means any day other than a Saturday, Sunday, or public holiday in both New York, United States and Gurugram, India.</w:t>
       </w:r>
     </w:p>
     <w:p>
       <w:r>
-        <w:t>and</w:t>
+        <w:rPr>
+          <w:b/>
+        </w:rPr>
+        <w:t>"Change Request"</w:t>
+      </w:r>
+      <w:r>
+        <w:t xml:space="preserve"> means a formal request for modification to the Services, submitted in accordance with Section 14 (Change Management).</w:t>
       </w:r>
     </w:p>
     <w:p>
       <w:r>
-        <w:t>TechServe Solutions Pvt. Ltd., a company incorporated under the laws of India, with its registered office at Cyber Tower, HITEC City, Hyderabad, Telangana 500081 (hereinafter referred to as "Service Provider" or "TechServe" or "Vendor");</w:t>
+        <w:rPr>
+          <w:b/>
+        </w:rPr>
+        <w:t>"Confidential Information"</w:t>
+      </w:r>
+      <w:r>
+        <w:t xml:space="preserve"> means all information disclosed by one Party to the other, whether orally, in writing, or electronically, that is designated as confidential or that reasonably should be understood to be confidential given the nature of the information and the circumstances of disclosure, including but not limited to trade secrets, business plans, financial data, customer lists, technical specifications, source code, algorithms, and proprietary methodologies.</w:t>
       </w:r>
     </w:p>
     <w:p>
       <w:r>
-        <w:t>(collectively referred to as the "Parties" and individually as a "Party").</w:t>
+        <w:rPr>
+          <w:b/>
+        </w:rPr>
+        <w:t>"Data Processing Agreement" or "DPA"</w:t>
       </w:r>
-    </w:p>
-    <w:p>
-      <w:pPr>
-        <w:pStyle w:val="Heading2"/>
-      </w:pPr>
       <w:r>
-        <w:t>1.2 Key Definitions</w:t>
+        <w:t xml:space="preserve"> means the data processing agreement attached hereto as Schedule 5, governing the processing of Personal Data.</w:t>
       </w:r>
     </w:p>
     <w:p>
       <w:r>
-        <w:t>"Authorized Representative" means a person designated in writing by a Party to act on its behalf under this Agreement, as listed in Schedule F.</w:t>
+        <w:rPr>
+          <w:b/>
+        </w:rPr>
+        <w:t>"Deliverables"</w:t>
+      </w:r>
+      <w:r>
+        <w:t xml:space="preserve"> means all work product, reports, documentation, software, and other materials created by the Service Provider in the course of performing the Services.</w:t>
       </w:r>
     </w:p>
     <w:p>
       <w:r>
-        <w:t>"Business Day" means any day other than a Saturday, Sunday, or public holiday in the jurisdiction of the affected Service Location.</w:t>
+        <w:rPr>
+          <w:b/>
+        </w:rPr>
+        <w:t>"Force Majeure Event"</w:t>
+      </w:r>
+      <w:r>
+        <w:t xml:space="preserve"> means any event beyond the reasonable control of the affected Party, including but not limited to acts of God, war, terrorism, pandemic, epidemic, earthquake, flood, fire, explosion, civil unrest, government sanctions, cyber-attack, widespread internet outage, or labor strike not involving the affected Party's employees.</w:t>
       </w:r>
     </w:p>
     <w:p>
       <w:r>
-        <w:t>"Change Order" means a written request to modify the scope, schedule, or pricing of Services, processed in accordance with Section 14.</w:t>
+        <w:rPr>
+          <w:b/>
+        </w:rPr>
+        <w:t>"FTE"</w:t>
+      </w:r>
+      <w:r>
+        <w:t xml:space="preserve"> means a full-time equivalent resource dedicated to the performance of the Services, working a minimum of 40 hours per week.</w:t>
       </w:r>
     </w:p>
     <w:p>
       <w:r>
-        <w:t>"Confidential Information" means all information disclosed by either Party that is marked as confidential or that a reasonable person would understand to be confidential, including but not limited to trade secrets, business plans, financial data, customer lists, technical specifications, and source code, as further described in Section 9.</w:t>
+        <w:rPr>
+          <w:b/>
+        </w:rPr>
+        <w:t>"Intellectual Property" or "IP"</w:t>
+      </w:r>
+      <w:r>
+        <w:t xml:space="preserve"> means all patents, copyrights, trademarks, trade secrets, know-how, inventions, designs, software, databases, and all other intellectual property rights, whether registered or unregistered.</w:t>
       </w:r>
     </w:p>
     <w:p>
       <w:r>
-        <w:t>"Critical System" means any system classified as Severity 1 or Severity 2 in the SLA Framework set out in Schedule C.</w:t>
+        <w:rPr>
+          <w:b/>
+        </w:rPr>
+        <w:t>"Key Personnel"</w:t>
+      </w:r>
+      <w:r>
+        <w:t xml:space="preserve"> means the individuals identified in Schedule 4 who are essential to the delivery of the Services and may not be replaced without the Client's prior written consent.</w:t>
       </w:r>
     </w:p>
     <w:p>
       <w:r>
-        <w:t>"Data Protection Laws" means the General Data Protection Regulation (EU) 2016/679 ("GDPR"), the California Consumer Privacy Act ("CCPA"), the Indian Information Technology Act 2000, and any other applicable data protection legislation in the jurisdictions where Services are performed.</w:t>
+        <w:rPr>
+          <w:b/>
+        </w:rPr>
+        <w:t>"Personal Data"</w:t>
+      </w:r>
+      <w:r>
+        <w:t xml:space="preserve"> means any information relating to an identified or identifiable natural person, as defined under applicable data protection laws including GDPR, CCPA, and India's Digital Personal Data Protection Act, 2023.</w:t>
       </w:r>
     </w:p>
     <w:p>
       <w:r>
-        <w:t>"Deliverables" means all work products, reports, documentation, software, and other materials created by the Service Provider in the performance of the Services.</w:t>
+        <w:rPr>
+          <w:b/>
+        </w:rPr>
+        <w:t>"Service Credits"</w:t>
+      </w:r>
+      <w:r>
+        <w:t xml:space="preserve"> means the credits payable by the Service Provider to the Client in the event of failure to meet the Service Levels, as calculated in accordance with Schedule 3 (Service Level Agreement).</w:t>
       </w:r>
     </w:p>
     <w:p>
       <w:r>
-        <w:t>"Force Majeure Event" has the meaning set forth in Section 16.</w:t>
+        <w:rPr>
+          <w:b/>
+        </w:rPr>
+        <w:t>"Service Levels" or "SLAs"</w:t>
+      </w:r>
+      <w:r>
+        <w:t xml:space="preserve"> means the performance standards and metrics set out in Schedule 3 (Service Level Agreement).</w:t>
       </w:r>
     </w:p>
     <w:p>
       <w:r>
-        <w:t>"Intellectual Property" or "IP" means all patents, copyrights, trademarks, trade secrets, know-how, and other intellectual property rights.</w:t>
+        <w:rPr>
+          <w:b/>
+        </w:rPr>
+        <w:t>"Term"</w:t>
+      </w:r>
+      <w:r>
+        <w:t xml:space="preserve"> means the initial term of five (5) years commencing on the Effective Date, unless terminated earlier in accordance with Section 12 (Termination) or extended pursuant to Section 2.2.</w:t>
       </w:r>
     </w:p>
     <w:p>
       <w:r>
-        <w:t>"Key Personnel" means the individuals identified in Schedule F who are essential to the delivery of Services and may not be replaced without the Client's prior written consent.</w:t>
+        <w:rPr>
+          <w:b/>
+        </w:rPr>
+        <w:t>"Total Contract Value"</w:t>
+      </w:r>
+      <w:r>
+        <w:t xml:space="preserve"> means USD 47,500,000 (Forty-Seven Million Five Hundred Thousand United States Dollars) over the initial five-year Term.</w:t>
       </w:r>
     </w:p>
     <w:p>
       <w:r>
-        <w:t>"Service Credits" means the financial credits payable by the Service Provider to the Client in the event of SLA breaches, calculated in accordance with Schedule C, Section 4.</w:t>
+        <w:rPr>
+          <w:b/>
+        </w:rPr>
+        <w:t>"Transition Period"</w:t>
+      </w:r>
+      <w:r>
+        <w:t xml:space="preserve"> means the period of up to twelve (12) months following termination or expiration during which the Service Provider shall provide transition assistance services as described in Section 12.6.</w:t>
+      </w:r>
+    </w:p>
+    <w:p/>
+    <w:p>
+      <w:pPr>
+        <w:pStyle w:val="Heading1"/>
+      </w:pPr>
+      <w:r>
+        <w:t>2. Term and Renewal</w:t>
       </w:r>
     </w:p>
     <w:p>
       <w:r>
-        <w:t>"Service Levels" or "SLAs" means the performance standards and metrics set forth in Schedule C.</w:t>
+        <w:rPr>
+          <w:b w:val="0"/>
+          <w:i w:val="0"/>
+        </w:rPr>
+        <w:t>2.1 Initial Term. This Agreement shall commence on the Effective Date and shall continue for an initial period of five (5) years (the "Initial Term"), expiring on January 14, 2029, unless terminated earlier in accordance with Section 12.</w:t>
       </w:r>
     </w:p>
     <w:p>
       <w:r>
-        <w:t>"Transition Period" means the period of one hundred and twenty (120) days from the Effective Date during which the Service Provider assumes responsibility for the Services from the Client's incumbent provider.</w:t>
+        <w:rPr>
+          <w:b w:val="0"/>
+          <w:i w:val="0"/>
+        </w:rPr>
+        <w:t>2.2 Renewal. Upon expiration of the Initial Term, this Agreement may be renewed for successive periods of two (2) years each (each a "Renewal Term"), upon mutual written agreement of the Parties, provided that written notice of intent to renew is given at least one hundred and eighty (180) days prior to the expiration of the then-current Term.</w:t>
+      </w:r>
+    </w:p>
+    <w:p>
+      <w:r>
+        <w:rPr>
+          <w:b w:val="0"/>
+          <w:i w:val="0"/>
+        </w:rPr>
+        <w:t>2.3 Ramp-Up Period. The first ninety (90) days following the Effective Date shall constitute the Ramp-Up Period, during which the Service Provider shall transition services from the Client's incumbent providers and achieve full operational capability. Service Level penalties shall not apply during the Ramp-Up Period.</w:t>
       </w:r>
     </w:p>
     <w:p>
@@ -152,336 +331,98 @@
         <w:pStyle w:val="Heading1"/>
       </w:pPr>
       <w:r>
-        <w:t>2. Scope of Services</w:t>
-      </w:r>
-    </w:p>
-    <w:p>
-      <w:pPr>
-        <w:pStyle w:val="Heading2"/>
-      </w:pPr>
-      <w:r>
-        <w:t>2.1 Infrastructure Management Services</w:t>
+        <w:t>3. Scope of Services</w:t>
       </w:r>
     </w:p>
     <w:p>
       <w:r>
-        <w:t>The Service Provider shall provide comprehensive infrastructure management services covering all hardware, software, and network components listed in Schedule A across all Service Locations identified in Schedule B. The infrastructure management services include, but are not limited to:</w:t>
-      </w:r>
-    </w:p>
-    <w:p>
-      <w:pPr>
-        <w:pStyle w:val="ListBullet"/>
-      </w:pPr>
-      <w:r>
-        <w:t>Server administration and monitoring (physical and virtual) for 2,400+ servers</w:t>
-      </w:r>
-    </w:p>
-    <w:p>
-      <w:pPr>
-        <w:pStyle w:val="ListBullet"/>
-      </w:pPr>
-      <w:r>
-        <w:t>Network management including LAN, WAN, SD-WAN, and VPN infrastructure</w:t>
-      </w:r>
-    </w:p>
-    <w:p>
-      <w:pPr>
-        <w:pStyle w:val="ListBullet"/>
-      </w:pPr>
-      <w:r>
-        <w:t>Storage management across SAN, NAS, and cloud storage tiers</w:t>
-      </w:r>
-    </w:p>
-    <w:p>
-      <w:pPr>
-        <w:pStyle w:val="ListBullet"/>
-      </w:pPr>
-      <w:r>
-        <w:t>Database administration for Oracle, SQL Server, PostgreSQL, and MongoDB instances</w:t>
-      </w:r>
-    </w:p>
-    <w:p>
-      <w:pPr>
-        <w:pStyle w:val="ListBullet"/>
-      </w:pPr>
-      <w:r>
-        <w:t>End-user computing support for 15,000 desktop and laptop devices</w:t>
-      </w:r>
-    </w:p>
-    <w:p>
-      <w:pPr>
-        <w:pStyle w:val="ListBullet"/>
-      </w:pPr>
-      <w:r>
-        <w:t>Data center operations at Tier III and Tier IV facilities</w:t>
-      </w:r>
-    </w:p>
-    <w:p>
-      <w:pPr>
-        <w:pStyle w:val="ListBullet"/>
-      </w:pPr>
-      <w:r>
-        <w:t>Cloud infrastructure management across AWS, Azure, and GCP environments</w:t>
-      </w:r>
-    </w:p>
-    <w:p>
-      <w:pPr>
-        <w:pStyle w:val="ListBullet"/>
-      </w:pPr>
-      <w:r>
-        <w:t>Security operations center (SOC) monitoring on a 24x7x365 basis</w:t>
-      </w:r>
-    </w:p>
-    <w:p>
-      <w:pPr>
-        <w:pStyle w:val="Heading2"/>
-      </w:pPr>
-      <w:r>
-        <w:t>2.2 Application Support Services</w:t>
+        <w:rPr>
+          <w:b w:val="0"/>
+          <w:i w:val="0"/>
+        </w:rPr>
+        <w:t>3.1 Service Categories. The Service Provider shall provide the following categories of IT outsourcing services (collectively, the "Services"):</w:t>
       </w:r>
     </w:p>
     <w:p>
       <w:r>
-        <w:t>The Service Provider shall provide application support and maintenance for the enterprise systems listed in Schedule A, Part II. Application support services shall include:</w:t>
+        <w:rPr>
+          <w:b/>
+        </w:rPr>
+        <w:t xml:space="preserve">a) </w:t>
       </w:r>
-    </w:p>
-    <w:p>
-      <w:pPr>
-        <w:pStyle w:val="ListBullet"/>
-      </w:pPr>
       <w:r>
-        <w:t>Level 2 and Level 3 application support for SAP S/4HANA (Finance, HR, SCM, MM modules)</w:t>
-      </w:r>
-    </w:p>
-    <w:p>
-      <w:pPr>
-        <w:pStyle w:val="ListBullet"/>
-      </w:pPr>
-      <w:r>
-        <w:t>Salesforce CRM administration and customization support</w:t>
-      </w:r>
-    </w:p>
-    <w:p>
-      <w:pPr>
-        <w:pStyle w:val="ListBullet"/>
-      </w:pPr>
-      <w:r>
-        <w:t>Oracle E-Business Suite maintenance and patch management</w:t>
-      </w:r>
-    </w:p>
-    <w:p>
-      <w:pPr>
-        <w:pStyle w:val="ListBullet"/>
-      </w:pPr>
-      <w:r>
-        <w:t>Custom application support for Meridian's proprietary trading platform ("MeridianTrade")</w:t>
-      </w:r>
-    </w:p>
-    <w:p>
-      <w:pPr>
-        <w:pStyle w:val="ListBullet"/>
-      </w:pPr>
-      <w:r>
-        <w:t>ServiceNow ITSM platform administration and workflow development</w:t>
-      </w:r>
-    </w:p>
-    <w:p>
-      <w:pPr>
-        <w:pStyle w:val="ListBullet"/>
-      </w:pPr>
-      <w:r>
-        <w:t>Microsoft 365 and Azure Active Directory management</w:t>
-      </w:r>
-    </w:p>
-    <w:p>
-      <w:pPr>
-        <w:pStyle w:val="ListBullet"/>
-      </w:pPr>
-      <w:r>
-        <w:t>Business intelligence support for Tableau and Power BI environments</w:t>
-      </w:r>
-    </w:p>
-    <w:p>
-      <w:pPr>
-        <w:pStyle w:val="ListBullet"/>
-      </w:pPr>
-      <w:r>
-        <w:t>Integration middleware support for MuleSoft and Apache Kafka platforms</w:t>
-      </w:r>
-    </w:p>
-    <w:p>
-      <w:pPr>
-        <w:pStyle w:val="Heading2"/>
-      </w:pPr>
-      <w:r>
-        <w:t>2.3 Excluded Services</w:t>
+        <w:t>Infrastructure Management Services — including server administration, network management, cloud infrastructure (AWS, Azure), storage management, and disaster recovery operations across 12 data center locations;</w:t>
       </w:r>
     </w:p>
     <w:p>
       <w:r>
-        <w:t>The following services are expressly excluded from the scope of this Agreement and shall require a separate Change Order pursuant to Section 14 if the Client wishes to include them:</w:t>
+        <w:rPr>
+          <w:b/>
+        </w:rPr>
+        <w:t xml:space="preserve">b) </w:t>
       </w:r>
-    </w:p>
-    <w:p>
-      <w:pPr>
-        <w:pStyle w:val="ListBullet"/>
-      </w:pPr>
       <w:r>
-        <w:t>New application development (greenfield projects)</w:t>
-      </w:r>
-    </w:p>
-    <w:p>
-      <w:pPr>
-        <w:pStyle w:val="ListBullet"/>
-      </w:pPr>
-      <w:r>
-        <w:t>Hardware procurement and capital expenditure</w:t>
-      </w:r>
-    </w:p>
-    <w:p>
-      <w:pPr>
-        <w:pStyle w:val="ListBullet"/>
-      </w:pPr>
-      <w:r>
-        <w:t>Telecommunications carrier management</w:t>
-      </w:r>
-    </w:p>
-    <w:p>
-      <w:pPr>
-        <w:pStyle w:val="ListBullet"/>
-      </w:pPr>
-      <w:r>
-        <w:t>Physical security of Client premises</w:t>
-      </w:r>
-    </w:p>
-    <w:p>
-      <w:pPr>
-        <w:pStyle w:val="ListBullet"/>
-      </w:pPr>
-      <w:r>
-        <w:t>End-user training programs</w:t>
-      </w:r>
-    </w:p>
-    <w:p>
-      <w:pPr>
-        <w:pStyle w:val="Heading1"/>
-      </w:pPr>
-      <w:r>
-        <w:t>3. Term and Renewal</w:t>
-      </w:r>
-    </w:p>
-    <w:p>
-      <w:pPr>
-        <w:pStyle w:val="Heading2"/>
-      </w:pPr>
-      <w:r>
-        <w:t>3.1 Initial Term</w:t>
+        <w:t>Application Development and Maintenance — including custom software development, legacy application modernization, bug fixes, enhancements, and version upgrades for the Client's portfolio of 47 enterprise applications;</w:t>
       </w:r>
     </w:p>
     <w:p>
       <w:r>
-        <w:t>This Agreement shall commence on the Effective Date and continue for an initial term of five (5) years (the "Initial Term"), expiring on February 28, 2030, unless earlier terminated in accordance with Section 12.</w:t>
+        <w:rPr>
+          <w:b/>
+        </w:rPr>
+        <w:t xml:space="preserve">c) </w:t>
       </w:r>
-    </w:p>
-    <w:p>
-      <w:pPr>
-        <w:pStyle w:val="Heading2"/>
-      </w:pPr>
       <w:r>
-        <w:t>3.2 Renewal</w:t>
+        <w:t>Help Desk and End-User Support — providing Level 1, Level 2, and Level 3 technical support to approximately 8,500 end users across 12 geographic locations, operating 24/7/365;</w:t>
       </w:r>
     </w:p>
     <w:p>
       <w:r>
-        <w:t>Upon expiration of the Initial Term, this Agreement shall automatically renew for successive periods of two (2) years each (each a "Renewal Term"), unless either Party provides written notice of non-renewal at least one hundred and eighty (180) days prior to the expiration of the then-current term.</w:t>
+        <w:rPr>
+          <w:b/>
+        </w:rPr>
+        <w:t xml:space="preserve">d) </w:t>
       </w:r>
-    </w:p>
-    <w:p>
-      <w:pPr>
-        <w:pStyle w:val="Heading2"/>
-      </w:pPr>
       <w:r>
-        <w:t>3.3 Transition Period</w:t>
+        <w:t>Cybersecurity Operations — including Security Operations Center (SOC) monitoring, vulnerability management, incident response, penetration testing, and compliance monitoring;</w:t>
       </w:r>
     </w:p>
     <w:p>
       <w:r>
-        <w:t>The Transition Period shall commence on the Effective Date and conclude no later than one hundred and twenty (120) days thereafter (the "Transition Completion Date"). During the Transition Period, the Service Provider shall:</w:t>
+        <w:rPr>
+          <w:b/>
+        </w:rPr>
+        <w:t xml:space="preserve">e) </w:t>
       </w:r>
-    </w:p>
-    <w:p>
-      <w:pPr>
-        <w:pStyle w:val="ListBullet"/>
-      </w:pPr>
       <w:r>
-        <w:t>Conduct a comprehensive assessment of the Client's existing IT environment</w:t>
-      </w:r>
-    </w:p>
-    <w:p>
-      <w:pPr>
-        <w:pStyle w:val="ListBullet"/>
-      </w:pPr>
-      <w:r>
-        <w:t>Develop and execute a detailed transition plan approved by the Client</w:t>
-      </w:r>
-    </w:p>
-    <w:p>
-      <w:pPr>
-        <w:pStyle w:val="ListBullet"/>
-      </w:pPr>
-      <w:r>
-        <w:t>Assume operational responsibility for all in-scope services in a phased manner</w:t>
-      </w:r>
-    </w:p>
-    <w:p>
-      <w:pPr>
-        <w:pStyle w:val="ListBullet"/>
-      </w:pPr>
-      <w:r>
-        <w:t>Achieve steady-state operations by the Transition Completion Date</w:t>
-      </w:r>
-    </w:p>
-    <w:p>
-      <w:pPr>
-        <w:pStyle w:val="ListBullet"/>
-      </w:pPr>
-      <w:r>
-        <w:t>Provide weekly transition status reports to the Client's Authorized Representative</w:t>
-      </w:r>
-    </w:p>
-    <w:p>
-      <w:pPr>
-        <w:pStyle w:val="Heading1"/>
-      </w:pPr>
-      <w:r>
-        <w:t>4. Pricing and Payment</w:t>
-      </w:r>
-    </w:p>
-    <w:p>
-      <w:pPr>
-        <w:pStyle w:val="Heading2"/>
-      </w:pPr>
-      <w:r>
-        <w:t>4.1 Contract Value</w:t>
+        <w:t>Data Analytics and Business Intelligence — including data warehouse management, ETL pipeline operations, dashboard development, and ad-hoc reporting services;</w:t>
       </w:r>
     </w:p>
     <w:p>
       <w:r>
-        <w:t>The total contract value for the Initial Term is Forty-Seven Million Five Hundred Thousand US Dollars ($47,500,000.00), structured as follows:</w:t>
+        <w:rPr>
+          <w:b/>
+        </w:rPr>
+        <w:t xml:space="preserve">f) </w:t>
+      </w:r>
+      <w:r>
+        <w:t>Cloud Migration and Transformation — including assessment, planning, and execution of the Client's cloud migration strategy targeting 85% cloud adoption by Year 3 of the Agreement.</w:t>
       </w:r>
     </w:p>
     <w:p>
-      <w:pPr>
-        <w:pStyle w:val="Heading3"/>
-      </w:pPr>
       <w:r>
-        <w:t>4.1.1 Annual Fee Schedule</w:t>
+        <w:rPr>
+          <w:b w:val="0"/>
+          <w:i w:val="0"/>
+        </w:rPr>
+        <w:t>3.2 Resource Commitment. The Service Provider shall deploy a minimum of 350 FTEs dedicated to the Client's account, distributed across the following locations:</w:t>
       </w:r>
     </w:p>
     <w:tbl>
       <w:tblPr>
         <w:tblStyle w:val="TableGrid"/>
         <w:tblW w:type="auto" w:w="0"/>
+        <w:jc w:val="center"/>
         <w:tblLook w:firstColumn="1" w:firstRow="1" w:lastColumn="0" w:lastRow="0" w:noHBand="0" w:noVBand="1" w:val="04A0"/>
       </w:tblPr>
       <w:tblGrid>
@@ -497,7 +438,10 @@
           </w:tcPr>
           <w:p>
             <w:r>
-              <w:t>Year</w:t>
+              <w:rPr>
+                <w:b/>
+              </w:rPr>
+              <w:t>Location</w:t>
             </w:r>
           </w:p>
         </w:tc>
@@ -507,7 +451,10 @@
           </w:tcPr>
           <w:p>
             <w:r>
-              <w:t>Base Fee</w:t>
+              <w:rPr>
+                <w:b/>
+              </w:rPr>
+              <w:t>FTE Count</w:t>
             </w:r>
           </w:p>
         </w:tc>
@@ -517,7 +464,10 @@
           </w:tcPr>
           <w:p>
             <w:r>
-              <w:t>Variable Component (est.)</w:t>
+              <w:rPr>
+                <w:b/>
+              </w:rPr>
+              <w:t>Primary Function</w:t>
             </w:r>
           </w:p>
         </w:tc>
@@ -527,7 +477,10 @@
           </w:tcPr>
           <w:p>
             <w:r>
-              <w:t>Total (est.)</w:t>
+              <w:rPr>
+                <w:b/>
+              </w:rPr>
+              <w:t>Operating Hours</w:t>
             </w:r>
           </w:p>
         </w:tc>
@@ -539,7 +492,7 @@
           </w:tcPr>
           <w:p>
             <w:r>
-              <w:t>Year 1 (2025-26)</w:t>
+              <w:t>Gurugram, India (Primary)</w:t>
             </w:r>
           </w:p>
         </w:tc>
@@ -549,7 +502,7 @@
           </w:tcPr>
           <w:p>
             <w:r>
-              <w:t>$7,200,000</w:t>
+              <w:t>180</w:t>
             </w:r>
           </w:p>
         </w:tc>
@@ -559,7 +512,7 @@
           </w:tcPr>
           <w:p>
             <w:r>
-              <w:t>$1,800,000</w:t>
+              <w:t>Application Development, Infrastructure</w:t>
             </w:r>
           </w:p>
         </w:tc>
@@ -569,7 +522,7 @@
           </w:tcPr>
           <w:p>
             <w:r>
-              <w:t>$9,000,000</w:t>
+              <w:t>24/7</w:t>
             </w:r>
           </w:p>
         </w:tc>
@@ -581,7 +534,7 @@
           </w:tcPr>
           <w:p>
             <w:r>
-              <w:t>Year 2 (2026-27)</w:t>
+              <w:t>Bangalore, India</w:t>
             </w:r>
           </w:p>
         </w:tc>
@@ -591,7 +544,7 @@
           </w:tcPr>
           <w:p>
             <w:r>
-              <w:t>$7,416,000</w:t>
+              <w:t>65</w:t>
             </w:r>
           </w:p>
         </w:tc>
@@ -601,7 +554,7 @@
           </w:tcPr>
           <w:p>
             <w:r>
-              <w:t>$1,854,000</w:t>
+              <w:t>Cybersecurity SOC, Data Analytics</w:t>
             </w:r>
           </w:p>
         </w:tc>
@@ -611,7 +564,7 @@
           </w:tcPr>
           <w:p>
             <w:r>
-              <w:t>$9,270,000</w:t>
+              <w:t>24/7</w:t>
             </w:r>
           </w:p>
         </w:tc>
@@ -623,7 +576,7 @@
           </w:tcPr>
           <w:p>
             <w:r>
-              <w:t>Year 3 (2027-28)</w:t>
+              <w:t>Hyderabad, India</w:t>
             </w:r>
           </w:p>
         </w:tc>
@@ -633,7 +586,7 @@
           </w:tcPr>
           <w:p>
             <w:r>
-              <w:t>$7,638,480</w:t>
+              <w:t>40</w:t>
             </w:r>
           </w:p>
         </w:tc>
@@ -643,7 +596,7 @@
           </w:tcPr>
           <w:p>
             <w:r>
-              <w:t>$1,909,620</w:t>
+              <w:t>Cloud Migration, DevOps</w:t>
             </w:r>
           </w:p>
         </w:tc>
@@ -653,7 +606,7 @@
           </w:tcPr>
           <w:p>
             <w:r>
-              <w:t>$9,548,100</w:t>
+              <w:t>IST Business Hours</w:t>
             </w:r>
           </w:p>
         </w:tc>
@@ -665,7 +618,7 @@
           </w:tcPr>
           <w:p>
             <w:r>
-              <w:t>Year 4 (2028-29)</w:t>
+              <w:t>New York, USA</w:t>
             </w:r>
           </w:p>
         </w:tc>
@@ -675,7 +628,7 @@
           </w:tcPr>
           <w:p>
             <w:r>
-              <w:t>$7,867,634</w:t>
+              <w:t>25</w:t>
             </w:r>
           </w:p>
         </w:tc>
@@ -685,7 +638,7 @@
           </w:tcPr>
           <w:p>
             <w:r>
-              <w:t>$1,966,909</w:t>
+              <w:t>Client Liaison, Project Management</w:t>
             </w:r>
           </w:p>
         </w:tc>
@@ -695,7 +648,7 @@
           </w:tcPr>
           <w:p>
             <w:r>
-              <w:t>$9,834,543</w:t>
+              <w:t>EST Business Hours</w:t>
             </w:r>
           </w:p>
         </w:tc>
@@ -707,7 +660,7 @@
           </w:tcPr>
           <w:p>
             <w:r>
-              <w:t>Year 5 (2029-30)</w:t>
+              <w:t>London, UK</w:t>
             </w:r>
           </w:p>
         </w:tc>
@@ -717,7 +670,7 @@
           </w:tcPr>
           <w:p>
             <w:r>
-              <w:t>$8,103,663</w:t>
+              <w:t>15</w:t>
             </w:r>
           </w:p>
         </w:tc>
@@ -727,7 +680,7 @@
           </w:tcPr>
           <w:p>
             <w:r>
-              <w:t>$2,025,916</w:t>
+              <w:t>European Operations, GDPR Compliance</w:t>
             </w:r>
           </w:p>
         </w:tc>
@@ -737,7 +690,7 @@
           </w:tcPr>
           <w:p>
             <w:r>
-              <w:t>$10,129,579</w:t>
+              <w:t>GMT Business Hours</w:t>
             </w:r>
           </w:p>
         </w:tc>
@@ -749,7 +702,7 @@
           </w:tcPr>
           <w:p>
             <w:r>
-              <w:t>TOTAL</w:t>
+              <w:t>Singapore</w:t>
             </w:r>
           </w:p>
         </w:tc>
@@ -759,7 +712,7 @@
           </w:tcPr>
           <w:p>
             <w:r>
-              <w:t>$38,225,777</w:t>
+              <w:t>10</w:t>
             </w:r>
           </w:p>
         </w:tc>
@@ -769,7 +722,7 @@
           </w:tcPr>
           <w:p>
             <w:r>
-              <w:t>$9,556,445</w:t>
+              <w:t>APAC Support</w:t>
             </w:r>
           </w:p>
         </w:tc>
@@ -779,62 +732,104 @@
           </w:tcPr>
           <w:p>
             <w:r>
-              <w:t>$47,782,222</w:t>
+              <w:t>SGT Business Hours</w:t>
+            </w:r>
+          </w:p>
+        </w:tc>
+      </w:tr>
+      <w:tr>
+        <w:tc>
+          <w:tcPr>
+            <w:tcW w:type="dxa" w:w="2160"/>
+          </w:tcPr>
+          <w:p>
+            <w:r>
+              <w:t>Toronto, Canada</w:t>
+            </w:r>
+          </w:p>
+        </w:tc>
+        <w:tc>
+          <w:tcPr>
+            <w:tcW w:type="dxa" w:w="2160"/>
+          </w:tcPr>
+          <w:p>
+            <w:r>
+              <w:t>8</w:t>
+            </w:r>
+          </w:p>
+        </w:tc>
+        <w:tc>
+          <w:tcPr>
+            <w:tcW w:type="dxa" w:w="2160"/>
+          </w:tcPr>
+          <w:p>
+            <w:r>
+              <w:t>Canadian Operations</w:t>
+            </w:r>
+          </w:p>
+        </w:tc>
+        <w:tc>
+          <w:tcPr>
+            <w:tcW w:type="dxa" w:w="2160"/>
+          </w:tcPr>
+          <w:p>
+            <w:r>
+              <w:t>EST Business Hours</w:t>
+            </w:r>
+          </w:p>
+        </w:tc>
+      </w:tr>
+      <w:tr>
+        <w:tc>
+          <w:tcPr>
+            <w:tcW w:type="dxa" w:w="2160"/>
+          </w:tcPr>
+          <w:p>
+            <w:r>
+              <w:t>Sydney, Australia</w:t>
+            </w:r>
+          </w:p>
+        </w:tc>
+        <w:tc>
+          <w:tcPr>
+            <w:tcW w:type="dxa" w:w="2160"/>
+          </w:tcPr>
+          <w:p>
+            <w:r>
+              <w:t>7</w:t>
+            </w:r>
+          </w:p>
+        </w:tc>
+        <w:tc>
+          <w:tcPr>
+            <w:tcW w:type="dxa" w:w="2160"/>
+          </w:tcPr>
+          <w:p>
+            <w:r>
+              <w:t>ANZ Support</w:t>
+            </w:r>
+          </w:p>
+        </w:tc>
+        <w:tc>
+          <w:tcPr>
+            <w:tcW w:type="dxa" w:w="2160"/>
+          </w:tcPr>
+          <w:p>
+            <w:r>
+              <w:t>AEST Business Hours</w:t>
             </w:r>
           </w:p>
         </w:tc>
       </w:tr>
     </w:tbl>
-    <w:p>
-      <w:pPr>
-        <w:pStyle w:val="Heading2"/>
-      </w:pPr>
-      <w:r>
-        <w:t>4.2 Price Escalation</w:t>
-      </w:r>
-    </w:p>
+    <w:p/>
     <w:p>
       <w:r>
-        <w:t>The Base Fee shall be subject to an annual escalation of three percent (3%) or the Consumer Price Index (CPI) increase for the preceding calendar year, whichever is lower (the "Escalation Cap"). The escalation shall apply from Year 2 onwards and shall be calculated on the Base Fee of the immediately preceding year. The Service Provider shall provide the Client with a revised fee schedule no later than sixty (60) days before the start of each contract year.</w:t>
-      </w:r>
-    </w:p>
-    <w:p>
-      <w:pPr>
-        <w:pStyle w:val="Heading2"/>
-      </w:pPr>
-      <w:r>
-        <w:t>4.3 Payment Terms</w:t>
-      </w:r>
-    </w:p>
-    <w:p>
-      <w:r>
-        <w:t>The Client shall pay the Service Provider in equal monthly installments of the Base Fee, payable within forty-five (45) days of receipt of a valid invoice. Variable components shall be invoiced quarterly in arrears based on actual consumption, subject to the reconciliation process described in Section 4.5. All payments shall be made in US Dollars by wire transfer to the account specified in Schedule E.</w:t>
-      </w:r>
-    </w:p>
-    <w:p>
-      <w:pPr>
-        <w:pStyle w:val="Heading2"/>
-      </w:pPr>
-      <w:r>
-        <w:t>4.4 Service Credits and Deductions</w:t>
-      </w:r>
-    </w:p>
-    <w:p>
-      <w:r>
-        <w:t>Service Credits earned by the Client pursuant to Schedule C shall be applied as deductions against the next monthly invoice. The maximum aggregate Service Credits in any calendar month shall not exceed fifteen percent (15%) of the monthly Base Fee (the "Monthly Credit Cap"). Service Credits that exceed the Monthly Credit Cap shall be carried forward to subsequent months. Notwithstanding the foregoing, if aggregate Service Credits in any rolling twelve (12) month period exceed twenty percent (20%) of the annual Base Fee, the Client shall have the right to terminate this Agreement for cause pursuant to Section 12.2.</w:t>
-      </w:r>
-    </w:p>
-    <w:p>
-      <w:pPr>
-        <w:pStyle w:val="Heading2"/>
-      </w:pPr>
-      <w:r>
-        <w:t>4.5 Quarterly Reconciliation</w:t>
-      </w:r>
-    </w:p>
-    <w:p>
-      <w:r>
-        <w:t>Within thirty (30) days following the end of each calendar quarter, the Parties shall conduct a reconciliation of all variable charges, Service Credits, and any disputed amounts. Any net amount due to either Party shall be settled within fifteen (15) Business Days of the reconciliation completion.</w:t>
+        <w:rPr>
+          <w:b w:val="0"/>
+          <w:i w:val="0"/>
+        </w:rPr>
+        <w:t>3.3 Exclusions. The following are expressly excluded from the scope of Services: (a) procurement of third-party hardware or software licenses on behalf of the Client; (b) physical data center facility management; (c) telecommunications carrier management; and (d) end-user device procurement and provisioning.</w:t>
       </w:r>
     </w:p>
     <w:p>
@@ -842,26 +837,32 @@
         <w:pStyle w:val="Heading1"/>
       </w:pPr>
       <w:r>
-        <w:t>5. Service Levels and Performance Standards</w:t>
-      </w:r>
-    </w:p>
-    <w:p>
-      <w:pPr>
-        <w:pStyle w:val="Heading2"/>
-      </w:pPr>
-      <w:r>
-        <w:t>5.1 SLA Framework</w:t>
+        <w:t>4. Service Level Agreement</w:t>
       </w:r>
     </w:p>
     <w:p>
       <w:r>
-        <w:t>The Service Provider shall meet or exceed the Service Levels set forth in Schedule C. The SLA framework is structured around five (5) severity levels, each with defined response times, resolution times, and associated Service Credits for non-compliance.</w:t>
+        <w:rPr>
+          <w:b w:val="0"/>
+          <w:i w:val="0"/>
+        </w:rPr>
+        <w:t>4.1 Service Level Framework. The Service Provider shall meet or exceed the Service Levels specified in Schedule 3. Service Levels are measured on a monthly basis and reported within five (5) Business Days of each calendar month end.</w:t>
+      </w:r>
+    </w:p>
+    <w:p>
+      <w:r>
+        <w:rPr>
+          <w:b w:val="0"/>
+          <w:i w:val="0"/>
+        </w:rPr>
+        <w:t>4.2 Severity Classification. Incidents shall be classified according to the following severity framework:</w:t>
       </w:r>
     </w:p>
     <w:tbl>
       <w:tblPr>
         <w:tblStyle w:val="TableGrid"/>
         <w:tblW w:type="auto" w:w="0"/>
+        <w:jc w:val="center"/>
         <w:tblLook w:firstColumn="1" w:firstRow="1" w:lastColumn="0" w:lastRow="0" w:noHBand="0" w:noVBand="1" w:val="04A0"/>
       </w:tblPr>
       <w:tblGrid>
@@ -878,6 +879,9 @@
           </w:tcPr>
           <w:p>
             <w:r>
+              <w:rPr>
+                <w:b/>
+              </w:rPr>
               <w:t>Severity</w:t>
             </w:r>
           </w:p>
@@ -888,6 +892,9 @@
           </w:tcPr>
           <w:p>
             <w:r>
+              <w:rPr>
+                <w:b/>
+              </w:rPr>
               <w:t>Description</w:t>
             </w:r>
           </w:p>
@@ -898,6 +905,9 @@
           </w:tcPr>
           <w:p>
             <w:r>
+              <w:rPr>
+                <w:b/>
+              </w:rPr>
               <w:t>Response Time</w:t>
             </w:r>
           </w:p>
@@ -908,6 +918,9 @@
           </w:tcPr>
           <w:p>
             <w:r>
+              <w:rPr>
+                <w:b/>
+              </w:rPr>
               <w:t>Resolution Time</w:t>
             </w:r>
           </w:p>
@@ -918,7 +931,10 @@
           </w:tcPr>
           <w:p>
             <w:r>
-              <w:t>Service Credit (% monthly fee)</w:t>
+              <w:rPr>
+                <w:b/>
+              </w:rPr>
+              <w:t>Escalation</w:t>
             </w:r>
           </w:p>
         </w:tc>
@@ -940,7 +956,7 @@
           </w:tcPr>
           <w:p>
             <w:r>
-              <w:t>Complete system outage affecting &gt;50% of users</w:t>
+              <w:t>Complete service outage or data breach affecting production systems</w:t>
             </w:r>
           </w:p>
         </w:tc>
@@ -970,7 +986,7 @@
           </w:tcPr>
           <w:p>
             <w:r>
-              <w:t>5% per incident</w:t>
+              <w:t>Immediate VP-level notification</w:t>
             </w:r>
           </w:p>
         </w:tc>
@@ -992,7 +1008,7 @@
           </w:tcPr>
           <w:p>
             <w:r>
-              <w:t>Major degradation affecting business-critical functions</w:t>
+              <w:t>Major degradation affecting &gt;25% of users or critical business function</w:t>
             </w:r>
           </w:p>
         </w:tc>
@@ -1022,7 +1038,7 @@
           </w:tcPr>
           <w:p>
             <w:r>
-              <w:t>3% per incident</w:t>
+              <w:t>Director notification within 1 hour</w:t>
             </w:r>
           </w:p>
         </w:tc>
@@ -1044,7 +1060,7 @@
           </w:tcPr>
           <w:p>
             <w:r>
-              <w:t>Partial service impact with workaround available</w:t>
+              <w:t>Partial service impact affecting &lt;25% of users</w:t>
             </w:r>
           </w:p>
         </w:tc>
@@ -1074,7 +1090,7 @@
           </w:tcPr>
           <w:p>
             <w:r>
-              <w:t>1% per incident</w:t>
+              <w:t>Manager notification within 4 hours</w:t>
             </w:r>
           </w:p>
         </w:tc>
@@ -1096,7 +1112,7 @@
           </w:tcPr>
           <w:p>
             <w:r>
-              <w:t>Minor issue with minimal business impact</w:t>
+              <w:t>Minor issue with workaround available</w:t>
             </w:r>
           </w:p>
         </w:tc>
@@ -1126,7 +1142,7 @@
           </w:tcPr>
           <w:p>
             <w:r>
-              <w:t>0.5% per incident</w:t>
+              <w:t>Standard ticket queue</w:t>
             </w:r>
           </w:p>
         </w:tc>
@@ -1148,7 +1164,7 @@
           </w:tcPr>
           <w:p>
             <w:r>
-              <w:t>Service request or enhancement</w:t>
+              <w:t>Enhancement request or cosmetic issue</w:t>
             </w:r>
           </w:p>
         </w:tc>
@@ -1158,7 +1174,7 @@
           </w:tcPr>
           <w:p>
             <w:r>
-              <w:t>1 Business Day</w:t>
+              <w:t>Next Business Day</w:t>
             </w:r>
           </w:p>
         </w:tc>
@@ -1168,7 +1184,7 @@
           </w:tcPr>
           <w:p>
             <w:r>
-              <w:t>5 Business Days</w:t>
+              <w:t>As scheduled</w:t>
             </w:r>
           </w:p>
         </w:tc>
@@ -1178,24 +1194,1179 @@
           </w:tcPr>
           <w:p>
             <w:r>
-              <w:t>N/A</w:t>
+              <w:t>Backlog prioritization</w:t>
             </w:r>
           </w:p>
         </w:tc>
       </w:tr>
     </w:tbl>
+    <w:p/>
     <w:p>
-      <w:pPr>
-        <w:pStyle w:val="Heading2"/>
-      </w:pPr>
       <w:r>
-        <w:t>5.2 Availability Targets</w:t>
+        <w:rPr>
+          <w:b w:val="0"/>
+          <w:i w:val="0"/>
+        </w:rPr>
+        <w:t>4.3 Service Credits. In the event the Service Provider fails to meet the Service Levels for any given month, the Client shall be entitled to Service Credits calculated as follows:</w:t>
       </w:r>
     </w:p>
     <w:tbl>
       <w:tblPr>
         <w:tblStyle w:val="TableGrid"/>
         <w:tblW w:type="auto" w:w="0"/>
+        <w:jc w:val="center"/>
+        <w:tblLook w:firstColumn="1" w:firstRow="1" w:lastColumn="0" w:lastRow="0" w:noHBand="0" w:noVBand="1" w:val="04A0"/>
+      </w:tblPr>
+      <w:tblGrid>
+        <w:gridCol w:w="2160"/>
+        <w:gridCol w:w="2160"/>
+        <w:gridCol w:w="2160"/>
+        <w:gridCol w:w="2160"/>
+      </w:tblGrid>
+      <w:tr>
+        <w:tc>
+          <w:tcPr>
+            <w:tcW w:type="dxa" w:w="2160"/>
+          </w:tcPr>
+          <w:p>
+            <w:r>
+              <w:rPr>
+                <w:b/>
+              </w:rPr>
+              <w:t>SLA Metric</w:t>
+            </w:r>
+          </w:p>
+        </w:tc>
+        <w:tc>
+          <w:tcPr>
+            <w:tcW w:type="dxa" w:w="2160"/>
+          </w:tcPr>
+          <w:p>
+            <w:r>
+              <w:rPr>
+                <w:b/>
+              </w:rPr>
+              <w:t>Target</w:t>
+            </w:r>
+          </w:p>
+        </w:tc>
+        <w:tc>
+          <w:tcPr>
+            <w:tcW w:type="dxa" w:w="2160"/>
+          </w:tcPr>
+          <w:p>
+            <w:r>
+              <w:rPr>
+                <w:b/>
+              </w:rPr>
+              <w:t>Service Credit (per % below target)</w:t>
+            </w:r>
+          </w:p>
+        </w:tc>
+        <w:tc>
+          <w:tcPr>
+            <w:tcW w:type="dxa" w:w="2160"/>
+          </w:tcPr>
+          <w:p>
+            <w:r>
+              <w:rPr>
+                <w:b/>
+              </w:rPr>
+              <w:t>Monthly Credit Cap</w:t>
+            </w:r>
+          </w:p>
+        </w:tc>
+      </w:tr>
+      <w:tr>
+        <w:tc>
+          <w:tcPr>
+            <w:tcW w:type="dxa" w:w="2160"/>
+          </w:tcPr>
+          <w:p>
+            <w:r>
+              <w:t>System Availability</w:t>
+            </w:r>
+          </w:p>
+        </w:tc>
+        <w:tc>
+          <w:tcPr>
+            <w:tcW w:type="dxa" w:w="2160"/>
+          </w:tcPr>
+          <w:p>
+            <w:r>
+              <w:t>99.95%</w:t>
+            </w:r>
+          </w:p>
+        </w:tc>
+        <w:tc>
+          <w:tcPr>
+            <w:tcW w:type="dxa" w:w="2160"/>
+          </w:tcPr>
+          <w:p>
+            <w:r>
+              <w:t>2% of monthly Base Fee per 0.1% shortfall</w:t>
+            </w:r>
+          </w:p>
+        </w:tc>
+        <w:tc>
+          <w:tcPr>
+            <w:tcW w:type="dxa" w:w="2160"/>
+          </w:tcPr>
+          <w:p>
+            <w:r>
+              <w:t>15% of monthly Base Fee</w:t>
+            </w:r>
+          </w:p>
+        </w:tc>
+      </w:tr>
+      <w:tr>
+        <w:tc>
+          <w:tcPr>
+            <w:tcW w:type="dxa" w:w="2160"/>
+          </w:tcPr>
+          <w:p>
+            <w:r>
+              <w:t>Severity 1 Response Time</w:t>
+            </w:r>
+          </w:p>
+        </w:tc>
+        <w:tc>
+          <w:tcPr>
+            <w:tcW w:type="dxa" w:w="2160"/>
+          </w:tcPr>
+          <w:p>
+            <w:r>
+              <w:t>15 minutes</w:t>
+            </w:r>
+          </w:p>
+        </w:tc>
+        <w:tc>
+          <w:tcPr>
+            <w:tcW w:type="dxa" w:w="2160"/>
+          </w:tcPr>
+          <w:p>
+            <w:r>
+              <w:t>USD 5,000 per incident exceeding target</w:t>
+            </w:r>
+          </w:p>
+        </w:tc>
+        <w:tc>
+          <w:tcPr>
+            <w:tcW w:type="dxa" w:w="2160"/>
+          </w:tcPr>
+          <w:p>
+            <w:r>
+              <w:t>10% of monthly Base Fee</w:t>
+            </w:r>
+          </w:p>
+        </w:tc>
+      </w:tr>
+      <w:tr>
+        <w:tc>
+          <w:tcPr>
+            <w:tcW w:type="dxa" w:w="2160"/>
+          </w:tcPr>
+          <w:p>
+            <w:r>
+              <w:t>Severity 1 Resolution Time</w:t>
+            </w:r>
+          </w:p>
+        </w:tc>
+        <w:tc>
+          <w:tcPr>
+            <w:tcW w:type="dxa" w:w="2160"/>
+          </w:tcPr>
+          <w:p>
+            <w:r>
+              <w:t>4 hours</w:t>
+            </w:r>
+          </w:p>
+        </w:tc>
+        <w:tc>
+          <w:tcPr>
+            <w:tcW w:type="dxa" w:w="2160"/>
+          </w:tcPr>
+          <w:p>
+            <w:r>
+              <w:t>USD 10,000 per incident exceeding target</w:t>
+            </w:r>
+          </w:p>
+        </w:tc>
+        <w:tc>
+          <w:tcPr>
+            <w:tcW w:type="dxa" w:w="2160"/>
+          </w:tcPr>
+          <w:p>
+            <w:r>
+              <w:t>15% of monthly Base Fee</w:t>
+            </w:r>
+          </w:p>
+        </w:tc>
+      </w:tr>
+      <w:tr>
+        <w:tc>
+          <w:tcPr>
+            <w:tcW w:type="dxa" w:w="2160"/>
+          </w:tcPr>
+          <w:p>
+            <w:r>
+              <w:t>Severity 2 Response Time</w:t>
+            </w:r>
+          </w:p>
+        </w:tc>
+        <w:tc>
+          <w:tcPr>
+            <w:tcW w:type="dxa" w:w="2160"/>
+          </w:tcPr>
+          <w:p>
+            <w:r>
+              <w:t>30 minutes</w:t>
+            </w:r>
+          </w:p>
+        </w:tc>
+        <w:tc>
+          <w:tcPr>
+            <w:tcW w:type="dxa" w:w="2160"/>
+          </w:tcPr>
+          <w:p>
+            <w:r>
+              <w:t>USD 2,500 per incident exceeding target</w:t>
+            </w:r>
+          </w:p>
+        </w:tc>
+        <w:tc>
+          <w:tcPr>
+            <w:tcW w:type="dxa" w:w="2160"/>
+          </w:tcPr>
+          <w:p>
+            <w:r>
+              <w:t>5% of monthly Base Fee</w:t>
+            </w:r>
+          </w:p>
+        </w:tc>
+      </w:tr>
+      <w:tr>
+        <w:tc>
+          <w:tcPr>
+            <w:tcW w:type="dxa" w:w="2160"/>
+          </w:tcPr>
+          <w:p>
+            <w:r>
+              <w:t>Help Desk First-Call Resolution</w:t>
+            </w:r>
+          </w:p>
+        </w:tc>
+        <w:tc>
+          <w:tcPr>
+            <w:tcW w:type="dxa" w:w="2160"/>
+          </w:tcPr>
+          <w:p>
+            <w:r>
+              <w:t>75%</w:t>
+            </w:r>
+          </w:p>
+        </w:tc>
+        <w:tc>
+          <w:tcPr>
+            <w:tcW w:type="dxa" w:w="2160"/>
+          </w:tcPr>
+          <w:p>
+            <w:r>
+              <w:t>1% of monthly Base Fee per 5% shortfall</w:t>
+            </w:r>
+          </w:p>
+        </w:tc>
+        <w:tc>
+          <w:tcPr>
+            <w:tcW w:type="dxa" w:w="2160"/>
+          </w:tcPr>
+          <w:p>
+            <w:r>
+              <w:t>10% of monthly Base Fee</w:t>
+            </w:r>
+          </w:p>
+        </w:tc>
+      </w:tr>
+      <w:tr>
+        <w:tc>
+          <w:tcPr>
+            <w:tcW w:type="dxa" w:w="2160"/>
+          </w:tcPr>
+          <w:p>
+            <w:r>
+              <w:t>Customer Satisfaction Score</w:t>
+            </w:r>
+          </w:p>
+        </w:tc>
+        <w:tc>
+          <w:tcPr>
+            <w:tcW w:type="dxa" w:w="2160"/>
+          </w:tcPr>
+          <w:p>
+            <w:r>
+              <w:t>4.0/5.0</w:t>
+            </w:r>
+          </w:p>
+        </w:tc>
+        <w:tc>
+          <w:tcPr>
+            <w:tcW w:type="dxa" w:w="2160"/>
+          </w:tcPr>
+          <w:p>
+            <w:r>
+              <w:t>1.5% of monthly Base Fee per 0.5 shortfall</w:t>
+            </w:r>
+          </w:p>
+        </w:tc>
+        <w:tc>
+          <w:tcPr>
+            <w:tcW w:type="dxa" w:w="2160"/>
+          </w:tcPr>
+          <w:p>
+            <w:r>
+              <w:t>7.5% of monthly Base Fee</w:t>
+            </w:r>
+          </w:p>
+        </w:tc>
+      </w:tr>
+    </w:tbl>
+    <w:p/>
+    <w:p>
+      <w:r>
+        <w:rPr>
+          <w:b w:val="0"/>
+          <w:i w:val="0"/>
+        </w:rPr>
+        <w:t>4.4 Aggregate Service Credit Cap. The total Service Credits payable by the Service Provider in any calendar month shall not exceed twenty-five percent (25%) of the monthly Base Fee for that month. If Service Credits exceed twenty percent (20%) of the monthly Base Fee for three (3) consecutive months, the Client shall have the right to terminate this Agreement for cause pursuant to Section 12.3.</w:t>
+      </w:r>
+    </w:p>
+    <w:p>
+      <w:r>
+        <w:rPr>
+          <w:b w:val="0"/>
+          <w:i w:val="0"/>
+        </w:rPr>
+        <w:t>4.5 Earnback Mechanism. If the Service Provider meets or exceeds all Service Levels for three (3) consecutive months following a month in which Service Credits were applied, fifty percent (50%) of the Service Credits from the triggering month shall be credited back to the Service Provider.</w:t>
+      </w:r>
+    </w:p>
+    <w:p>
+      <w:pPr>
+        <w:pStyle w:val="Heading1"/>
+      </w:pPr>
+      <w:r>
+        <w:t>5. Pricing and Payment</w:t>
+      </w:r>
+    </w:p>
+    <w:p>
+      <w:r>
+        <w:rPr>
+          <w:b w:val="0"/>
+          <w:i w:val="0"/>
+        </w:rPr>
+        <w:t>5.1 Total Contract Value. The Total Contract Value for the initial five-year Term is USD 47,500,000 (Forty-Seven Million Five Hundred Thousand United States Dollars), structured as follows:</w:t>
+      </w:r>
+    </w:p>
+    <w:tbl>
+      <w:tblPr>
+        <w:tblStyle w:val="TableGrid"/>
+        <w:tblW w:type="auto" w:w="0"/>
+        <w:jc w:val="center"/>
+        <w:tblLook w:firstColumn="1" w:firstRow="1" w:lastColumn="0" w:lastRow="0" w:noHBand="0" w:noVBand="1" w:val="04A0"/>
+      </w:tblPr>
+      <w:tblGrid>
+        <w:gridCol w:w="2160"/>
+        <w:gridCol w:w="2160"/>
+        <w:gridCol w:w="2160"/>
+        <w:gridCol w:w="2160"/>
+      </w:tblGrid>
+      <w:tr>
+        <w:tc>
+          <w:tcPr>
+            <w:tcW w:type="dxa" w:w="2160"/>
+          </w:tcPr>
+          <w:p>
+            <w:r>
+              <w:rPr>
+                <w:b/>
+              </w:rPr>
+              <w:t>Year</w:t>
+            </w:r>
+          </w:p>
+        </w:tc>
+        <w:tc>
+          <w:tcPr>
+            <w:tcW w:type="dxa" w:w="2160"/>
+          </w:tcPr>
+          <w:p>
+            <w:r>
+              <w:rPr>
+                <w:b/>
+              </w:rPr>
+              <w:t>Annual Base Fee</w:t>
+            </w:r>
+          </w:p>
+        </w:tc>
+        <w:tc>
+          <w:tcPr>
+            <w:tcW w:type="dxa" w:w="2160"/>
+          </w:tcPr>
+          <w:p>
+            <w:r>
+              <w:rPr>
+                <w:b/>
+              </w:rPr>
+              <w:t>Variable Component (est.)</w:t>
+            </w:r>
+          </w:p>
+        </w:tc>
+        <w:tc>
+          <w:tcPr>
+            <w:tcW w:type="dxa" w:w="2160"/>
+          </w:tcPr>
+          <w:p>
+            <w:r>
+              <w:rPr>
+                <w:b/>
+              </w:rPr>
+              <w:t>Total (est.)</w:t>
+            </w:r>
+          </w:p>
+        </w:tc>
+      </w:tr>
+      <w:tr>
+        <w:tc>
+          <w:tcPr>
+            <w:tcW w:type="dxa" w:w="2160"/>
+          </w:tcPr>
+          <w:p>
+            <w:r>
+              <w:t>Year 1 (2024)</w:t>
+            </w:r>
+          </w:p>
+        </w:tc>
+        <w:tc>
+          <w:tcPr>
+            <w:tcW w:type="dxa" w:w="2160"/>
+          </w:tcPr>
+          <w:p>
+            <w:r>
+              <w:t>USD 9,500,000</w:t>
+            </w:r>
+          </w:p>
+        </w:tc>
+        <w:tc>
+          <w:tcPr>
+            <w:tcW w:type="dxa" w:w="2160"/>
+          </w:tcPr>
+          <w:p>
+            <w:r>
+              <w:t>USD 500,000</w:t>
+            </w:r>
+          </w:p>
+        </w:tc>
+        <w:tc>
+          <w:tcPr>
+            <w:tcW w:type="dxa" w:w="2160"/>
+          </w:tcPr>
+          <w:p>
+            <w:r>
+              <w:t>USD 10,000,000</w:t>
+            </w:r>
+          </w:p>
+        </w:tc>
+      </w:tr>
+      <w:tr>
+        <w:tc>
+          <w:tcPr>
+            <w:tcW w:type="dxa" w:w="2160"/>
+          </w:tcPr>
+          <w:p>
+            <w:r>
+              <w:t>Year 2 (2025)</w:t>
+            </w:r>
+          </w:p>
+        </w:tc>
+        <w:tc>
+          <w:tcPr>
+            <w:tcW w:type="dxa" w:w="2160"/>
+          </w:tcPr>
+          <w:p>
+            <w:r>
+              <w:t>USD 9,500,000</w:t>
+            </w:r>
+          </w:p>
+        </w:tc>
+        <w:tc>
+          <w:tcPr>
+            <w:tcW w:type="dxa" w:w="2160"/>
+          </w:tcPr>
+          <w:p>
+            <w:r>
+              <w:t>USD 750,000</w:t>
+            </w:r>
+          </w:p>
+        </w:tc>
+        <w:tc>
+          <w:tcPr>
+            <w:tcW w:type="dxa" w:w="2160"/>
+          </w:tcPr>
+          <w:p>
+            <w:r>
+              <w:t>USD 10,250,000</w:t>
+            </w:r>
+          </w:p>
+        </w:tc>
+      </w:tr>
+      <w:tr>
+        <w:tc>
+          <w:tcPr>
+            <w:tcW w:type="dxa" w:w="2160"/>
+          </w:tcPr>
+          <w:p>
+            <w:r>
+              <w:t>Year 3 (2026)</w:t>
+            </w:r>
+          </w:p>
+        </w:tc>
+        <w:tc>
+          <w:tcPr>
+            <w:tcW w:type="dxa" w:w="2160"/>
+          </w:tcPr>
+          <w:p>
+            <w:r>
+              <w:t>USD 9,200,000</w:t>
+            </w:r>
+          </w:p>
+        </w:tc>
+        <w:tc>
+          <w:tcPr>
+            <w:tcW w:type="dxa" w:w="2160"/>
+          </w:tcPr>
+          <w:p>
+            <w:r>
+              <w:t>USD 800,000</w:t>
+            </w:r>
+          </w:p>
+        </w:tc>
+        <w:tc>
+          <w:tcPr>
+            <w:tcW w:type="dxa" w:w="2160"/>
+          </w:tcPr>
+          <w:p>
+            <w:r>
+              <w:t>USD 10,000,000</w:t>
+            </w:r>
+          </w:p>
+        </w:tc>
+      </w:tr>
+      <w:tr>
+        <w:tc>
+          <w:tcPr>
+            <w:tcW w:type="dxa" w:w="2160"/>
+          </w:tcPr>
+          <w:p>
+            <w:r>
+              <w:t>Year 4 (2027)</w:t>
+            </w:r>
+          </w:p>
+        </w:tc>
+        <w:tc>
+          <w:tcPr>
+            <w:tcW w:type="dxa" w:w="2160"/>
+          </w:tcPr>
+          <w:p>
+            <w:r>
+              <w:t>USD 8,800,000</w:t>
+            </w:r>
+          </w:p>
+        </w:tc>
+        <w:tc>
+          <w:tcPr>
+            <w:tcW w:type="dxa" w:w="2160"/>
+          </w:tcPr>
+          <w:p>
+            <w:r>
+              <w:t>USD 700,000</w:t>
+            </w:r>
+          </w:p>
+        </w:tc>
+        <w:tc>
+          <w:tcPr>
+            <w:tcW w:type="dxa" w:w="2160"/>
+          </w:tcPr>
+          <w:p>
+            <w:r>
+              <w:t>USD 9,500,000</w:t>
+            </w:r>
+          </w:p>
+        </w:tc>
+      </w:tr>
+      <w:tr>
+        <w:tc>
+          <w:tcPr>
+            <w:tcW w:type="dxa" w:w="2160"/>
+          </w:tcPr>
+          <w:p>
+            <w:r>
+              <w:t>Year 5 (2028)</w:t>
+            </w:r>
+          </w:p>
+        </w:tc>
+        <w:tc>
+          <w:tcPr>
+            <w:tcW w:type="dxa" w:w="2160"/>
+          </w:tcPr>
+          <w:p>
+            <w:r>
+              <w:t>USD 8,500,000</w:t>
+            </w:r>
+          </w:p>
+        </w:tc>
+        <w:tc>
+          <w:tcPr>
+            <w:tcW w:type="dxa" w:w="2160"/>
+          </w:tcPr>
+          <w:p>
+            <w:r>
+              <w:t>USD 750,000</w:t>
+            </w:r>
+          </w:p>
+        </w:tc>
+        <w:tc>
+          <w:tcPr>
+            <w:tcW w:type="dxa" w:w="2160"/>
+          </w:tcPr>
+          <w:p>
+            <w:r>
+              <w:t>USD 9,250,000</w:t>
+            </w:r>
+          </w:p>
+        </w:tc>
+      </w:tr>
+      <w:tr>
+        <w:tc>
+          <w:tcPr>
+            <w:tcW w:type="dxa" w:w="2160"/>
+          </w:tcPr>
+          <w:p>
+            <w:r>
+              <w:t>Total</w:t>
+            </w:r>
+          </w:p>
+        </w:tc>
+        <w:tc>
+          <w:tcPr>
+            <w:tcW w:type="dxa" w:w="2160"/>
+          </w:tcPr>
+          <w:p>
+            <w:r>
+              <w:t>USD 45,500,000</w:t>
+            </w:r>
+          </w:p>
+        </w:tc>
+        <w:tc>
+          <w:tcPr>
+            <w:tcW w:type="dxa" w:w="2160"/>
+          </w:tcPr>
+          <w:p>
+            <w:r>
+              <w:t>USD 3,500,000</w:t>
+            </w:r>
+          </w:p>
+        </w:tc>
+        <w:tc>
+          <w:tcPr>
+            <w:tcW w:type="dxa" w:w="2160"/>
+          </w:tcPr>
+          <w:p>
+            <w:r>
+              <w:t>USD 49,000,000</w:t>
+            </w:r>
+          </w:p>
+        </w:tc>
+      </w:tr>
+    </w:tbl>
+    <w:p/>
+    <w:p>
+      <w:r>
+        <w:rPr>
+          <w:b w:val="0"/>
+          <w:i w:val="0"/>
+        </w:rPr>
+        <w:t>5.2 Price Escalation. The Base Fee shall be subject to annual adjustment not exceeding the lesser of: (a) three percent (3%) per annum; or (b) the Consumer Price Index (CPI) increase for the preceding twelve-month period as published by the U.S. Bureau of Labor Statistics. Any adjustment exceeding 3% shall require mutual written agreement.</w:t>
+      </w:r>
+    </w:p>
+    <w:p>
+      <w:r>
+        <w:rPr>
+          <w:b w:val="0"/>
+          <w:i w:val="0"/>
+        </w:rPr>
+        <w:t>5.3 Payment Terms. The Client shall pay the Service Provider within forty-five (45) days of receipt of a valid invoice. Invoices shall be submitted monthly in arrears. Late payments shall accrue interest at the rate of 1.5% per month or the maximum rate permitted by applicable law, whichever is lower.</w:t>
+      </w:r>
+    </w:p>
+    <w:p>
+      <w:r>
+        <w:rPr>
+          <w:b w:val="0"/>
+          <w:i w:val="0"/>
+        </w:rPr>
+        <w:t>5.4 Disputed Invoices. The Client may dispute any invoice or portion thereof in good faith by providing written notice within thirty (30) days of receipt. Undisputed amounts shall be paid in accordance with Section 5.3. The Parties shall use commercially reasonable efforts to resolve any invoice dispute within sixty (60) days.</w:t>
+      </w:r>
+    </w:p>
+    <w:p>
+      <w:r>
+        <w:rPr>
+          <w:b w:val="0"/>
+          <w:i w:val="0"/>
+        </w:rPr>
+        <w:t>5.5 Quarterly Business Review. The Parties shall conduct quarterly business reviews to assess service delivery performance, financial reconciliation, and strategic alignment. The Service Provider shall provide a detailed financial report including actual vs. budgeted costs, FTE utilization, and Service Credit calculations.</w:t>
+      </w:r>
+    </w:p>
+    <w:p>
+      <w:pPr>
+        <w:pStyle w:val="Heading1"/>
+      </w:pPr>
+      <w:r>
+        <w:t>6. Data Protection and Privacy</w:t>
+      </w:r>
+    </w:p>
+    <w:p>
+      <w:r>
+        <w:rPr>
+          <w:b w:val="0"/>
+          <w:i w:val="0"/>
+        </w:rPr>
+        <w:t>6.1 Compliance with Data Protection Laws. The Service Provider shall comply with all applicable data protection and privacy laws, including but not limited to:</w:t>
+      </w:r>
+    </w:p>
+    <w:p>
+      <w:pPr>
+        <w:pStyle w:val="ListBullet"/>
+      </w:pPr>
+      <w:r>
+        <w:t>General Data Protection Regulation (EU) 2016/679 (GDPR);</w:t>
+      </w:r>
+    </w:p>
+    <w:p>
+      <w:pPr>
+        <w:pStyle w:val="ListBullet"/>
+      </w:pPr>
+      <w:r>
+        <w:t>California Consumer Privacy Act (CCPA) and California Privacy Rights Act (CPRA);</w:t>
+      </w:r>
+    </w:p>
+    <w:p>
+      <w:pPr>
+        <w:pStyle w:val="ListBullet"/>
+      </w:pPr>
+      <w:r>
+        <w:t>India's Digital Personal Data Protection Act, 2023 (DPDPA);</w:t>
+      </w:r>
+    </w:p>
+    <w:p>
+      <w:pPr>
+        <w:pStyle w:val="ListBullet"/>
+      </w:pPr>
+      <w:r>
+        <w:t>Personal Information Protection and Electronic Documents Act (PIPEDA) (Canada);</w:t>
+      </w:r>
+    </w:p>
+    <w:p>
+      <w:pPr>
+        <w:pStyle w:val="ListBullet"/>
+      </w:pPr>
+      <w:r>
+        <w:t>Privacy Act 1988 (Australia);</w:t>
+      </w:r>
+    </w:p>
+    <w:p>
+      <w:pPr>
+        <w:pStyle w:val="ListBullet"/>
+      </w:pPr>
+      <w:r>
+        <w:t>Personal Data Protection Act 2012 (Singapore).</w:t>
+      </w:r>
+    </w:p>
+    <w:p>
+      <w:r>
+        <w:rPr>
+          <w:b w:val="0"/>
+          <w:i w:val="0"/>
+        </w:rPr>
+        <w:t>6.2 Data Processing Agreement. The Service Provider shall process Personal Data only in accordance with the DPA attached as Schedule 5. The Service Provider acts as a data processor on behalf of the Client (data controller) and shall not process Personal Data for any purpose other than the performance of the Services.</w:t>
+      </w:r>
+    </w:p>
+    <w:p>
+      <w:r>
+        <w:rPr>
+          <w:b w:val="0"/>
+          <w:i w:val="0"/>
+        </w:rPr>
+        <w:t>6.3 Data Breach Notification. In the event of a Personal Data breach, the Service Provider shall:</w:t>
+      </w:r>
+    </w:p>
+    <w:p>
+      <w:pPr>
+        <w:pStyle w:val="ListBullet"/>
+      </w:pPr>
+      <w:r>
+        <w:t>a) Notify the Client within twenty-four (24) hours of becoming aware of the breach;</w:t>
+      </w:r>
+    </w:p>
+    <w:p>
+      <w:pPr>
+        <w:pStyle w:val="ListBullet"/>
+      </w:pPr>
+      <w:r>
+        <w:t>b) Provide a preliminary incident report within forty-eight (48) hours containing: (i) nature and scope of the breach, (ii) categories and approximate number of data subjects affected, (iii) categories and approximate number of Personal Data records affected, (iv) likely consequences of the breach, and (v) measures taken or proposed to address the breach;</w:t>
+      </w:r>
+    </w:p>
+    <w:p>
+      <w:pPr>
+        <w:pStyle w:val="ListBullet"/>
+      </w:pPr>
+      <w:r>
+        <w:t>c) Provide a comprehensive root cause analysis within fourteen (14) calendar days;</w:t>
+      </w:r>
+    </w:p>
+    <w:p>
+      <w:pPr>
+        <w:pStyle w:val="ListBullet"/>
+      </w:pPr>
+      <w:r>
+        <w:t>d) Implement remediation measures and provide evidence of their effectiveness within thirty (30) calendar days;</w:t>
+      </w:r>
+    </w:p>
+    <w:p>
+      <w:pPr>
+        <w:pStyle w:val="ListBullet"/>
+      </w:pPr>
+      <w:r>
+        <w:t>e) Cooperate fully with the Client and any supervisory authority in the investigation of the breach.</w:t>
+      </w:r>
+    </w:p>
+    <w:p>
+      <w:r>
+        <w:rPr>
+          <w:b w:val="0"/>
+          <w:i w:val="0"/>
+        </w:rPr>
+        <w:t>6.4 Data Residency. All Personal Data of European data subjects shall be stored and processed exclusively within the European Economic Area (EEA) or in jurisdictions with an adequacy decision from the European Commission. Personal Data of U.S. data subjects shall be stored within the continental United States. The Service Provider shall not transfer Personal Data across borders without the Client's prior written consent and appropriate safeguards (Standard Contractual Clauses or Binding Corporate Rules).</w:t>
+      </w:r>
+    </w:p>
+    <w:p>
+      <w:r>
+        <w:rPr>
+          <w:b w:val="0"/>
+          <w:i w:val="0"/>
+        </w:rPr>
+        <w:t>6.5 Data Retention and Deletion. Upon termination or expiration of this Agreement, the Service Provider shall, at the Client's election, return or securely destroy all Personal Data within sixty (60) days and provide written certification of destruction. The Service Provider shall use NIST SP 800-88 compliant methods for data sanitization.</w:t>
+      </w:r>
+    </w:p>
+    <w:p>
+      <w:r>
+        <w:rPr>
+          <w:b w:val="0"/>
+          <w:i w:val="0"/>
+        </w:rPr>
+        <w:t>6.6 Audit Rights. The Client shall have the right to conduct data protection audits of the Service Provider's facilities, systems, and processes no more than twice per calendar year, with thirty (30) days' prior written notice. The Service Provider shall provide reasonable cooperation and access to relevant records, systems, and personnel.</w:t>
+      </w:r>
+    </w:p>
+    <w:p>
+      <w:pPr>
+        <w:pStyle w:val="Heading1"/>
+      </w:pPr>
+      <w:r>
+        <w:t>7. Confidentiality</w:t>
+      </w:r>
+    </w:p>
+    <w:p>
+      <w:r>
+        <w:rPr>
+          <w:b w:val="0"/>
+          <w:i w:val="0"/>
+        </w:rPr>
+        <w:t>7.1 Obligations. Each Party (the "Receiving Party") shall: (a) hold in strict confidence all Confidential Information of the other Party (the "Disclosing Party"); (b) not disclose Confidential Information to any third party without the Disclosing Party's prior written consent; (c) use Confidential Information solely for the purposes of this Agreement; and (d) protect Confidential Information using the same degree of care it uses to protect its own confidential information, but in no event less than reasonable care.</w:t>
+      </w:r>
+    </w:p>
+    <w:p>
+      <w:r>
+        <w:rPr>
+          <w:b w:val="0"/>
+          <w:i w:val="0"/>
+        </w:rPr>
+        <w:t>7.2 Exceptions. The obligations of confidentiality shall not apply to information that: (a) is or becomes publicly available through no fault of the Receiving Party; (b) was known to the Receiving Party prior to disclosure; (c) is independently developed by the Receiving Party without use of Confidential Information; or (d) is rightfully received from a third party without restriction on disclosure.</w:t>
+      </w:r>
+    </w:p>
+    <w:p>
+      <w:r>
+        <w:rPr>
+          <w:b w:val="0"/>
+          <w:i w:val="0"/>
+        </w:rPr>
+        <w:t>7.3 Compelled Disclosure. If the Receiving Party is compelled by law, regulation, or legal process to disclose Confidential Information, it shall: (a) provide prompt written notice to the Disclosing Party (to the extent legally permitted); (b) cooperate with the Disclosing Party in seeking a protective order; and (c) disclose only the minimum amount of information required.</w:t>
+      </w:r>
+    </w:p>
+    <w:p>
+      <w:r>
+        <w:rPr>
+          <w:b w:val="0"/>
+          <w:i w:val="0"/>
+        </w:rPr>
+        <w:t>7.4 Survival. The obligations of confidentiality shall survive termination or expiration of this Agreement for a period of five (5) years, except with respect to trade secrets, which shall be protected indefinitely.</w:t>
+      </w:r>
+    </w:p>
+    <w:p>
+      <w:pPr>
+        <w:pStyle w:val="Heading1"/>
+      </w:pPr>
+      <w:r>
+        <w:t>8. Intellectual Property Rights</w:t>
+      </w:r>
+    </w:p>
+    <w:p>
+      <w:r>
+        <w:rPr>
+          <w:b w:val="0"/>
+          <w:i w:val="0"/>
+        </w:rPr>
+        <w:t>8.1 Client IP. All Intellectual Property owned by or licensed to the Client prior to the Effective Date ("Client IP") shall remain the exclusive property of the Client. The Service Provider is granted a limited, non-exclusive, non-transferable license to use Client IP solely for the purpose of performing the Services during the Term.</w:t>
+      </w:r>
+    </w:p>
+    <w:p>
+      <w:r>
+        <w:rPr>
+          <w:b w:val="0"/>
+          <w:i w:val="0"/>
+        </w:rPr>
+        <w:t>8.2 Service Provider IP. All Intellectual Property owned by or licensed to the Service Provider prior to the Effective Date, including pre-existing tools, frameworks, libraries, and methodologies ("Service Provider IP"), shall remain the exclusive property of the Service Provider. The Client is granted a perpetual, irrevocable, royalty-free, non-exclusive license to use any Service Provider IP incorporated into the Deliverables.</w:t>
+      </w:r>
+    </w:p>
+    <w:p>
+      <w:r>
+        <w:rPr>
+          <w:b w:val="0"/>
+          <w:i w:val="0"/>
+        </w:rPr>
+        <w:t>8.3 Work Product. All Deliverables and work product created by the Service Provider specifically for the Client in the course of performing the Services ("Work Product") shall be the exclusive property of the Client. The Service Provider hereby assigns to the Client all right, title, and interest in and to the Work Product, including all Intellectual Property rights therein. The Service Provider shall execute all documents and take all actions reasonably necessary to perfect the Client's ownership.</w:t>
+      </w:r>
+    </w:p>
+    <w:p>
+      <w:r>
+        <w:rPr>
+          <w:b w:val="0"/>
+          <w:i w:val="0"/>
+        </w:rPr>
+        <w:t>8.4 Joint IP. Any Intellectual Property developed jointly by the Parties ("Joint IP") shall be jointly owned. Neither Party may license or assign its interest in Joint IP to a third party without the other Party's prior written consent. Each Party shall have the right to use Joint IP for its own internal business purposes without accounting to the other Party.</w:t>
+      </w:r>
+    </w:p>
+    <w:p>
+      <w:r>
+        <w:rPr>
+          <w:b w:val="0"/>
+          <w:i w:val="0"/>
+        </w:rPr>
+        <w:t>8.5 Open Source. The Service Provider shall not incorporate any open-source software into the Deliverables without the Client's prior written approval. The Service Provider shall maintain a complete inventory of all open-source components used in connection with the Services, including license types and any copyleft obligations.</w:t>
+      </w:r>
+    </w:p>
+    <w:p>
+      <w:pPr>
+        <w:pStyle w:val="Heading1"/>
+      </w:pPr>
+      <w:r>
+        <w:t>9. Limitation of Liability</w:t>
+      </w:r>
+    </w:p>
+    <w:p>
+      <w:r>
+        <w:rPr>
+          <w:b w:val="0"/>
+          <w:i w:val="0"/>
+        </w:rPr>
+        <w:t>9.1 General Cap. Subject to Section 9.2, the total aggregate liability of either Party under or in connection with this Agreement, whether in contract, tort (including negligence), breach of statutory duty, or otherwise, shall not exceed one hundred and fifty percent (150%) of the Base Fee paid or payable in the twelve (12) months preceding the event giving rise to the claim (the "Liability Cap"). As of the Effective Date, the Liability Cap is USD 14,250,000.</w:t>
+      </w:r>
+    </w:p>
+    <w:p>
+      <w:r>
+        <w:rPr>
+          <w:b w:val="0"/>
+          <w:i w:val="0"/>
+        </w:rPr>
+        <w:t>9.2 Unlimited Liability. The Liability Cap shall not apply to:</w:t>
+      </w:r>
+    </w:p>
+    <w:p>
+      <w:pPr>
+        <w:pStyle w:val="ListBullet"/>
+      </w:pPr>
+      <w:r>
+        <w:t>a) Liability arising from a breach of Section 6 (Data Protection and Privacy), including any Personal Data breach;</w:t>
+      </w:r>
+    </w:p>
+    <w:p>
+      <w:pPr>
+        <w:pStyle w:val="ListBullet"/>
+      </w:pPr>
+      <w:r>
+        <w:t>b) Liability arising from a breach of Section 7 (Confidentiality);</w:t>
+      </w:r>
+    </w:p>
+    <w:p>
+      <w:pPr>
+        <w:pStyle w:val="ListBullet"/>
+      </w:pPr>
+      <w:r>
+        <w:t>c) Liability arising from infringement of Intellectual Property rights;</w:t>
+      </w:r>
+    </w:p>
+    <w:p>
+      <w:pPr>
+        <w:pStyle w:val="ListBullet"/>
+      </w:pPr>
+      <w:r>
+        <w:t>d) Liability arising from the Service Provider's willful misconduct or gross negligence;</w:t>
+      </w:r>
+    </w:p>
+    <w:p>
+      <w:pPr>
+        <w:pStyle w:val="ListBullet"/>
+      </w:pPr>
+      <w:r>
+        <w:t>e) Liability arising from the Service Provider's failure to comply with applicable laws or regulations;</w:t>
+      </w:r>
+    </w:p>
+    <w:p>
+      <w:pPr>
+        <w:pStyle w:val="ListBullet"/>
+      </w:pPr>
+      <w:r>
+        <w:t>f) Indemnification obligations under Section 10.</w:t>
+      </w:r>
+    </w:p>
+    <w:p>
+      <w:r>
+        <w:rPr>
+          <w:b w:val="0"/>
+          <w:i w:val="0"/>
+        </w:rPr>
+        <w:t>9.3 Consequential Damages. Neither Party shall be liable to the other for any indirect, incidental, special, consequential, or punitive damages, including but not limited to loss of profits, loss of revenue, loss of data, or loss of business opportunity, except in cases of: (a) breach of confidentiality obligations; (b) Personal Data breach; (c) willful misconduct; or (d) infringement of Intellectual Property rights.</w:t>
+      </w:r>
+    </w:p>
+    <w:p>
+      <w:r>
+        <w:rPr>
+          <w:b w:val="0"/>
+          <w:i w:val="0"/>
+        </w:rPr>
+        <w:t>9.4 Mitigation. Each Party shall take all reasonable steps to mitigate any loss or damage for which the other Party may be liable under this Agreement.</w:t>
+      </w:r>
+    </w:p>
+    <w:p>
+      <w:pPr>
+        <w:pStyle w:val="Heading1"/>
+      </w:pPr>
+      <w:r>
+        <w:t>10. Indemnification</w:t>
+      </w:r>
+    </w:p>
+    <w:p>
+      <w:r>
+        <w:rPr>
+          <w:b w:val="0"/>
+          <w:i w:val="0"/>
+        </w:rPr>
+        <w:t>10.1 Service Provider Indemnification. The Service Provider shall indemnify, defend, and hold harmless the Client and its officers, directors, employees, and agents from and against any and all claims, damages, losses, liabilities, costs, and expenses (including reasonable attorneys' fees) arising out of or relating to:</w:t>
+      </w:r>
+    </w:p>
+    <w:p>
+      <w:pPr>
+        <w:pStyle w:val="ListBullet"/>
+      </w:pPr>
+      <w:r>
+        <w:t>a) Any breach of the Service Provider's representations, warranties, or obligations under this Agreement;</w:t>
+      </w:r>
+    </w:p>
+    <w:p>
+      <w:pPr>
+        <w:pStyle w:val="ListBullet"/>
+      </w:pPr>
+      <w:r>
+        <w:t>b) Any infringement or misappropriation of any third party's Intellectual Property rights by the Services or Deliverables;</w:t>
+      </w:r>
+    </w:p>
+    <w:p>
+      <w:pPr>
+        <w:pStyle w:val="ListBullet"/>
+      </w:pPr>
+      <w:r>
+        <w:t>c) Any Personal Data breach caused by the Service Provider's acts or omissions;</w:t>
+      </w:r>
+    </w:p>
+    <w:p>
+      <w:pPr>
+        <w:pStyle w:val="ListBullet"/>
+      </w:pPr>
+      <w:r>
+        <w:t>d) Any claim by the Service Provider's employees, contractors, or subcontractors relating to employment, compensation, or working conditions;</w:t>
+      </w:r>
+    </w:p>
+    <w:p>
+      <w:pPr>
+        <w:pStyle w:val="ListBullet"/>
+      </w:pPr>
+      <w:r>
+        <w:t>e) Any violation of applicable laws or regulations by the Service Provider in the performance of the Services;</w:t>
+      </w:r>
+    </w:p>
+    <w:p>
+      <w:pPr>
+        <w:pStyle w:val="ListBullet"/>
+      </w:pPr>
+      <w:r>
+        <w:t>f) Any bodily injury, death, or property damage caused by the Service Provider's negligence or willful misconduct.</w:t>
+      </w:r>
+    </w:p>
+    <w:p>
+      <w:r>
+        <w:rPr>
+          <w:b w:val="0"/>
+          <w:i w:val="0"/>
+        </w:rPr>
+        <w:t>10.2 Client Indemnification. The Client shall indemnify, defend, and hold harmless the Service Provider from and against any claims arising out of: (a) the Client's breach of this Agreement; (b) infringement of third-party rights by Client IP or Client-provided materials; or (c) the Client's violation of applicable laws.</w:t>
+      </w:r>
+    </w:p>
+    <w:p>
+      <w:r>
+        <w:rPr>
+          <w:b w:val="0"/>
+          <w:i w:val="0"/>
+        </w:rPr>
+        <w:t>10.3 Indemnification Procedure. The indemnified Party shall: (a) promptly notify the indemnifying Party in writing of any claim; (b) grant the indemnifying Party sole control of the defense and settlement; and (c) provide reasonable cooperation at the indemnifying Party's expense. The indemnifying Party shall not settle any claim that imposes obligations on the indemnified Party without prior written consent.</w:t>
+      </w:r>
+    </w:p>
+    <w:p>
+      <w:pPr>
+        <w:pStyle w:val="Heading1"/>
+      </w:pPr>
+      <w:r>
+        <w:t>11. Insurance</w:t>
+      </w:r>
+    </w:p>
+    <w:p>
+      <w:r>
+        <w:rPr>
+          <w:b w:val="0"/>
+          <w:i w:val="0"/>
+        </w:rPr>
+        <w:t>11.1 Required Coverage. The Service Provider shall maintain, at its own expense, the following insurance coverage throughout the Term and for a period of two (2) years following termination:</w:t>
+      </w:r>
+    </w:p>
+    <w:tbl>
+      <w:tblPr>
+        <w:tblStyle w:val="TableGrid"/>
+        <w:tblW w:type="auto" w:w="0"/>
+        <w:jc w:val="center"/>
         <w:tblLook w:firstColumn="1" w:firstRow="1" w:lastColumn="0" w:lastRow="0" w:noHBand="0" w:noVBand="1" w:val="04A0"/>
       </w:tblPr>
       <w:tblGrid>
@@ -1210,7 +2381,10 @@
           </w:tcPr>
           <w:p>
             <w:r>
-              <w:t>Service Category</w:t>
+              <w:rPr>
+                <w:b/>
+              </w:rPr>
+              <w:t>Coverage Type</w:t>
             </w:r>
           </w:p>
         </w:tc>
@@ -1220,7 +2394,10 @@
           </w:tcPr>
           <w:p>
             <w:r>
-              <w:t>Monthly Uptime Target</w:t>
+              <w:rPr>
+                <w:b/>
+              </w:rPr>
+              <w:t>Minimum Coverage</w:t>
             </w:r>
           </w:p>
         </w:tc>
@@ -1230,7 +2407,10 @@
           </w:tcPr>
           <w:p>
             <w:r>
-              <w:t>Measurement Window</w:t>
+              <w:rPr>
+                <w:b/>
+              </w:rPr>
+              <w:t>Deductible (max)</w:t>
             </w:r>
           </w:p>
         </w:tc>
@@ -1242,7 +2422,7 @@
           </w:tcPr>
           <w:p>
             <w:r>
-              <w:t>Critical Production Systems</w:t>
+              <w:t>Cyber Liability / Data Breach</w:t>
             </w:r>
           </w:p>
         </w:tc>
@@ -1252,7 +2432,7 @@
           </w:tcPr>
           <w:p>
             <w:r>
-              <w:t>99.99%</w:t>
+              <w:t>USD 10,000,000 per occurrence</w:t>
             </w:r>
           </w:p>
         </w:tc>
@@ -1262,7 +2442,7 @@
           </w:tcPr>
           <w:p>
             <w:r>
-              <w:t>24x7x365</w:t>
+              <w:t>USD 250,000</w:t>
             </w:r>
           </w:p>
         </w:tc>
@@ -1274,7 +2454,7 @@
           </w:tcPr>
           <w:p>
             <w:r>
-              <w:t>Business Applications (Tier 1)</w:t>
+              <w:t>Professional Liability (E&amp;O)</w:t>
             </w:r>
           </w:p>
         </w:tc>
@@ -1284,7 +2464,7 @@
           </w:tcPr>
           <w:p>
             <w:r>
-              <w:t>99.95%</w:t>
+              <w:t>USD 5,000,000 per occurrence</w:t>
             </w:r>
           </w:p>
         </w:tc>
@@ -1294,333 +2474,7 @@
           </w:tcPr>
           <w:p>
             <w:r>
-              <w:t>24x7x365</w:t>
-            </w:r>
-          </w:p>
-        </w:tc>
-      </w:tr>
-      <w:tr>
-        <w:tc>
-          <w:tcPr>
-            <w:tcW w:type="dxa" w:w="2880"/>
-          </w:tcPr>
-          <w:p>
-            <w:r>
-              <w:t>Business Applications (Tier 2)</w:t>
-            </w:r>
-          </w:p>
-        </w:tc>
-        <w:tc>
-          <w:tcPr>
-            <w:tcW w:type="dxa" w:w="2880"/>
-          </w:tcPr>
-          <w:p>
-            <w:r>
-              <w:t>99.9%</w:t>
-            </w:r>
-          </w:p>
-        </w:tc>
-        <w:tc>
-          <w:tcPr>
-            <w:tcW w:type="dxa" w:w="2880"/>
-          </w:tcPr>
-          <w:p>
-            <w:r>
-              <w:t>Business Hours (8am-8pm local)</w:t>
-            </w:r>
-          </w:p>
-        </w:tc>
-      </w:tr>
-      <w:tr>
-        <w:tc>
-          <w:tcPr>
-            <w:tcW w:type="dxa" w:w="2880"/>
-          </w:tcPr>
-          <w:p>
-            <w:r>
-              <w:t>Development/Test Environments</w:t>
-            </w:r>
-          </w:p>
-        </w:tc>
-        <w:tc>
-          <w:tcPr>
-            <w:tcW w:type="dxa" w:w="2880"/>
-          </w:tcPr>
-          <w:p>
-            <w:r>
-              <w:t>99.5%</w:t>
-            </w:r>
-          </w:p>
-        </w:tc>
-        <w:tc>
-          <w:tcPr>
-            <w:tcW w:type="dxa" w:w="2880"/>
-          </w:tcPr>
-          <w:p>
-            <w:r>
-              <w:t>Business Hours (8am-6pm local)</w:t>
-            </w:r>
-          </w:p>
-        </w:tc>
-      </w:tr>
-    </w:tbl>
-    <w:p>
-      <w:pPr>
-        <w:pStyle w:val="Heading2"/>
-      </w:pPr>
-      <w:r>
-        <w:t>5.3 Performance Reporting</w:t>
-      </w:r>
-    </w:p>
-    <w:p>
-      <w:r>
-        <w:t>The Service Provider shall deliver the following reports to the Client's Authorized Representative:</w:t>
-      </w:r>
-    </w:p>
-    <w:p>
-      <w:pPr>
-        <w:pStyle w:val="ListBullet"/>
-      </w:pPr>
-      <w:r>
-        <w:t>Daily: Incident summary and open ticket status (by 9:00 AM EST)</w:t>
-      </w:r>
-    </w:p>
-    <w:p>
-      <w:pPr>
-        <w:pStyle w:val="ListBullet"/>
-      </w:pPr>
-      <w:r>
-        <w:t>Weekly: SLA performance dashboard with trend analysis</w:t>
-      </w:r>
-    </w:p>
-    <w:p>
-      <w:pPr>
-        <w:pStyle w:val="ListBullet"/>
-      </w:pPr>
-      <w:r>
-        <w:t>Monthly: Comprehensive service report including uptime metrics, incident analysis, capacity planning, and Service Credit calculations</w:t>
-      </w:r>
-    </w:p>
-    <w:p>
-      <w:pPr>
-        <w:pStyle w:val="ListBullet"/>
-      </w:pPr>
-      <w:r>
-        <w:t>Quarterly: Executive summary with strategic recommendations and continuous improvement initiatives</w:t>
-      </w:r>
-    </w:p>
-    <w:p>
-      <w:pPr>
-        <w:pStyle w:val="ListBullet"/>
-      </w:pPr>
-      <w:r>
-        <w:t>Annually: Year-in-review report with benchmarking against industry standards</w:t>
-      </w:r>
-    </w:p>
-    <w:p>
-      <w:pPr>
-        <w:pStyle w:val="Heading1"/>
-      </w:pPr>
-      <w:r>
-        <w:t>6. Governance and Relationship Management</w:t>
-      </w:r>
-    </w:p>
-    <w:p>
-      <w:pPr>
-        <w:pStyle w:val="Heading2"/>
-      </w:pPr>
-      <w:r>
-        <w:t>6.1 Governance Structure</w:t>
-      </w:r>
-    </w:p>
-    <w:p>
-      <w:r>
-        <w:t>The Parties shall establish a multi-tiered governance structure as follows:</w:t>
-      </w:r>
-    </w:p>
-    <w:p>
-      <w:pPr>
-        <w:pStyle w:val="ListBullet"/>
-      </w:pPr>
-      <w:r>
-        <w:t>Strategic Level: Executive Steering Committee meeting quarterly, comprising C-level representatives from both Parties, responsible for strategic direction and dispute escalation</w:t>
-      </w:r>
-    </w:p>
-    <w:p>
-      <w:pPr>
-        <w:pStyle w:val="ListBullet"/>
-      </w:pPr>
-      <w:r>
-        <w:t>Tactical Level: Service Delivery Board meeting monthly, comprising senior managers, responsible for service performance review and improvement planning</w:t>
-      </w:r>
-    </w:p>
-    <w:p>
-      <w:pPr>
-        <w:pStyle w:val="ListBullet"/>
-      </w:pPr>
-      <w:r>
-        <w:t>Operational Level: Weekly operations meetings between operational leads, responsible for day-to-day service delivery and incident management</w:t>
-      </w:r>
-    </w:p>
-    <w:p>
-      <w:pPr>
-        <w:pStyle w:val="Heading1"/>
-      </w:pPr>
-      <w:r>
-        <w:t>7. Personnel and Staffing</w:t>
-      </w:r>
-    </w:p>
-    <w:p>
-      <w:r>
-        <w:t>The Service Provider shall maintain a dedicated team of no fewer than three hundred and fifty (350) full-time equivalent (FTE) personnel for the delivery of Services. Of these, at least forty (40) FTEs shall be based at the Client's primary locations as specified in Schedule B. Key Personnel identified in Schedule F shall not be reassigned or replaced without the Client's prior written consent, which shall not be unreasonably withheld. The Service Provider shall ensure that all personnel assigned to this engagement possess the certifications and qualifications specified in Schedule F, Section 3.</w:t>
-      </w:r>
-    </w:p>
-    <w:p>
-      <w:pPr>
-        <w:pStyle w:val="Heading1"/>
-      </w:pPr>
-      <w:r>
-        <w:t>8. Intellectual Property Rights</w:t>
-      </w:r>
-    </w:p>
-    <w:p>
-      <w:pPr>
-        <w:pStyle w:val="Heading2"/>
-      </w:pPr>
-      <w:r>
-        <w:t>8.1 Client IP</w:t>
-      </w:r>
-    </w:p>
-    <w:p>
-      <w:r>
-        <w:t>All Intellectual Property owned by the Client prior to the Effective Date or developed independently by the Client during the Term ("Client IP") shall remain the sole property of the Client. The Service Provider is granted a limited, non-exclusive, non-transferable license to use Client IP solely for the purpose of performing the Services during the Term.</w:t>
-      </w:r>
-    </w:p>
-    <w:p>
-      <w:pPr>
-        <w:pStyle w:val="Heading2"/>
-      </w:pPr>
-      <w:r>
-        <w:t>8.2 Service Provider IP</w:t>
-      </w:r>
-    </w:p>
-    <w:p>
-      <w:r>
-        <w:t>All Intellectual Property owned by the Service Provider prior to the Effective Date or developed independently by the Service Provider ("Service Provider IP") shall remain the property of the Service Provider. The Client is granted a perpetual, irrevocable, royalty-free license to use any Service Provider IP that is embedded in the Deliverables.</w:t>
-      </w:r>
-    </w:p>
-    <w:p>
-      <w:pPr>
-        <w:pStyle w:val="Heading2"/>
-      </w:pPr>
-      <w:r>
-        <w:t>8.3 Jointly Developed IP</w:t>
-      </w:r>
-    </w:p>
-    <w:p>
-      <w:r>
-        <w:t>Any Intellectual Property developed jointly by the Parties during the performance of this Agreement ("Joint IP") shall be jointly owned. Neither Party shall license or assign Joint IP to any third party without the prior written consent of the other Party. Disputes regarding the classification of IP shall be resolved through the governance process described in Section 6, escalating to the Executive Steering Committee if not resolved at the operational level within thirty (30) days.</w:t>
-      </w:r>
-    </w:p>
-    <w:p>
-      <w:pPr>
-        <w:pStyle w:val="Heading1"/>
-      </w:pPr>
-      <w:r>
-        <w:t>9. Confidentiality and Data Protection</w:t>
-      </w:r>
-    </w:p>
-    <w:p>
-      <w:pPr>
-        <w:pStyle w:val="Heading2"/>
-      </w:pPr>
-      <w:r>
-        <w:t>9.1 Confidentiality Obligations</w:t>
-      </w:r>
-    </w:p>
-    <w:p>
-      <w:r>
-        <w:t>Each Party (the "Receiving Party") agrees to hold in strict confidence all Confidential Information received from the other Party (the "Disclosing Party") and shall not disclose such information to any third party without the prior written consent of the Disclosing Party, except as required by law or regulation. The confidentiality obligations under this Section shall survive the termination or expiration of this Agreement for a period of five (5) years.</w:t>
-      </w:r>
-    </w:p>
-    <w:p>
-      <w:pPr>
-        <w:pStyle w:val="Heading2"/>
-      </w:pPr>
-      <w:r>
-        <w:t>9.2 Data Protection Compliance</w:t>
-      </w:r>
-    </w:p>
-    <w:p>
-      <w:r>
-        <w:t>The Service Provider shall comply with all applicable Data Protection Laws in the processing of personal data on behalf of the Client. The Service Provider shall act as a data processor under GDPR and shall execute a Data Processing Agreement ("DPA") in the form attached as Schedule G. The Service Provider shall implement appropriate technical and organizational measures to ensure a level of security appropriate to the risk, including but not limited to encryption of data at rest (AES-256) and in transit (TLS 1.3), access controls, regular security assessments, and incident response procedures.</w:t>
-      </w:r>
-    </w:p>
-    <w:p>
-      <w:pPr>
-        <w:pStyle w:val="Heading2"/>
-      </w:pPr>
-      <w:r>
-        <w:t>9.3 Data Breach Notification</w:t>
-      </w:r>
-    </w:p>
-    <w:p>
-      <w:r>
-        <w:t>In the event of a data breach involving the Client's personal data, the Service Provider shall notify the Client within twenty-four (24) hours of becoming aware of the breach. The notification shall include the nature of the breach, categories of data affected, estimated number of data subjects affected, and the measures taken or proposed to address the breach. The Service Provider shall cooperate fully with the Client in investigating and remediating the breach, and shall bear all costs associated with the breach to the extent caused by the Service Provider's negligence or non-compliance with this Agreement.</w:t>
-      </w:r>
-    </w:p>
-    <w:p>
-      <w:pPr>
-        <w:pStyle w:val="Heading1"/>
-      </w:pPr>
-      <w:r>
-        <w:t>10. Insurance</w:t>
-      </w:r>
-    </w:p>
-    <w:p>
-      <w:r>
-        <w:t>The Service Provider shall maintain, at its own expense, the following insurance coverage throughout the Term and for a period of two (2) years following termination or expiration:</w:t>
-      </w:r>
-    </w:p>
-    <w:tbl>
-      <w:tblPr>
-        <w:tblStyle w:val="TableGrid"/>
-        <w:tblW w:type="auto" w:w="0"/>
-        <w:tblLook w:firstColumn="1" w:firstRow="1" w:lastColumn="0" w:lastRow="0" w:noHBand="0" w:noVBand="1" w:val="04A0"/>
-      </w:tblPr>
-      <w:tblGrid>
-        <w:gridCol w:w="2880"/>
-        <w:gridCol w:w="2880"/>
-        <w:gridCol w:w="2880"/>
-      </w:tblGrid>
-      <w:tr>
-        <w:tc>
-          <w:tcPr>
-            <w:tcW w:type="dxa" w:w="2880"/>
-          </w:tcPr>
-          <w:p>
-            <w:r>
-              <w:t>Coverage Type</w:t>
-            </w:r>
-          </w:p>
-        </w:tc>
-        <w:tc>
-          <w:tcPr>
-            <w:tcW w:type="dxa" w:w="2880"/>
-          </w:tcPr>
-          <w:p>
-            <w:r>
-              <w:t>Minimum Limit</w:t>
-            </w:r>
-          </w:p>
-        </w:tc>
-        <w:tc>
-          <w:tcPr>
-            <w:tcW w:type="dxa" w:w="2880"/>
-          </w:tcPr>
-          <w:p>
-            <w:r>
-              <w:t>Deductible (max)</w:t>
+              <w:t>USD 100,000</w:t>
             </w:r>
           </w:p>
         </w:tc>
@@ -1642,7 +2496,7 @@
           </w:tcPr>
           <w:p>
             <w:r>
-              <w:t>$10,000,000 per occurrence</w:t>
+              <w:t>USD 2,000,000 per occurrence</w:t>
             </w:r>
           </w:p>
         </w:tc>
@@ -1652,71 +2506,7 @@
           </w:tcPr>
           <w:p>
             <w:r>
-              <w:t>$100,000</w:t>
-            </w:r>
-          </w:p>
-        </w:tc>
-      </w:tr>
-      <w:tr>
-        <w:tc>
-          <w:tcPr>
-            <w:tcW w:type="dxa" w:w="2880"/>
-          </w:tcPr>
-          <w:p>
-            <w:r>
-              <w:t>Professional Liability (E&amp;O)</w:t>
-            </w:r>
-          </w:p>
-        </w:tc>
-        <w:tc>
-          <w:tcPr>
-            <w:tcW w:type="dxa" w:w="2880"/>
-          </w:tcPr>
-          <w:p>
-            <w:r>
-              <w:t>$25,000,000 per claim</w:t>
-            </w:r>
-          </w:p>
-        </w:tc>
-        <w:tc>
-          <w:tcPr>
-            <w:tcW w:type="dxa" w:w="2880"/>
-          </w:tcPr>
-          <w:p>
-            <w:r>
-              <w:t>$250,000</w:t>
-            </w:r>
-          </w:p>
-        </w:tc>
-      </w:tr>
-      <w:tr>
-        <w:tc>
-          <w:tcPr>
-            <w:tcW w:type="dxa" w:w="2880"/>
-          </w:tcPr>
-          <w:p>
-            <w:r>
-              <w:t>Cyber Liability</w:t>
-            </w:r>
-          </w:p>
-        </w:tc>
-        <w:tc>
-          <w:tcPr>
-            <w:tcW w:type="dxa" w:w="2880"/>
-          </w:tcPr>
-          <w:p>
-            <w:r>
-              <w:t>$20,000,000 per claim</w:t>
-            </w:r>
-          </w:p>
-        </w:tc>
-        <w:tc>
-          <w:tcPr>
-            <w:tcW w:type="dxa" w:w="2880"/>
-          </w:tcPr>
-          <w:p>
-            <w:r>
-              <w:t>$500,000</w:t>
+              <w:t>USD 50,000</w:t>
             </w:r>
           </w:p>
         </w:tc>
@@ -1738,7 +2528,7 @@
           </w:tcPr>
           <w:p>
             <w:r>
-              <w:t>Statutory limits</w:t>
+              <w:t>As required by applicable law</w:t>
             </w:r>
           </w:p>
         </w:tc>
@@ -1748,7 +2538,7 @@
           </w:tcPr>
           <w:p>
             <w:r>
-              <w:t>N/A</w:t>
+              <w:t>Statutory</w:t>
             </w:r>
           </w:p>
         </w:tc>
@@ -1770,7 +2560,7 @@
           </w:tcPr>
           <w:p>
             <w:r>
-              <w:t>$5,000,000 per occurrence</w:t>
+              <w:t>USD 1,000,000 per occurrence</w:t>
             </w:r>
           </w:p>
         </w:tc>
@@ -1780,57 +2570,29 @@
           </w:tcPr>
           <w:p>
             <w:r>
-              <w:t>$50,000</w:t>
+              <w:t>USD 25,000</w:t>
             </w:r>
           </w:p>
         </w:tc>
       </w:tr>
     </w:tbl>
+    <w:p/>
     <w:p>
-      <w:pPr>
-        <w:pStyle w:val="Heading1"/>
-      </w:pPr>
       <w:r>
-        <w:t>11. Indemnification and Limitation of Liability</w:t>
-      </w:r>
-    </w:p>
-    <w:p>
-      <w:pPr>
-        <w:pStyle w:val="Heading2"/>
-      </w:pPr>
-      <w:r>
-        <w:t>11.1 Service Provider Indemnification</w:t>
+        <w:rPr>
+          <w:b w:val="0"/>
+          <w:i w:val="0"/>
+        </w:rPr>
+        <w:t>11.2 Evidence of Insurance. The Service Provider shall provide certificates of insurance to the Client within thirty (30) days of the Effective Date and annually thereafter. The Client shall be named as an additional insured on the Commercial General Liability and Cyber Liability policies.</w:t>
       </w:r>
     </w:p>
     <w:p>
       <w:r>
-        <w:t>The Service Provider shall indemnify, defend, and hold harmless the Client, its affiliates, officers, directors, employees, and agents from and against all claims, damages, losses, liabilities, costs, and expenses (including reasonable attorneys' fees) arising out of or relating to: (a) the Service Provider's breach of this Agreement; (b) the Service Provider's negligence or willful misconduct; (c) any infringement of third-party Intellectual Property rights by the Deliverables; (d) any violation of applicable Data Protection Laws by the Service Provider; or (e) any personal injury or property damage caused by the Service Provider's personnel.</w:t>
-      </w:r>
-    </w:p>
-    <w:p>
-      <w:pPr>
-        <w:pStyle w:val="Heading2"/>
-      </w:pPr>
-      <w:r>
-        <w:t>11.2 Limitation of Liability</w:t>
-      </w:r>
-    </w:p>
-    <w:p>
-      <w:r>
-        <w:t>Except for claims arising from (i) breach of confidentiality obligations under Section 9, (ii) indemnification obligations under Section 11.1(c) and (d), or (iii) willful misconduct or gross negligence, the aggregate liability of either Party under this Agreement shall not exceed two hundred percent (200%) of the annual Base Fee for the then-current contract year (the "Liability Cap"). For the avoidance of doubt, the Liability Cap for Year 1 shall be Fourteen Million Four Hundred Thousand US Dollars ($14,400,000.00).</w:t>
-      </w:r>
-    </w:p>
-    <w:p>
-      <w:pPr>
-        <w:pStyle w:val="Heading2"/>
-      </w:pPr>
-      <w:r>
-        <w:t>11.3 Exclusion of Consequential Damages</w:t>
-      </w:r>
-    </w:p>
-    <w:p>
-      <w:r>
-        <w:t>Neither Party shall be liable to the other for any indirect, incidental, consequential, special, or punitive damages, including but not limited to loss of profits, loss of revenue, loss of data, or loss of business opportunity, regardless of the cause of action or the theory of liability, even if such Party has been advised of the possibility of such damages. This exclusion shall not apply to: (a) the Service Provider's indemnification obligations under Section 11.1; (b) breaches of confidentiality under Section 9; or (c) damages arising from willful misconduct.</w:t>
+        <w:rPr>
+          <w:b w:val="0"/>
+          <w:i w:val="0"/>
+        </w:rPr>
+        <w:t>11.3 Notice of Changes. The Service Provider shall provide at least thirty (30) days' prior written notice to the Client of any material change, cancellation, or non-renewal of any required insurance coverage.</w:t>
       </w:r>
     </w:p>
     <w:p>
@@ -1842,42 +2604,105 @@
       </w:r>
     </w:p>
     <w:p>
-      <w:pPr>
-        <w:pStyle w:val="Heading2"/>
-      </w:pPr>
       <w:r>
-        <w:t>12.1 Termination for Convenience</w:t>
+        <w:rPr>
+          <w:b w:val="0"/>
+          <w:i w:val="0"/>
+        </w:rPr>
+        <w:t>12.1 Termination for Convenience. Either Party may terminate this Agreement for convenience by providing one hundred and eighty (180) days' prior written notice to the other Party. In the event of termination for convenience by the Client, the Client shall pay the Service Provider: (a) all fees for Services performed through the termination date; (b) reasonable wind-down costs; and (c) an early termination fee equal to six (6) months of the Base Fee if termination occurs during the first three (3) years of the Initial Term.</w:t>
       </w:r>
     </w:p>
     <w:p>
       <w:r>
-        <w:t>The Client may terminate this Agreement for convenience by providing the Service Provider with one hundred and eighty (180) days' prior written notice. In the event of termination for convenience, the Client shall pay the Service Provider: (a) all fees due for Services performed through the termination date; (b) a termination fee equal to six (6) months of the Base Fee; and (c) reasonable, documented wind-down costs not to exceed Five Hundred Thousand US Dollars ($500,000.00).</w:t>
+        <w:rPr>
+          <w:b w:val="0"/>
+          <w:i w:val="0"/>
+        </w:rPr>
+        <w:t>12.2 Termination for Cause by Client. The Client may terminate this Agreement immediately upon written notice if the Service Provider:</w:t>
       </w:r>
     </w:p>
     <w:p>
       <w:pPr>
-        <w:pStyle w:val="Heading2"/>
+        <w:pStyle w:val="ListBullet"/>
       </w:pPr>
       <w:r>
-        <w:t>12.2 Termination for Cause</w:t>
+        <w:t>a) Commits a material breach of this Agreement and fails to cure such breach within thirty (30) days of receiving written notice;</w:t>
+      </w:r>
+    </w:p>
+    <w:p>
+      <w:pPr>
+        <w:pStyle w:val="ListBullet"/>
+      </w:pPr>
+      <w:r>
+        <w:t>b) Fails to meet Service Levels resulting in Service Credits exceeding twenty percent (20%) of the monthly Base Fee for three (3) consecutive months;</w:t>
+      </w:r>
+    </w:p>
+    <w:p>
+      <w:pPr>
+        <w:pStyle w:val="ListBullet"/>
+      </w:pPr>
+      <w:r>
+        <w:t>c) Experiences a change of control without the Client's prior written consent;</w:t>
+      </w:r>
+    </w:p>
+    <w:p>
+      <w:pPr>
+        <w:pStyle w:val="ListBullet"/>
+      </w:pPr>
+      <w:r>
+        <w:t>d) Becomes insolvent, files for bankruptcy, or has a receiver appointed;</w:t>
+      </w:r>
+    </w:p>
+    <w:p>
+      <w:pPr>
+        <w:pStyle w:val="ListBullet"/>
+      </w:pPr>
+      <w:r>
+        <w:t>e) Is found to have engaged in fraud, corruption, or other criminal activity;</w:t>
+      </w:r>
+    </w:p>
+    <w:p>
+      <w:pPr>
+        <w:pStyle w:val="ListBullet"/>
+      </w:pPr>
+      <w:r>
+        <w:t>f) Suffers a material data breach caused by the Service Provider's gross negligence or willful misconduct.</w:t>
       </w:r>
     </w:p>
     <w:p>
       <w:r>
-        <w:t>Either Party may terminate this Agreement for cause upon the occurrence of any of the following events: (a) material breach that remains uncured for thirty (30) days after written notice; (b) insolvency, bankruptcy, or appointment of a receiver; (c) failure to meet Severity 1 SLA targets for three (3) consecutive months; (d) aggregate Service Credits exceeding twenty percent (20%) of the annual Base Fee in any rolling twelve (12) month period, as referenced in Section 4.4; or (e) a data breach caused by the Service Provider's gross negligence, as described in Section 9.3.</w:t>
-      </w:r>
-    </w:p>
-    <w:p>
-      <w:pPr>
-        <w:pStyle w:val="Heading2"/>
-      </w:pPr>
-      <w:r>
-        <w:t>12.3 Termination Assistance</w:t>
+        <w:rPr>
+          <w:b w:val="0"/>
+          <w:i w:val="0"/>
+        </w:rPr>
+        <w:t>12.3 Termination for Cause by Service Provider. The Service Provider may terminate this Agreement upon sixty (60) days' written notice if the Client: (a) fails to pay undisputed invoices within ninety (90) days of the due date; or (b) commits a material breach that remains uncured for sixty (60) days after written notice.</w:t>
       </w:r>
     </w:p>
     <w:p>
       <w:r>
-        <w:t>Upon termination or expiration of this Agreement, the Service Provider shall provide termination assistance services for a period of up to twelve (12) months (the "Termination Assistance Period") to facilitate the orderly transition of Services to the Client or its designated successor. Termination assistance shall be provided at the rates specified in Schedule E, Section 3. The Service Provider shall cooperate fully and in good faith during the transition, including providing access to all documentation, knowledge bases, and operational procedures.</w:t>
+        <w:rPr>
+          <w:b w:val="0"/>
+          <w:i w:val="0"/>
+        </w:rPr>
+        <w:t>12.4 Step-In Rights. In the event of a material service failure or the Service Provider's inability to perform, the Client shall have the right to step in and assume direct control of the affected Services, either through its own resources or a third-party provider, at the Service Provider's cost, until the Service Provider demonstrates its ability to resume performance.</w:t>
+      </w:r>
+    </w:p>
+    <w:p>
+      <w:r>
+        <w:rPr>
+          <w:b w:val="0"/>
+          <w:i w:val="0"/>
+        </w:rPr>
+        <w:t>12.5 Consequences of Termination. Upon termination or expiration of this Agreement: (a) the Service Provider shall immediately cease all Services except transition assistance; (b) all licenses granted to the Service Provider shall terminate; (c) the Service Provider shall return or destroy all Client IP and Confidential Information; and (d) all accrued rights and obligations shall survive.</w:t>
+      </w:r>
+    </w:p>
+    <w:p>
+      <w:r>
+        <w:rPr>
+          <w:b w:val="0"/>
+          <w:i w:val="0"/>
+        </w:rPr>
+        <w:t>12.6 Transition Assistance. The Service Provider shall provide transition assistance services for a period of up to twelve (12) months following the effective date of termination (the "Transition Period"). During the Transition Period, the Service Provider shall: (a) continue to provide the Services at the same Service Levels; (b) cooperate fully with the Client and any successor provider; (c) transfer all knowledge, documentation, and access credentials; (d) provide dedicated transition resources at no additional cost for the first six (6) months; and (e) make available transition resources at cost-plus-ten-percent (10%) for the remaining six (6) months.</w:t>
       </w:r>
     </w:p>
     <w:p>
@@ -1885,12 +2710,43 @@
         <w:pStyle w:val="Heading1"/>
       </w:pPr>
       <w:r>
-        <w:t>13. Business Continuity and Disaster Recovery</w:t>
+        <w:t>13. Force Majeure</w:t>
       </w:r>
     </w:p>
     <w:p>
       <w:r>
-        <w:t>The Service Provider shall maintain a comprehensive Business Continuity Plan ("BCP") and Disaster Recovery Plan ("DRP") that ensure the continuity of Services in the event of a disruption. The BCP/DRP shall include: (a) Recovery Time Objective (RTO) of four (4) hours for Critical Systems and twenty-four (24) hours for non-critical systems; (b) Recovery Point Objective (RPO) of one (1) hour for Critical Systems and four (4) hours for non-critical systems; (c) annual testing of the BCP/DRP with the Client's participation; and (d) a geographically diverse disaster recovery site located at least 200 kilometers from the primary data center. The Service Provider shall provide the Client with a copy of the BCP/DRP within sixty (60) days of the Effective Date and shall update it annually or upon any material change to the service delivery environment.</w:t>
+        <w:rPr>
+          <w:b w:val="0"/>
+          <w:i w:val="0"/>
+        </w:rPr>
+        <w:t>13.1 Excuse of Performance. Neither Party shall be liable for any failure or delay in the performance of its obligations under this Agreement to the extent that such failure or delay is caused by a Force Majeure Event, provided that the affected Party: (a) gives prompt written notice to the other Party describing the Force Majeure Event and its expected duration; (b) uses commercially reasonable efforts to mitigate the effects of the Force Majeure Event; and (c) resumes performance as soon as reasonably practicable after the Force Majeure Event ceases.</w:t>
+      </w:r>
+    </w:p>
+    <w:p>
+      <w:r>
+        <w:rPr>
+          <w:b w:val="0"/>
+          <w:i w:val="0"/>
+        </w:rPr>
+        <w:t>13.2 Business Continuity. The Service Provider shall maintain and test a comprehensive business continuity and disaster recovery plan at least annually. The plan shall ensure recovery of critical services within: (a) four (4) hours for Severity 1 systems (Recovery Time Objective); and (b) one (1) hour of data loss tolerance (Recovery Point Objective). The Service Provider shall provide the Client with a copy of the plan and test results upon request.</w:t>
+      </w:r>
+    </w:p>
+    <w:p>
+      <w:r>
+        <w:rPr>
+          <w:b w:val="0"/>
+          <w:i w:val="0"/>
+        </w:rPr>
+        <w:t>13.3 Prolonged Force Majeure. If a Force Majeure Event continues for more than sixty (60) consecutive days, either Party may terminate this Agreement by providing thirty (30) days' written notice to the other Party. In such event: (a) neither Party shall be liable for damages arising from the termination; (b) the Client shall pay for all Services performed up to the termination date; and (c) the Service Provider shall provide reasonable transition assistance for a period of ninety (90) days at no additional cost.</w:t>
+      </w:r>
+    </w:p>
+    <w:p>
+      <w:r>
+        <w:rPr>
+          <w:b w:val="0"/>
+          <w:i w:val="0"/>
+        </w:rPr>
+        <w:t>13.4 Pandemic Provisions. In the event of a pandemic or epidemic declared by the World Health Organization or relevant national health authority, the Service Provider shall: (a) activate its remote working protocols within forty-eight (48) hours; (b) maintain service delivery at no less than ninety percent (90%) of normal capacity within five (5) Business Days; and (c) provide weekly status reports on workforce availability and service impact.</w:t>
       </w:r>
     </w:p>
     <w:p>
@@ -1902,29 +2758,30 @@
       </w:r>
     </w:p>
     <w:p>
-      <w:pPr>
-        <w:pStyle w:val="Heading2"/>
-      </w:pPr>
       <w:r>
-        <w:t>14.1 Change Order Process</w:t>
+        <w:rPr>
+          <w:b w:val="0"/>
+          <w:i w:val="0"/>
+        </w:rPr>
+        <w:t>14.1 Change Request Process. Either Party may request changes to the Services by submitting a formal Change Request. Each Change Request shall include: (a) description of the proposed change; (b) business justification; (c) impact assessment (scope, timeline, cost, resources, risk); (d) proposed implementation plan; and (e) any changes to Service Levels.</w:t>
       </w:r>
     </w:p>
     <w:p>
       <w:r>
-        <w:t>Either Party may request a change to the scope, schedule, or pricing of Services by submitting a Change Order in the form set out in Schedule H. The receiving Party shall respond to a Change Order within ten (10) Business Days with either an acceptance, rejection, or counter-proposal. No change shall be effective until a Change Order is signed by the Authorized Representatives of both Parties.</w:t>
-      </w:r>
-    </w:p>
-    <w:p>
-      <w:pPr>
-        <w:pStyle w:val="Heading2"/>
-      </w:pPr>
-      <w:r>
-        <w:t>14.2 Emergency Changes</w:t>
+        <w:rPr>
+          <w:b w:val="0"/>
+          <w:i w:val="0"/>
+        </w:rPr>
+        <w:t>14.2 Evaluation and Approval. The Service Provider shall evaluate each Change Request and provide a written response within ten (10) Business Days, including: (a) technical feasibility assessment; (b) detailed cost estimate; (c) timeline for implementation; and (d) any impact on existing Services or Service Levels. No Change Request shall be implemented without the written approval of both Parties' authorized representatives.</w:t>
       </w:r>
     </w:p>
     <w:p>
       <w:r>
-        <w:t>In the event of an emergency requiring immediate changes to prevent or mitigate a Severity 1 incident, the Service Provider may implement changes without prior written approval, provided that: (a) the Service Provider notifies the Client's Authorized Representative within two (2) hours of implementing the change; (b) a retrospective Change Order is submitted within five (5) Business Days; and (c) the change is documented in the incident report.</w:t>
+        <w:rPr>
+          <w:b w:val="0"/>
+          <w:i w:val="0"/>
+        </w:rPr>
+        <w:t>14.3 Emergency Changes. In the event of an emergency requiring immediate action to prevent harm to the Client's systems, data, or operations, the Service Provider may implement changes without prior formal approval, provided that: (a) the Service Provider notifies the Client within two (2) hours; and (b) a formal Change Request is submitted within twenty-four (24) hours for retrospective approval.</w:t>
       </w:r>
     </w:p>
     <w:p>
@@ -1937,2131 +2794,18 @@
     </w:p>
     <w:p>
       <w:r>
-        <w:t>The Service Provider shall comply with all applicable laws, regulations, and industry standards in the performance of Services, including but not limited to: SOC 2 Type II certification, ISO 27001 certification, PCI DSS compliance (for payment-related systems), HIPAA compliance (for healthcare data), and any sector-specific regulations applicable to the Client's industry. The Service Provider shall provide evidence of compliance upon request and shall notify the Client within five (5) Business Days of any change in its compliance status.</w:t>
-      </w:r>
-    </w:p>
-    <w:p>
-      <w:pPr>
-        <w:pStyle w:val="Heading1"/>
-      </w:pPr>
-      <w:r>
-        <w:t>16. Force Majeure</w:t>
-      </w:r>
-    </w:p>
-    <w:p>
-      <w:r>
-        <w:t>Neither Party shall be liable for any failure or delay in performing its obligations under this Agreement to the extent that such failure or delay is caused by a Force Majeure Event. A "Force Majeure Event" means any event beyond the reasonable control of the affected Party, including but not limited to: natural disasters, epidemics, pandemics, acts of war or terrorism, government actions, labor disputes (other than those involving the affected Party's own employees), or failure of third-party telecommunications or power infrastructure. The affected Party shall: (a) notify the other Party within forty-eight (48) hours of the occurrence of the Force Majeure Event; (b) use commercially reasonable efforts to mitigate the impact; and (c) resume performance as soon as reasonably practicable. If a Force Majeure Event continues for more than ninety (90) consecutive days, either Party may terminate this Agreement upon thirty (30) days' written notice.</w:t>
-      </w:r>
-    </w:p>
-    <w:p>
-      <w:pPr>
-        <w:pStyle w:val="Heading1"/>
-      </w:pPr>
-      <w:r>
-        <w:t>17. Dispute Resolution</w:t>
-      </w:r>
-    </w:p>
-    <w:p>
-      <w:pPr>
-        <w:pStyle w:val="Heading2"/>
-      </w:pPr>
-      <w:r>
-        <w:t>17.1 Escalation</w:t>
-      </w:r>
-    </w:p>
-    <w:p>
-      <w:r>
-        <w:t>Any dispute arising out of or in connection with this Agreement shall first be referred to the operational leads of both Parties for resolution within fifteen (15) Business Days. If unresolved, the dispute shall be escalated to the Executive Steering Committee for resolution within thirty (30) Business Days.</w:t>
-      </w:r>
-    </w:p>
-    <w:p>
-      <w:pPr>
-        <w:pStyle w:val="Heading2"/>
-      </w:pPr>
-      <w:r>
-        <w:t>17.2 Mediation</w:t>
-      </w:r>
-    </w:p>
-    <w:p>
-      <w:r>
-        <w:t>If the dispute is not resolved through the escalation process described in Section 17.1, the Parties shall submit the dispute to mediation administered by the International Chamber of Commerce ("ICC") in accordance with its mediation rules. The mediation shall take place in New York, New York.</w:t>
-      </w:r>
-    </w:p>
-    <w:p>
-      <w:pPr>
-        <w:pStyle w:val="Heading2"/>
-      </w:pPr>
-      <w:r>
-        <w:t>17.3 Arbitration</w:t>
-      </w:r>
-    </w:p>
-    <w:p>
-      <w:r>
-        <w:t>If the dispute is not resolved through mediation within sixty (60) days, the dispute shall be finally resolved by arbitration administered by the ICC under its Rules of Arbitration. The arbitration shall be conducted by three (3) arbitrators, with each Party appointing one arbitrator and the two appointed arbitrators selecting the third. The seat of arbitration shall be New York, New York, and the language of the arbitration shall be English. The arbitral award shall be final and binding on both Parties.</w:t>
-      </w:r>
-    </w:p>
-    <w:p>
-      <w:pPr>
-        <w:pStyle w:val="Heading1"/>
-      </w:pPr>
-      <w:r>
-        <w:t>18. General Provisions</w:t>
-      </w:r>
-    </w:p>
-    <w:p>
-      <w:pPr>
-        <w:pStyle w:val="Heading2"/>
-      </w:pPr>
-      <w:r>
-        <w:t>18.1 Governing Law</w:t>
-      </w:r>
-    </w:p>
-    <w:p>
-      <w:r>
-        <w:t>This Agreement shall be governed by and construed in accordance with the laws of the State of New York, without regard to its conflict of laws principles.</w:t>
-      </w:r>
-    </w:p>
-    <w:p>
-      <w:pPr>
-        <w:pStyle w:val="Heading2"/>
-      </w:pPr>
-      <w:r>
-        <w:t>18.2 Entire Agreement</w:t>
-      </w:r>
-    </w:p>
-    <w:p>
-      <w:r>
-        <w:t>This Agreement, together with all Schedules and Exhibits attached hereto, constitutes the entire agreement between the Parties with respect to the subject matter hereof and supersedes all prior negotiations, representations, warranties, and agreements between the Parties.</w:t>
-      </w:r>
-    </w:p>
-    <w:p>
-      <w:pPr>
-        <w:pStyle w:val="Heading2"/>
-      </w:pPr>
-      <w:r>
-        <w:t>18.3 Amendments</w:t>
-      </w:r>
-    </w:p>
-    <w:p>
-      <w:r>
-        <w:t>No amendment or modification of this Agreement shall be effective unless made in writing and signed by the Authorized Representatives of both Parties.</w:t>
-      </w:r>
-    </w:p>
-    <w:p>
-      <w:pPr>
-        <w:pStyle w:val="Heading2"/>
-      </w:pPr>
-      <w:r>
-        <w:t>18.4 Assignment</w:t>
-      </w:r>
-    </w:p>
-    <w:p>
-      <w:r>
-        <w:t>Neither Party may assign or transfer this Agreement or any of its rights or obligations hereunder without the prior written consent of the other Party, except that either Party may assign this Agreement to an affiliate or in connection with a merger, acquisition, or sale of all or substantially all of its assets, provided that the assignee assumes all obligations under this Agreement.</w:t>
-      </w:r>
-    </w:p>
-    <w:p>
-      <w:pPr>
-        <w:pStyle w:val="Heading2"/>
-      </w:pPr>
-      <w:r>
-        <w:t>18.5 Notices</w:t>
-      </w:r>
-    </w:p>
-    <w:p>
-      <w:r>
-        <w:t>All notices under this Agreement shall be in writing and delivered by certified mail, overnight courier, or email (with confirmation of receipt) to the addresses specified in Schedule F, Section 5. Notices shall be deemed received: (a) if by certified mail, five (5) Business Days after mailing; (b) if by overnight courier, one (1) Business Day after dispatch; or (c) if by email, upon confirmation of receipt.</w:t>
-      </w:r>
-    </w:p>
-    <w:p>
-      <w:pPr>
-        <w:pStyle w:val="Heading1"/>
-      </w:pPr>
-      <w:r>
-        <w:t>Schedule A: Technology Assets</w:t>
-      </w:r>
-    </w:p>
-    <w:p>
-      <w:pPr>
-        <w:pStyle w:val="Heading2"/>
-      </w:pPr>
-      <w:r>
-        <w:t>Part I: Infrastructure Components</w:t>
+        <w:rPr>
+          <w:b w:val="0"/>
+          <w:i w:val="0"/>
+        </w:rPr>
+        <w:t>15.1 General Compliance. The Service Provider shall comply with all applicable laws, regulations, and industry standards in the performance of the Services, including but not limited to:</w:t>
       </w:r>
     </w:p>
     <w:tbl>
       <w:tblPr>
         <w:tblStyle w:val="TableGrid"/>
         <w:tblW w:type="auto" w:w="0"/>
-        <w:tblLook w:firstColumn="1" w:firstRow="1" w:lastColumn="0" w:lastRow="0" w:noHBand="0" w:noVBand="1" w:val="04A0"/>
-      </w:tblPr>
-      <w:tblGrid>
-        <w:gridCol w:w="1728"/>
-        <w:gridCol w:w="1728"/>
-        <w:gridCol w:w="1728"/>
-        <w:gridCol w:w="1728"/>
-        <w:gridCol w:w="1728"/>
-      </w:tblGrid>
-      <w:tr>
-        <w:tc>
-          <w:tcPr>
-            <w:tcW w:type="dxa" w:w="1728"/>
-          </w:tcPr>
-          <w:p>
-            <w:r>
-              <w:t>Asset Category</w:t>
-            </w:r>
-          </w:p>
-        </w:tc>
-        <w:tc>
-          <w:tcPr>
-            <w:tcW w:type="dxa" w:w="1728"/>
-          </w:tcPr>
-          <w:p>
-            <w:r>
-              <w:t>Description</w:t>
-            </w:r>
-          </w:p>
-        </w:tc>
-        <w:tc>
-          <w:tcPr>
-            <w:tcW w:type="dxa" w:w="1728"/>
-          </w:tcPr>
-          <w:p>
-            <w:r>
-              <w:t>Quantity</w:t>
-            </w:r>
-          </w:p>
-        </w:tc>
-        <w:tc>
-          <w:tcPr>
-            <w:tcW w:type="dxa" w:w="1728"/>
-          </w:tcPr>
-          <w:p>
-            <w:r>
-              <w:t>Criticality</w:t>
-            </w:r>
-          </w:p>
-        </w:tc>
-        <w:tc>
-          <w:tcPr>
-            <w:tcW w:type="dxa" w:w="1728"/>
-          </w:tcPr>
-          <w:p>
-            <w:r>
-              <w:t>Location</w:t>
-            </w:r>
-          </w:p>
-        </w:tc>
-      </w:tr>
-      <w:tr>
-        <w:tc>
-          <w:tcPr>
-            <w:tcW w:type="dxa" w:w="1728"/>
-          </w:tcPr>
-          <w:p>
-            <w:r>
-              <w:t>Physical Servers</w:t>
-            </w:r>
-          </w:p>
-        </w:tc>
-        <w:tc>
-          <w:tcPr>
-            <w:tcW w:type="dxa" w:w="1728"/>
-          </w:tcPr>
-          <w:p>
-            <w:r>
-              <w:t>Dell PowerEdge R750</w:t>
-            </w:r>
-          </w:p>
-        </w:tc>
-        <w:tc>
-          <w:tcPr>
-            <w:tcW w:type="dxa" w:w="1728"/>
-          </w:tcPr>
-          <w:p>
-            <w:r>
-              <w:t>480</w:t>
-            </w:r>
-          </w:p>
-        </w:tc>
-        <w:tc>
-          <w:tcPr>
-            <w:tcW w:type="dxa" w:w="1728"/>
-          </w:tcPr>
-          <w:p>
-            <w:r>
-              <w:t>Critical</w:t>
-            </w:r>
-          </w:p>
-        </w:tc>
-        <w:tc>
-          <w:tcPr>
-            <w:tcW w:type="dxa" w:w="1728"/>
-          </w:tcPr>
-          <w:p>
-            <w:r>
-              <w:t>All DCs</w:t>
-            </w:r>
-          </w:p>
-        </w:tc>
-      </w:tr>
-      <w:tr>
-        <w:tc>
-          <w:tcPr>
-            <w:tcW w:type="dxa" w:w="1728"/>
-          </w:tcPr>
-          <w:p>
-            <w:r>
-              <w:t>Virtual Servers</w:t>
-            </w:r>
-          </w:p>
-        </w:tc>
-        <w:tc>
-          <w:tcPr>
-            <w:tcW w:type="dxa" w:w="1728"/>
-          </w:tcPr>
-          <w:p>
-            <w:r>
-              <w:t>VMware ESXi 8.0 hosts</w:t>
-            </w:r>
-          </w:p>
-        </w:tc>
-        <w:tc>
-          <w:tcPr>
-            <w:tcW w:type="dxa" w:w="1728"/>
-          </w:tcPr>
-          <w:p>
-            <w:r>
-              <w:t>1,920</w:t>
-            </w:r>
-          </w:p>
-        </w:tc>
-        <w:tc>
-          <w:tcPr>
-            <w:tcW w:type="dxa" w:w="1728"/>
-          </w:tcPr>
-          <w:p>
-            <w:r>
-              <w:t>Critical</w:t>
-            </w:r>
-          </w:p>
-        </w:tc>
-        <w:tc>
-          <w:tcPr>
-            <w:tcW w:type="dxa" w:w="1728"/>
-          </w:tcPr>
-          <w:p>
-            <w:r>
-              <w:t>All DCs</w:t>
-            </w:r>
-          </w:p>
-        </w:tc>
-      </w:tr>
-      <w:tr>
-        <w:tc>
-          <w:tcPr>
-            <w:tcW w:type="dxa" w:w="1728"/>
-          </w:tcPr>
-          <w:p>
-            <w:r>
-              <w:t>Network Switches</w:t>
-            </w:r>
-          </w:p>
-        </w:tc>
-        <w:tc>
-          <w:tcPr>
-            <w:tcW w:type="dxa" w:w="1728"/>
-          </w:tcPr>
-          <w:p>
-            <w:r>
-              <w:t>Cisco Nexus 9000 series</w:t>
-            </w:r>
-          </w:p>
-        </w:tc>
-        <w:tc>
-          <w:tcPr>
-            <w:tcW w:type="dxa" w:w="1728"/>
-          </w:tcPr>
-          <w:p>
-            <w:r>
-              <w:t>240</w:t>
-            </w:r>
-          </w:p>
-        </w:tc>
-        <w:tc>
-          <w:tcPr>
-            <w:tcW w:type="dxa" w:w="1728"/>
-          </w:tcPr>
-          <w:p>
-            <w:r>
-              <w:t>Critical</w:t>
-            </w:r>
-          </w:p>
-        </w:tc>
-        <w:tc>
-          <w:tcPr>
-            <w:tcW w:type="dxa" w:w="1728"/>
-          </w:tcPr>
-          <w:p>
-            <w:r>
-              <w:t>All locations</w:t>
-            </w:r>
-          </w:p>
-        </w:tc>
-      </w:tr>
-      <w:tr>
-        <w:tc>
-          <w:tcPr>
-            <w:tcW w:type="dxa" w:w="1728"/>
-          </w:tcPr>
-          <w:p>
-            <w:r>
-              <w:t>Firewalls</w:t>
-            </w:r>
-          </w:p>
-        </w:tc>
-        <w:tc>
-          <w:tcPr>
-            <w:tcW w:type="dxa" w:w="1728"/>
-          </w:tcPr>
-          <w:p>
-            <w:r>
-              <w:t>Palo Alto PA-5400 series</w:t>
-            </w:r>
-          </w:p>
-        </w:tc>
-        <w:tc>
-          <w:tcPr>
-            <w:tcW w:type="dxa" w:w="1728"/>
-          </w:tcPr>
-          <w:p>
-            <w:r>
-              <w:t>48</w:t>
-            </w:r>
-          </w:p>
-        </w:tc>
-        <w:tc>
-          <w:tcPr>
-            <w:tcW w:type="dxa" w:w="1728"/>
-          </w:tcPr>
-          <w:p>
-            <w:r>
-              <w:t>Critical</w:t>
-            </w:r>
-          </w:p>
-        </w:tc>
-        <w:tc>
-          <w:tcPr>
-            <w:tcW w:type="dxa" w:w="1728"/>
-          </w:tcPr>
-          <w:p>
-            <w:r>
-              <w:t>All DCs</w:t>
-            </w:r>
-          </w:p>
-        </w:tc>
-      </w:tr>
-      <w:tr>
-        <w:tc>
-          <w:tcPr>
-            <w:tcW w:type="dxa" w:w="1728"/>
-          </w:tcPr>
-          <w:p>
-            <w:r>
-              <w:t>Load Balancers</w:t>
-            </w:r>
-          </w:p>
-        </w:tc>
-        <w:tc>
-          <w:tcPr>
-            <w:tcW w:type="dxa" w:w="1728"/>
-          </w:tcPr>
-          <w:p>
-            <w:r>
-              <w:t>F5 BIG-IP i10800</w:t>
-            </w:r>
-          </w:p>
-        </w:tc>
-        <w:tc>
-          <w:tcPr>
-            <w:tcW w:type="dxa" w:w="1728"/>
-          </w:tcPr>
-          <w:p>
-            <w:r>
-              <w:t>24</w:t>
-            </w:r>
-          </w:p>
-        </w:tc>
-        <w:tc>
-          <w:tcPr>
-            <w:tcW w:type="dxa" w:w="1728"/>
-          </w:tcPr>
-          <w:p>
-            <w:r>
-              <w:t>High</w:t>
-            </w:r>
-          </w:p>
-        </w:tc>
-        <w:tc>
-          <w:tcPr>
-            <w:tcW w:type="dxa" w:w="1728"/>
-          </w:tcPr>
-          <w:p>
-            <w:r>
-              <w:t>Primary DCs</w:t>
-            </w:r>
-          </w:p>
-        </w:tc>
-      </w:tr>
-      <w:tr>
-        <w:tc>
-          <w:tcPr>
-            <w:tcW w:type="dxa" w:w="1728"/>
-          </w:tcPr>
-          <w:p>
-            <w:r>
-              <w:t>SAN Storage</w:t>
-            </w:r>
-          </w:p>
-        </w:tc>
-        <w:tc>
-          <w:tcPr>
-            <w:tcW w:type="dxa" w:w="1728"/>
-          </w:tcPr>
-          <w:p>
-            <w:r>
-              <w:t>NetApp AFF A800</w:t>
-            </w:r>
-          </w:p>
-        </w:tc>
-        <w:tc>
-          <w:tcPr>
-            <w:tcW w:type="dxa" w:w="1728"/>
-          </w:tcPr>
-          <w:p>
-            <w:r>
-              <w:t>12 arrays</w:t>
-            </w:r>
-          </w:p>
-        </w:tc>
-        <w:tc>
-          <w:tcPr>
-            <w:tcW w:type="dxa" w:w="1728"/>
-          </w:tcPr>
-          <w:p>
-            <w:r>
-              <w:t>Critical</w:t>
-            </w:r>
-          </w:p>
-        </w:tc>
-        <w:tc>
-          <w:tcPr>
-            <w:tcW w:type="dxa" w:w="1728"/>
-          </w:tcPr>
-          <w:p>
-            <w:r>
-              <w:t>Primary DCs</w:t>
-            </w:r>
-          </w:p>
-        </w:tc>
-      </w:tr>
-      <w:tr>
-        <w:tc>
-          <w:tcPr>
-            <w:tcW w:type="dxa" w:w="1728"/>
-          </w:tcPr>
-          <w:p>
-            <w:r>
-              <w:t>NAS Storage</w:t>
-            </w:r>
-          </w:p>
-        </w:tc>
-        <w:tc>
-          <w:tcPr>
-            <w:tcW w:type="dxa" w:w="1728"/>
-          </w:tcPr>
-          <w:p>
-            <w:r>
-              <w:t>NetApp FAS9500</w:t>
-            </w:r>
-          </w:p>
-        </w:tc>
-        <w:tc>
-          <w:tcPr>
-            <w:tcW w:type="dxa" w:w="1728"/>
-          </w:tcPr>
-          <w:p>
-            <w:r>
-              <w:t>6 arrays</w:t>
-            </w:r>
-          </w:p>
-        </w:tc>
-        <w:tc>
-          <w:tcPr>
-            <w:tcW w:type="dxa" w:w="1728"/>
-          </w:tcPr>
-          <w:p>
-            <w:r>
-              <w:t>High</w:t>
-            </w:r>
-          </w:p>
-        </w:tc>
-        <w:tc>
-          <w:tcPr>
-            <w:tcW w:type="dxa" w:w="1728"/>
-          </w:tcPr>
-          <w:p>
-            <w:r>
-              <w:t>Primary DCs</w:t>
-            </w:r>
-          </w:p>
-        </w:tc>
-      </w:tr>
-      <w:tr>
-        <w:tc>
-          <w:tcPr>
-            <w:tcW w:type="dxa" w:w="1728"/>
-          </w:tcPr>
-          <w:p>
-            <w:r>
-              <w:t>Backup Systems</w:t>
-            </w:r>
-          </w:p>
-        </w:tc>
-        <w:tc>
-          <w:tcPr>
-            <w:tcW w:type="dxa" w:w="1728"/>
-          </w:tcPr>
-          <w:p>
-            <w:r>
-              <w:t>Veeam + Dell Data Domain</w:t>
-            </w:r>
-          </w:p>
-        </w:tc>
-        <w:tc>
-          <w:tcPr>
-            <w:tcW w:type="dxa" w:w="1728"/>
-          </w:tcPr>
-          <w:p>
-            <w:r>
-              <w:t>12 units</w:t>
-            </w:r>
-          </w:p>
-        </w:tc>
-        <w:tc>
-          <w:tcPr>
-            <w:tcW w:type="dxa" w:w="1728"/>
-          </w:tcPr>
-          <w:p>
-            <w:r>
-              <w:t>High</w:t>
-            </w:r>
-          </w:p>
-        </w:tc>
-        <w:tc>
-          <w:tcPr>
-            <w:tcW w:type="dxa" w:w="1728"/>
-          </w:tcPr>
-          <w:p>
-            <w:r>
-              <w:t>All DCs</w:t>
-            </w:r>
-          </w:p>
-        </w:tc>
-      </w:tr>
-      <w:tr>
-        <w:tc>
-          <w:tcPr>
-            <w:tcW w:type="dxa" w:w="1728"/>
-          </w:tcPr>
-          <w:p>
-            <w:r>
-              <w:t>Desktop/Laptop</w:t>
-            </w:r>
-          </w:p>
-        </w:tc>
-        <w:tc>
-          <w:tcPr>
-            <w:tcW w:type="dxa" w:w="1728"/>
-          </w:tcPr>
-          <w:p>
-            <w:r>
-              <w:t>Dell Latitude 5540 / Inspiron 16</w:t>
-            </w:r>
-          </w:p>
-        </w:tc>
-        <w:tc>
-          <w:tcPr>
-            <w:tcW w:type="dxa" w:w="1728"/>
-          </w:tcPr>
-          <w:p>
-            <w:r>
-              <w:t>15,000</w:t>
-            </w:r>
-          </w:p>
-        </w:tc>
-        <w:tc>
-          <w:tcPr>
-            <w:tcW w:type="dxa" w:w="1728"/>
-          </w:tcPr>
-          <w:p>
-            <w:r>
-              <w:t>Medium</w:t>
-            </w:r>
-          </w:p>
-        </w:tc>
-        <w:tc>
-          <w:tcPr>
-            <w:tcW w:type="dxa" w:w="1728"/>
-          </w:tcPr>
-          <w:p>
-            <w:r>
-              <w:t>All offices</w:t>
-            </w:r>
-          </w:p>
-        </w:tc>
-      </w:tr>
-      <w:tr>
-        <w:tc>
-          <w:tcPr>
-            <w:tcW w:type="dxa" w:w="1728"/>
-          </w:tcPr>
-          <w:p>
-            <w:r>
-              <w:t>Printers/MFDs</w:t>
-            </w:r>
-          </w:p>
-        </w:tc>
-        <w:tc>
-          <w:tcPr>
-            <w:tcW w:type="dxa" w:w="1728"/>
-          </w:tcPr>
-          <w:p>
-            <w:r>
-              <w:t>HP LaserJet Enterprise M611</w:t>
-            </w:r>
-          </w:p>
-        </w:tc>
-        <w:tc>
-          <w:tcPr>
-            <w:tcW w:type="dxa" w:w="1728"/>
-          </w:tcPr>
-          <w:p>
-            <w:r>
-              <w:t>850</w:t>
-            </w:r>
-          </w:p>
-        </w:tc>
-        <w:tc>
-          <w:tcPr>
-            <w:tcW w:type="dxa" w:w="1728"/>
-          </w:tcPr>
-          <w:p>
-            <w:r>
-              <w:t>Low</w:t>
-            </w:r>
-          </w:p>
-        </w:tc>
-        <w:tc>
-          <w:tcPr>
-            <w:tcW w:type="dxa" w:w="1728"/>
-          </w:tcPr>
-          <w:p>
-            <w:r>
-              <w:t>All offices</w:t>
-            </w:r>
-          </w:p>
-        </w:tc>
-      </w:tr>
-    </w:tbl>
-    <w:p>
-      <w:pPr>
-        <w:pStyle w:val="Heading2"/>
-      </w:pPr>
-      <w:r>
-        <w:t>Part II: Enterprise Applications</w:t>
-      </w:r>
-    </w:p>
-    <w:tbl>
-      <w:tblPr>
-        <w:tblStyle w:val="TableGrid"/>
-        <w:tblW w:type="auto" w:w="0"/>
-        <w:tblLook w:firstColumn="1" w:firstRow="1" w:lastColumn="0" w:lastRow="0" w:noHBand="0" w:noVBand="1" w:val="04A0"/>
-      </w:tblPr>
-      <w:tblGrid>
-        <w:gridCol w:w="2160"/>
-        <w:gridCol w:w="2160"/>
-        <w:gridCol w:w="2160"/>
-        <w:gridCol w:w="2160"/>
-      </w:tblGrid>
-      <w:tr>
-        <w:tc>
-          <w:tcPr>
-            <w:tcW w:type="dxa" w:w="2160"/>
-          </w:tcPr>
-          <w:p>
-            <w:r>
-              <w:t>Application</w:t>
-            </w:r>
-          </w:p>
-        </w:tc>
-        <w:tc>
-          <w:tcPr>
-            <w:tcW w:type="dxa" w:w="2160"/>
-          </w:tcPr>
-          <w:p>
-            <w:r>
-              <w:t>Version</w:t>
-            </w:r>
-          </w:p>
-        </w:tc>
-        <w:tc>
-          <w:tcPr>
-            <w:tcW w:type="dxa" w:w="2160"/>
-          </w:tcPr>
-          <w:p>
-            <w:r>
-              <w:t>Users</w:t>
-            </w:r>
-          </w:p>
-        </w:tc>
-        <w:tc>
-          <w:tcPr>
-            <w:tcW w:type="dxa" w:w="2160"/>
-          </w:tcPr>
-          <w:p>
-            <w:r>
-              <w:t>Support Level</w:t>
-            </w:r>
-          </w:p>
-        </w:tc>
-      </w:tr>
-      <w:tr>
-        <w:tc>
-          <w:tcPr>
-            <w:tcW w:type="dxa" w:w="2160"/>
-          </w:tcPr>
-          <w:p>
-            <w:r>
-              <w:t>SAP S/4HANA</w:t>
-            </w:r>
-          </w:p>
-        </w:tc>
-        <w:tc>
-          <w:tcPr>
-            <w:tcW w:type="dxa" w:w="2160"/>
-          </w:tcPr>
-          <w:p>
-            <w:r>
-              <w:t>2023 FPS02</w:t>
-            </w:r>
-          </w:p>
-        </w:tc>
-        <w:tc>
-          <w:tcPr>
-            <w:tcW w:type="dxa" w:w="2160"/>
-          </w:tcPr>
-          <w:p>
-            <w:r>
-              <w:t>4,500</w:t>
-            </w:r>
-          </w:p>
-        </w:tc>
-        <w:tc>
-          <w:tcPr>
-            <w:tcW w:type="dxa" w:w="2160"/>
-          </w:tcPr>
-          <w:p>
-            <w:r>
-              <w:t>L2/L3</w:t>
-            </w:r>
-          </w:p>
-        </w:tc>
-      </w:tr>
-      <w:tr>
-        <w:tc>
-          <w:tcPr>
-            <w:tcW w:type="dxa" w:w="2160"/>
-          </w:tcPr>
-          <w:p>
-            <w:r>
-              <w:t>Salesforce CRM</w:t>
-            </w:r>
-          </w:p>
-        </w:tc>
-        <w:tc>
-          <w:tcPr>
-            <w:tcW w:type="dxa" w:w="2160"/>
-          </w:tcPr>
-          <w:p>
-            <w:r>
-              <w:t>Enterprise Edition</w:t>
-            </w:r>
-          </w:p>
-        </w:tc>
-        <w:tc>
-          <w:tcPr>
-            <w:tcW w:type="dxa" w:w="2160"/>
-          </w:tcPr>
-          <w:p>
-            <w:r>
-              <w:t>2,800</w:t>
-            </w:r>
-          </w:p>
-        </w:tc>
-        <w:tc>
-          <w:tcPr>
-            <w:tcW w:type="dxa" w:w="2160"/>
-          </w:tcPr>
-          <w:p>
-            <w:r>
-              <w:t>L2/L3</w:t>
-            </w:r>
-          </w:p>
-        </w:tc>
-      </w:tr>
-      <w:tr>
-        <w:tc>
-          <w:tcPr>
-            <w:tcW w:type="dxa" w:w="2160"/>
-          </w:tcPr>
-          <w:p>
-            <w:r>
-              <w:t>Oracle E-Business Suite</w:t>
-            </w:r>
-          </w:p>
-        </w:tc>
-        <w:tc>
-          <w:tcPr>
-            <w:tcW w:type="dxa" w:w="2160"/>
-          </w:tcPr>
-          <w:p>
-            <w:r>
-              <w:t>R12.2.12</w:t>
-            </w:r>
-          </w:p>
-        </w:tc>
-        <w:tc>
-          <w:tcPr>
-            <w:tcW w:type="dxa" w:w="2160"/>
-          </w:tcPr>
-          <w:p>
-            <w:r>
-              <w:t>1,200</w:t>
-            </w:r>
-          </w:p>
-        </w:tc>
-        <w:tc>
-          <w:tcPr>
-            <w:tcW w:type="dxa" w:w="2160"/>
-          </w:tcPr>
-          <w:p>
-            <w:r>
-              <w:t>L2/L3</w:t>
-            </w:r>
-          </w:p>
-        </w:tc>
-      </w:tr>
-      <w:tr>
-        <w:tc>
-          <w:tcPr>
-            <w:tcW w:type="dxa" w:w="2160"/>
-          </w:tcPr>
-          <w:p>
-            <w:r>
-              <w:t>MeridianTrade (Custom)</w:t>
-            </w:r>
-          </w:p>
-        </w:tc>
-        <w:tc>
-          <w:tcPr>
-            <w:tcW w:type="dxa" w:w="2160"/>
-          </w:tcPr>
-          <w:p>
-            <w:r>
-              <w:t>v4.7.2</w:t>
-            </w:r>
-          </w:p>
-        </w:tc>
-        <w:tc>
-          <w:tcPr>
-            <w:tcW w:type="dxa" w:w="2160"/>
-          </w:tcPr>
-          <w:p>
-            <w:r>
-              <w:t>350</w:t>
-            </w:r>
-          </w:p>
-        </w:tc>
-        <w:tc>
-          <w:tcPr>
-            <w:tcW w:type="dxa" w:w="2160"/>
-          </w:tcPr>
-          <w:p>
-            <w:r>
-              <w:t>L2/L3</w:t>
-            </w:r>
-          </w:p>
-        </w:tc>
-      </w:tr>
-      <w:tr>
-        <w:tc>
-          <w:tcPr>
-            <w:tcW w:type="dxa" w:w="2160"/>
-          </w:tcPr>
-          <w:p>
-            <w:r>
-              <w:t>ServiceNow</w:t>
-            </w:r>
-          </w:p>
-        </w:tc>
-        <w:tc>
-          <w:tcPr>
-            <w:tcW w:type="dxa" w:w="2160"/>
-          </w:tcPr>
-          <w:p>
-            <w:r>
-              <w:t>Utah release</w:t>
-            </w:r>
-          </w:p>
-        </w:tc>
-        <w:tc>
-          <w:tcPr>
-            <w:tcW w:type="dxa" w:w="2160"/>
-          </w:tcPr>
-          <w:p>
-            <w:r>
-              <w:t>8,000</w:t>
-            </w:r>
-          </w:p>
-        </w:tc>
-        <w:tc>
-          <w:tcPr>
-            <w:tcW w:type="dxa" w:w="2160"/>
-          </w:tcPr>
-          <w:p>
-            <w:r>
-              <w:t>L2/L3</w:t>
-            </w:r>
-          </w:p>
-        </w:tc>
-      </w:tr>
-      <w:tr>
-        <w:tc>
-          <w:tcPr>
-            <w:tcW w:type="dxa" w:w="2160"/>
-          </w:tcPr>
-          <w:p>
-            <w:r>
-              <w:t>Microsoft 365</w:t>
-            </w:r>
-          </w:p>
-        </w:tc>
-        <w:tc>
-          <w:tcPr>
-            <w:tcW w:type="dxa" w:w="2160"/>
-          </w:tcPr>
-          <w:p>
-            <w:r>
-              <w:t>E5 license</w:t>
-            </w:r>
-          </w:p>
-        </w:tc>
-        <w:tc>
-          <w:tcPr>
-            <w:tcW w:type="dxa" w:w="2160"/>
-          </w:tcPr>
-          <w:p>
-            <w:r>
-              <w:t>15,000</w:t>
-            </w:r>
-          </w:p>
-        </w:tc>
-        <w:tc>
-          <w:tcPr>
-            <w:tcW w:type="dxa" w:w="2160"/>
-          </w:tcPr>
-          <w:p>
-            <w:r>
-              <w:t>L1/L2</w:t>
-            </w:r>
-          </w:p>
-        </w:tc>
-      </w:tr>
-      <w:tr>
-        <w:tc>
-          <w:tcPr>
-            <w:tcW w:type="dxa" w:w="2160"/>
-          </w:tcPr>
-          <w:p>
-            <w:r>
-              <w:t>Tableau Server</w:t>
-            </w:r>
-          </w:p>
-        </w:tc>
-        <w:tc>
-          <w:tcPr>
-            <w:tcW w:type="dxa" w:w="2160"/>
-          </w:tcPr>
-          <w:p>
-            <w:r>
-              <w:t>2024.1</w:t>
-            </w:r>
-          </w:p>
-        </w:tc>
-        <w:tc>
-          <w:tcPr>
-            <w:tcW w:type="dxa" w:w="2160"/>
-          </w:tcPr>
-          <w:p>
-            <w:r>
-              <w:t>600</w:t>
-            </w:r>
-          </w:p>
-        </w:tc>
-        <w:tc>
-          <w:tcPr>
-            <w:tcW w:type="dxa" w:w="2160"/>
-          </w:tcPr>
-          <w:p>
-            <w:r>
-              <w:t>L2</w:t>
-            </w:r>
-          </w:p>
-        </w:tc>
-      </w:tr>
-      <w:tr>
-        <w:tc>
-          <w:tcPr>
-            <w:tcW w:type="dxa" w:w="2160"/>
-          </w:tcPr>
-          <w:p>
-            <w:r>
-              <w:t>MuleSoft Anypoint</w:t>
-            </w:r>
-          </w:p>
-        </w:tc>
-        <w:tc>
-          <w:tcPr>
-            <w:tcW w:type="dxa" w:w="2160"/>
-          </w:tcPr>
-          <w:p>
-            <w:r>
-              <w:t>4.5</w:t>
-            </w:r>
-          </w:p>
-        </w:tc>
-        <w:tc>
-          <w:tcPr>
-            <w:tcW w:type="dxa" w:w="2160"/>
-          </w:tcPr>
-          <w:p>
-            <w:r>
-              <w:t>150</w:t>
-            </w:r>
-          </w:p>
-        </w:tc>
-        <w:tc>
-          <w:tcPr>
-            <w:tcW w:type="dxa" w:w="2160"/>
-          </w:tcPr>
-          <w:p>
-            <w:r>
-              <w:t>L2/L3</w:t>
-            </w:r>
-          </w:p>
-        </w:tc>
-      </w:tr>
-    </w:tbl>
-    <w:p>
-      <w:pPr>
-        <w:pStyle w:val="Heading1"/>
-      </w:pPr>
-      <w:r>
-        <w:t>Schedule B: Service Locations</w:t>
-      </w:r>
-    </w:p>
-    <w:tbl>
-      <w:tblPr>
-        <w:tblStyle w:val="TableGrid"/>
-        <w:tblW w:type="auto" w:w="0"/>
-        <w:tblLook w:firstColumn="1" w:firstRow="1" w:lastColumn="0" w:lastRow="0" w:noHBand="0" w:noVBand="1" w:val="04A0"/>
-      </w:tblPr>
-      <w:tblGrid>
-        <w:gridCol w:w="1728"/>
-        <w:gridCol w:w="1728"/>
-        <w:gridCol w:w="1728"/>
-        <w:gridCol w:w="1728"/>
-        <w:gridCol w:w="1728"/>
-      </w:tblGrid>
-      <w:tr>
-        <w:tc>
-          <w:tcPr>
-            <w:tcW w:type="dxa" w:w="1728"/>
-          </w:tcPr>
-          <w:p>
-            <w:r>
-              <w:t>Location</w:t>
-            </w:r>
-          </w:p>
-        </w:tc>
-        <w:tc>
-          <w:tcPr>
-            <w:tcW w:type="dxa" w:w="1728"/>
-          </w:tcPr>
-          <w:p>
-            <w:r>
-              <w:t>City</w:t>
-            </w:r>
-          </w:p>
-        </w:tc>
-        <w:tc>
-          <w:tcPr>
-            <w:tcW w:type="dxa" w:w="1728"/>
-          </w:tcPr>
-          <w:p>
-            <w:r>
-              <w:t>Country</w:t>
-            </w:r>
-          </w:p>
-        </w:tc>
-        <w:tc>
-          <w:tcPr>
-            <w:tcW w:type="dxa" w:w="1728"/>
-          </w:tcPr>
-          <w:p>
-            <w:r>
-              <w:t>Type</w:t>
-            </w:r>
-          </w:p>
-        </w:tc>
-        <w:tc>
-          <w:tcPr>
-            <w:tcW w:type="dxa" w:w="1728"/>
-          </w:tcPr>
-          <w:p>
-            <w:r>
-              <w:t>FTE Count</w:t>
-            </w:r>
-          </w:p>
-        </w:tc>
-      </w:tr>
-      <w:tr>
-        <w:tc>
-          <w:tcPr>
-            <w:tcW w:type="dxa" w:w="1728"/>
-          </w:tcPr>
-          <w:p>
-            <w:r>
-              <w:t>NYC-HQ</w:t>
-            </w:r>
-          </w:p>
-        </w:tc>
-        <w:tc>
-          <w:tcPr>
-            <w:tcW w:type="dxa" w:w="1728"/>
-          </w:tcPr>
-          <w:p>
-            <w:r>
-              <w:t>New York</w:t>
-            </w:r>
-          </w:p>
-        </w:tc>
-        <w:tc>
-          <w:tcPr>
-            <w:tcW w:type="dxa" w:w="1728"/>
-          </w:tcPr>
-          <w:p>
-            <w:r>
-              <w:t>United States</w:t>
-            </w:r>
-          </w:p>
-        </w:tc>
-        <w:tc>
-          <w:tcPr>
-            <w:tcW w:type="dxa" w:w="1728"/>
-          </w:tcPr>
-          <w:p>
-            <w:r>
-              <w:t>Headquarters</w:t>
-            </w:r>
-          </w:p>
-        </w:tc>
-        <w:tc>
-          <w:tcPr>
-            <w:tcW w:type="dxa" w:w="1728"/>
-          </w:tcPr>
-          <w:p>
-            <w:r>
-              <w:t>45</w:t>
-            </w:r>
-          </w:p>
-        </w:tc>
-      </w:tr>
-      <w:tr>
-        <w:tc>
-          <w:tcPr>
-            <w:tcW w:type="dxa" w:w="1728"/>
-          </w:tcPr>
-          <w:p>
-            <w:r>
-              <w:t>NYC-DC1</w:t>
-            </w:r>
-          </w:p>
-        </w:tc>
-        <w:tc>
-          <w:tcPr>
-            <w:tcW w:type="dxa" w:w="1728"/>
-          </w:tcPr>
-          <w:p>
-            <w:r>
-              <w:t>New York</w:t>
-            </w:r>
-          </w:p>
-        </w:tc>
-        <w:tc>
-          <w:tcPr>
-            <w:tcW w:type="dxa" w:w="1728"/>
-          </w:tcPr>
-          <w:p>
-            <w:r>
-              <w:t>United States</w:t>
-            </w:r>
-          </w:p>
-        </w:tc>
-        <w:tc>
-          <w:tcPr>
-            <w:tcW w:type="dxa" w:w="1728"/>
-          </w:tcPr>
-          <w:p>
-            <w:r>
-              <w:t>Data Center (Tier IV)</w:t>
-            </w:r>
-          </w:p>
-        </w:tc>
-        <w:tc>
-          <w:tcPr>
-            <w:tcW w:type="dxa" w:w="1728"/>
-          </w:tcPr>
-          <w:p>
-            <w:r>
-              <w:t>20</w:t>
-            </w:r>
-          </w:p>
-        </w:tc>
-      </w:tr>
-      <w:tr>
-        <w:tc>
-          <w:tcPr>
-            <w:tcW w:type="dxa" w:w="1728"/>
-          </w:tcPr>
-          <w:p>
-            <w:r>
-              <w:t>CHI-OFF</w:t>
-            </w:r>
-          </w:p>
-        </w:tc>
-        <w:tc>
-          <w:tcPr>
-            <w:tcW w:type="dxa" w:w="1728"/>
-          </w:tcPr>
-          <w:p>
-            <w:r>
-              <w:t>Chicago</w:t>
-            </w:r>
-          </w:p>
-        </w:tc>
-        <w:tc>
-          <w:tcPr>
-            <w:tcW w:type="dxa" w:w="1728"/>
-          </w:tcPr>
-          <w:p>
-            <w:r>
-              <w:t>United States</w:t>
-            </w:r>
-          </w:p>
-        </w:tc>
-        <w:tc>
-          <w:tcPr>
-            <w:tcW w:type="dxa" w:w="1728"/>
-          </w:tcPr>
-          <w:p>
-            <w:r>
-              <w:t>Regional Office</w:t>
-            </w:r>
-          </w:p>
-        </w:tc>
-        <w:tc>
-          <w:tcPr>
-            <w:tcW w:type="dxa" w:w="1728"/>
-          </w:tcPr>
-          <w:p>
-            <w:r>
-              <w:t>15</w:t>
-            </w:r>
-          </w:p>
-        </w:tc>
-      </w:tr>
-      <w:tr>
-        <w:tc>
-          <w:tcPr>
-            <w:tcW w:type="dxa" w:w="1728"/>
-          </w:tcPr>
-          <w:p>
-            <w:r>
-              <w:t>LON-OFF</w:t>
-            </w:r>
-          </w:p>
-        </w:tc>
-        <w:tc>
-          <w:tcPr>
-            <w:tcW w:type="dxa" w:w="1728"/>
-          </w:tcPr>
-          <w:p>
-            <w:r>
-              <w:t>London</w:t>
-            </w:r>
-          </w:p>
-        </w:tc>
-        <w:tc>
-          <w:tcPr>
-            <w:tcW w:type="dxa" w:w="1728"/>
-          </w:tcPr>
-          <w:p>
-            <w:r>
-              <w:t>United Kingdom</w:t>
-            </w:r>
-          </w:p>
-        </w:tc>
-        <w:tc>
-          <w:tcPr>
-            <w:tcW w:type="dxa" w:w="1728"/>
-          </w:tcPr>
-          <w:p>
-            <w:r>
-              <w:t>Regional Office</w:t>
-            </w:r>
-          </w:p>
-        </w:tc>
-        <w:tc>
-          <w:tcPr>
-            <w:tcW w:type="dxa" w:w="1728"/>
-          </w:tcPr>
-          <w:p>
-            <w:r>
-              <w:t>25</w:t>
-            </w:r>
-          </w:p>
-        </w:tc>
-      </w:tr>
-      <w:tr>
-        <w:tc>
-          <w:tcPr>
-            <w:tcW w:type="dxa" w:w="1728"/>
-          </w:tcPr>
-          <w:p>
-            <w:r>
-              <w:t>LON-DC2</w:t>
-            </w:r>
-          </w:p>
-        </w:tc>
-        <w:tc>
-          <w:tcPr>
-            <w:tcW w:type="dxa" w:w="1728"/>
-          </w:tcPr>
-          <w:p>
-            <w:r>
-              <w:t>London</w:t>
-            </w:r>
-          </w:p>
-        </w:tc>
-        <w:tc>
-          <w:tcPr>
-            <w:tcW w:type="dxa" w:w="1728"/>
-          </w:tcPr>
-          <w:p>
-            <w:r>
-              <w:t>United Kingdom</w:t>
-            </w:r>
-          </w:p>
-        </w:tc>
-        <w:tc>
-          <w:tcPr>
-            <w:tcW w:type="dxa" w:w="1728"/>
-          </w:tcPr>
-          <w:p>
-            <w:r>
-              <w:t>Data Center (Tier III)</w:t>
-            </w:r>
-          </w:p>
-        </w:tc>
-        <w:tc>
-          <w:tcPr>
-            <w:tcW w:type="dxa" w:w="1728"/>
-          </w:tcPr>
-          <w:p>
-            <w:r>
-              <w:t>15</w:t>
-            </w:r>
-          </w:p>
-        </w:tc>
-      </w:tr>
-      <w:tr>
-        <w:tc>
-          <w:tcPr>
-            <w:tcW w:type="dxa" w:w="1728"/>
-          </w:tcPr>
-          <w:p>
-            <w:r>
-              <w:t>FRA-OFF</w:t>
-            </w:r>
-          </w:p>
-        </w:tc>
-        <w:tc>
-          <w:tcPr>
-            <w:tcW w:type="dxa" w:w="1728"/>
-          </w:tcPr>
-          <w:p>
-            <w:r>
-              <w:t>Frankfurt</w:t>
-            </w:r>
-          </w:p>
-        </w:tc>
-        <w:tc>
-          <w:tcPr>
-            <w:tcW w:type="dxa" w:w="1728"/>
-          </w:tcPr>
-          <w:p>
-            <w:r>
-              <w:t>Germany</w:t>
-            </w:r>
-          </w:p>
-        </w:tc>
-        <w:tc>
-          <w:tcPr>
-            <w:tcW w:type="dxa" w:w="1728"/>
-          </w:tcPr>
-          <w:p>
-            <w:r>
-              <w:t>Regional Office</w:t>
-            </w:r>
-          </w:p>
-        </w:tc>
-        <w:tc>
-          <w:tcPr>
-            <w:tcW w:type="dxa" w:w="1728"/>
-          </w:tcPr>
-          <w:p>
-            <w:r>
-              <w:t>10</w:t>
-            </w:r>
-          </w:p>
-        </w:tc>
-      </w:tr>
-      <w:tr>
-        <w:tc>
-          <w:tcPr>
-            <w:tcW w:type="dxa" w:w="1728"/>
-          </w:tcPr>
-          <w:p>
-            <w:r>
-              <w:t>SIN-OFF</w:t>
-            </w:r>
-          </w:p>
-        </w:tc>
-        <w:tc>
-          <w:tcPr>
-            <w:tcW w:type="dxa" w:w="1728"/>
-          </w:tcPr>
-          <w:p>
-            <w:r>
-              <w:t>Singapore</w:t>
-            </w:r>
-          </w:p>
-        </w:tc>
-        <w:tc>
-          <w:tcPr>
-            <w:tcW w:type="dxa" w:w="1728"/>
-          </w:tcPr>
-          <w:p>
-            <w:r>
-              <w:t>Singapore</w:t>
-            </w:r>
-          </w:p>
-        </w:tc>
-        <w:tc>
-          <w:tcPr>
-            <w:tcW w:type="dxa" w:w="1728"/>
-          </w:tcPr>
-          <w:p>
-            <w:r>
-              <w:t>Regional Office</w:t>
-            </w:r>
-          </w:p>
-        </w:tc>
-        <w:tc>
-          <w:tcPr>
-            <w:tcW w:type="dxa" w:w="1728"/>
-          </w:tcPr>
-          <w:p>
-            <w:r>
-              <w:t>20</w:t>
-            </w:r>
-          </w:p>
-        </w:tc>
-      </w:tr>
-      <w:tr>
-        <w:tc>
-          <w:tcPr>
-            <w:tcW w:type="dxa" w:w="1728"/>
-          </w:tcPr>
-          <w:p>
-            <w:r>
-              <w:t>HYD-ODC</w:t>
-            </w:r>
-          </w:p>
-        </w:tc>
-        <w:tc>
-          <w:tcPr>
-            <w:tcW w:type="dxa" w:w="1728"/>
-          </w:tcPr>
-          <w:p>
-            <w:r>
-              <w:t>Hyderabad</w:t>
-            </w:r>
-          </w:p>
-        </w:tc>
-        <w:tc>
-          <w:tcPr>
-            <w:tcW w:type="dxa" w:w="1728"/>
-          </w:tcPr>
-          <w:p>
-            <w:r>
-              <w:t>India</w:t>
-            </w:r>
-          </w:p>
-        </w:tc>
-        <w:tc>
-          <w:tcPr>
-            <w:tcW w:type="dxa" w:w="1728"/>
-          </w:tcPr>
-          <w:p>
-            <w:r>
-              <w:t>Offshore Dev Center</w:t>
-            </w:r>
-          </w:p>
-        </w:tc>
-        <w:tc>
-          <w:tcPr>
-            <w:tcW w:type="dxa" w:w="1728"/>
-          </w:tcPr>
-          <w:p>
-            <w:r>
-              <w:t>120</w:t>
-            </w:r>
-          </w:p>
-        </w:tc>
-      </w:tr>
-      <w:tr>
-        <w:tc>
-          <w:tcPr>
-            <w:tcW w:type="dxa" w:w="1728"/>
-          </w:tcPr>
-          <w:p>
-            <w:r>
-              <w:t>BLR-ODC</w:t>
-            </w:r>
-          </w:p>
-        </w:tc>
-        <w:tc>
-          <w:tcPr>
-            <w:tcW w:type="dxa" w:w="1728"/>
-          </w:tcPr>
-          <w:p>
-            <w:r>
-              <w:t>Bangalore</w:t>
-            </w:r>
-          </w:p>
-        </w:tc>
-        <w:tc>
-          <w:tcPr>
-            <w:tcW w:type="dxa" w:w="1728"/>
-          </w:tcPr>
-          <w:p>
-            <w:r>
-              <w:t>India</w:t>
-            </w:r>
-          </w:p>
-        </w:tc>
-        <w:tc>
-          <w:tcPr>
-            <w:tcW w:type="dxa" w:w="1728"/>
-          </w:tcPr>
-          <w:p>
-            <w:r>
-              <w:t>Offshore Dev Center</w:t>
-            </w:r>
-          </w:p>
-        </w:tc>
-        <w:tc>
-          <w:tcPr>
-            <w:tcW w:type="dxa" w:w="1728"/>
-          </w:tcPr>
-          <w:p>
-            <w:r>
-              <w:t>60</w:t>
-            </w:r>
-          </w:p>
-        </w:tc>
-      </w:tr>
-      <w:tr>
-        <w:tc>
-          <w:tcPr>
-            <w:tcW w:type="dxa" w:w="1728"/>
-          </w:tcPr>
-          <w:p>
-            <w:r>
-              <w:t>PUN-ODC</w:t>
-            </w:r>
-          </w:p>
-        </w:tc>
-        <w:tc>
-          <w:tcPr>
-            <w:tcW w:type="dxa" w:w="1728"/>
-          </w:tcPr>
-          <w:p>
-            <w:r>
-              <w:t>Pune</w:t>
-            </w:r>
-          </w:p>
-        </w:tc>
-        <w:tc>
-          <w:tcPr>
-            <w:tcW w:type="dxa" w:w="1728"/>
-          </w:tcPr>
-          <w:p>
-            <w:r>
-              <w:t>India</w:t>
-            </w:r>
-          </w:p>
-        </w:tc>
-        <w:tc>
-          <w:tcPr>
-            <w:tcW w:type="dxa" w:w="1728"/>
-          </w:tcPr>
-          <w:p>
-            <w:r>
-              <w:t>Offshore Dev Center</w:t>
-            </w:r>
-          </w:p>
-        </w:tc>
-        <w:tc>
-          <w:tcPr>
-            <w:tcW w:type="dxa" w:w="1728"/>
-          </w:tcPr>
-          <w:p>
-            <w:r>
-              <w:t>40</w:t>
-            </w:r>
-          </w:p>
-        </w:tc>
-      </w:tr>
-      <w:tr>
-        <w:tc>
-          <w:tcPr>
-            <w:tcW w:type="dxa" w:w="1728"/>
-          </w:tcPr>
-          <w:p>
-            <w:r>
-              <w:t>MUM-DC3</w:t>
-            </w:r>
-          </w:p>
-        </w:tc>
-        <w:tc>
-          <w:tcPr>
-            <w:tcW w:type="dxa" w:w="1728"/>
-          </w:tcPr>
-          <w:p>
-            <w:r>
-              <w:t>Mumbai</w:t>
-            </w:r>
-          </w:p>
-        </w:tc>
-        <w:tc>
-          <w:tcPr>
-            <w:tcW w:type="dxa" w:w="1728"/>
-          </w:tcPr>
-          <w:p>
-            <w:r>
-              <w:t>India</w:t>
-            </w:r>
-          </w:p>
-        </w:tc>
-        <w:tc>
-          <w:tcPr>
-            <w:tcW w:type="dxa" w:w="1728"/>
-          </w:tcPr>
-          <w:p>
-            <w:r>
-              <w:t>Data Center (Tier III)</w:t>
-            </w:r>
-          </w:p>
-        </w:tc>
-        <w:tc>
-          <w:tcPr>
-            <w:tcW w:type="dxa" w:w="1728"/>
-          </w:tcPr>
-          <w:p>
-            <w:r>
-              <w:t>10</w:t>
-            </w:r>
-          </w:p>
-        </w:tc>
-      </w:tr>
-      <w:tr>
-        <w:tc>
-          <w:tcPr>
-            <w:tcW w:type="dxa" w:w="1728"/>
-          </w:tcPr>
-          <w:p>
-            <w:r>
-              <w:t>TOK-OFF</w:t>
-            </w:r>
-          </w:p>
-        </w:tc>
-        <w:tc>
-          <w:tcPr>
-            <w:tcW w:type="dxa" w:w="1728"/>
-          </w:tcPr>
-          <w:p>
-            <w:r>
-              <w:t>Tokyo</w:t>
-            </w:r>
-          </w:p>
-        </w:tc>
-        <w:tc>
-          <w:tcPr>
-            <w:tcW w:type="dxa" w:w="1728"/>
-          </w:tcPr>
-          <w:p>
-            <w:r>
-              <w:t>Japan</w:t>
-            </w:r>
-          </w:p>
-        </w:tc>
-        <w:tc>
-          <w:tcPr>
-            <w:tcW w:type="dxa" w:w="1728"/>
-          </w:tcPr>
-          <w:p>
-            <w:r>
-              <w:t>Regional Office</w:t>
-            </w:r>
-          </w:p>
-        </w:tc>
-        <w:tc>
-          <w:tcPr>
-            <w:tcW w:type="dxa" w:w="1728"/>
-          </w:tcPr>
-          <w:p>
-            <w:r>
-              <w:t>10</w:t>
-            </w:r>
-          </w:p>
-        </w:tc>
-      </w:tr>
-    </w:tbl>
-    <w:p>
-      <w:pPr>
-        <w:pStyle w:val="Heading1"/>
-      </w:pPr>
-      <w:r>
-        <w:t>Schedule C: SLA Penalty Matrix</w:t>
-      </w:r>
-    </w:p>
-    <w:p>
-      <w:r>
-        <w:t>The following penalty matrix applies when Service Levels are not met. Penalties are cumulative and calculated monthly.</w:t>
-      </w:r>
-    </w:p>
-    <w:tbl>
-      <w:tblPr>
-        <w:tblStyle w:val="TableGrid"/>
-        <w:tblW w:type="auto" w:w="0"/>
-        <w:tblLook w:firstColumn="1" w:firstRow="1" w:lastColumn="0" w:lastRow="0" w:noHBand="0" w:noVBand="1" w:val="04A0"/>
-      </w:tblPr>
-      <w:tblGrid>
-        <w:gridCol w:w="2160"/>
-        <w:gridCol w:w="2160"/>
-        <w:gridCol w:w="2160"/>
-        <w:gridCol w:w="2160"/>
-      </w:tblGrid>
-      <w:tr>
-        <w:tc>
-          <w:tcPr>
-            <w:tcW w:type="dxa" w:w="2160"/>
-          </w:tcPr>
-          <w:p>
-            <w:r>
-              <w:t>Metric</w:t>
-            </w:r>
-          </w:p>
-        </w:tc>
-        <w:tc>
-          <w:tcPr>
-            <w:tcW w:type="dxa" w:w="2160"/>
-          </w:tcPr>
-          <w:p>
-            <w:r>
-              <w:t>Target</w:t>
-            </w:r>
-          </w:p>
-        </w:tc>
-        <w:tc>
-          <w:tcPr>
-            <w:tcW w:type="dxa" w:w="2160"/>
-          </w:tcPr>
-          <w:p>
-            <w:r>
-              <w:t>Penalty Trigger</w:t>
-            </w:r>
-          </w:p>
-        </w:tc>
-        <w:tc>
-          <w:tcPr>
-            <w:tcW w:type="dxa" w:w="2160"/>
-          </w:tcPr>
-          <w:p>
-            <w:r>
-              <w:t>Penalty Amount</w:t>
-            </w:r>
-          </w:p>
-        </w:tc>
-      </w:tr>
-      <w:tr>
-        <w:tc>
-          <w:tcPr>
-            <w:tcW w:type="dxa" w:w="2160"/>
-          </w:tcPr>
-          <w:p>
-            <w:r>
-              <w:t>System Availability (Critical)</w:t>
-            </w:r>
-          </w:p>
-        </w:tc>
-        <w:tc>
-          <w:tcPr>
-            <w:tcW w:type="dxa" w:w="2160"/>
-          </w:tcPr>
-          <w:p>
-            <w:r>
-              <w:t>99.99%</w:t>
-            </w:r>
-          </w:p>
-        </w:tc>
-        <w:tc>
-          <w:tcPr>
-            <w:tcW w:type="dxa" w:w="2160"/>
-          </w:tcPr>
-          <w:p>
-            <w:r>
-              <w:t>Below 99.95%</w:t>
-            </w:r>
-          </w:p>
-        </w:tc>
-        <w:tc>
-          <w:tcPr>
-            <w:tcW w:type="dxa" w:w="2160"/>
-          </w:tcPr>
-          <w:p>
-            <w:r>
-              <w:t>2% of monthly Base Fee per 0.01% shortfall</w:t>
-            </w:r>
-          </w:p>
-        </w:tc>
-      </w:tr>
-      <w:tr>
-        <w:tc>
-          <w:tcPr>
-            <w:tcW w:type="dxa" w:w="2160"/>
-          </w:tcPr>
-          <w:p>
-            <w:r>
-              <w:t>Incident Response (Sev 1)</w:t>
-            </w:r>
-          </w:p>
-        </w:tc>
-        <w:tc>
-          <w:tcPr>
-            <w:tcW w:type="dxa" w:w="2160"/>
-          </w:tcPr>
-          <w:p>
-            <w:r>
-              <w:t>15 minutes</w:t>
-            </w:r>
-          </w:p>
-        </w:tc>
-        <w:tc>
-          <w:tcPr>
-            <w:tcW w:type="dxa" w:w="2160"/>
-          </w:tcPr>
-          <w:p>
-            <w:r>
-              <w:t>Exceeds 30 minutes</w:t>
-            </w:r>
-          </w:p>
-        </w:tc>
-        <w:tc>
-          <w:tcPr>
-            <w:tcW w:type="dxa" w:w="2160"/>
-          </w:tcPr>
-          <w:p>
-            <w:r>
-              <w:t>$10,000 per incident</w:t>
-            </w:r>
-          </w:p>
-        </w:tc>
-      </w:tr>
-      <w:tr>
-        <w:tc>
-          <w:tcPr>
-            <w:tcW w:type="dxa" w:w="2160"/>
-          </w:tcPr>
-          <w:p>
-            <w:r>
-              <w:t>Incident Resolution (Sev 1)</w:t>
-            </w:r>
-          </w:p>
-        </w:tc>
-        <w:tc>
-          <w:tcPr>
-            <w:tcW w:type="dxa" w:w="2160"/>
-          </w:tcPr>
-          <w:p>
-            <w:r>
-              <w:t>4 hours</w:t>
-            </w:r>
-          </w:p>
-        </w:tc>
-        <w:tc>
-          <w:tcPr>
-            <w:tcW w:type="dxa" w:w="2160"/>
-          </w:tcPr>
-          <w:p>
-            <w:r>
-              <w:t>Exceeds 8 hours</w:t>
-            </w:r>
-          </w:p>
-        </w:tc>
-        <w:tc>
-          <w:tcPr>
-            <w:tcW w:type="dxa" w:w="2160"/>
-          </w:tcPr>
-          <w:p>
-            <w:r>
-              <w:t>$25,000 per incident</w:t>
-            </w:r>
-          </w:p>
-        </w:tc>
-      </w:tr>
-      <w:tr>
-        <w:tc>
-          <w:tcPr>
-            <w:tcW w:type="dxa" w:w="2160"/>
-          </w:tcPr>
-          <w:p>
-            <w:r>
-              <w:t>Change Success Rate</w:t>
-            </w:r>
-          </w:p>
-        </w:tc>
-        <w:tc>
-          <w:tcPr>
-            <w:tcW w:type="dxa" w:w="2160"/>
-          </w:tcPr>
-          <w:p>
-            <w:r>
-              <w:t>98%</w:t>
-            </w:r>
-          </w:p>
-        </w:tc>
-        <w:tc>
-          <w:tcPr>
-            <w:tcW w:type="dxa" w:w="2160"/>
-          </w:tcPr>
-          <w:p>
-            <w:r>
-              <w:t>Below 95%</w:t>
-            </w:r>
-          </w:p>
-        </w:tc>
-        <w:tc>
-          <w:tcPr>
-            <w:tcW w:type="dxa" w:w="2160"/>
-          </w:tcPr>
-          <w:p>
-            <w:r>
-              <w:t>1% of monthly Base Fee</w:t>
-            </w:r>
-          </w:p>
-        </w:tc>
-      </w:tr>
-      <w:tr>
-        <w:tc>
-          <w:tcPr>
-            <w:tcW w:type="dxa" w:w="2160"/>
-          </w:tcPr>
-          <w:p>
-            <w:r>
-              <w:t>Customer Satisfaction (CSAT)</w:t>
-            </w:r>
-          </w:p>
-        </w:tc>
-        <w:tc>
-          <w:tcPr>
-            <w:tcW w:type="dxa" w:w="2160"/>
-          </w:tcPr>
-          <w:p>
-            <w:r>
-              <w:t>4.2/5.0</w:t>
-            </w:r>
-          </w:p>
-        </w:tc>
-        <w:tc>
-          <w:tcPr>
-            <w:tcW w:type="dxa" w:w="2160"/>
-          </w:tcPr>
-          <w:p>
-            <w:r>
-              <w:t>Below 3.8/5.0</w:t>
-            </w:r>
-          </w:p>
-        </w:tc>
-        <w:tc>
-          <w:tcPr>
-            <w:tcW w:type="dxa" w:w="2160"/>
-          </w:tcPr>
-          <w:p>
-            <w:r>
-              <w:t>1.5% of monthly Base Fee</w:t>
-            </w:r>
-          </w:p>
-        </w:tc>
-      </w:tr>
-    </w:tbl>
-    <w:p>
-      <w:pPr>
-        <w:pStyle w:val="Heading1"/>
-      </w:pPr>
-      <w:r>
-        <w:t>Schedule D: Compliance Requirements</w:t>
-      </w:r>
-    </w:p>
-    <w:tbl>
-      <w:tblPr>
-        <w:tblStyle w:val="TableGrid"/>
-        <w:tblW w:type="auto" w:w="0"/>
+        <w:jc w:val="center"/>
         <w:tblLook w:firstColumn="1" w:firstRow="1" w:lastColumn="0" w:lastRow="0" w:noHBand="0" w:noVBand="1" w:val="04A0"/>
       </w:tblPr>
       <w:tblGrid>
@@ -4076,7 +2820,10 @@
           </w:tcPr>
           <w:p>
             <w:r>
-              <w:t>Standard/Regulation</w:t>
+              <w:rPr>
+                <w:b/>
+              </w:rPr>
+              <w:t>Standard / Regulation</w:t>
             </w:r>
           </w:p>
         </w:tc>
@@ -4086,7 +2833,10 @@
           </w:tcPr>
           <w:p>
             <w:r>
-              <w:t>Scope</w:t>
+              <w:rPr>
+                <w:b/>
+              </w:rPr>
+              <w:t>Requirement</w:t>
             </w:r>
           </w:p>
         </w:tc>
@@ -4096,7 +2846,10 @@
           </w:tcPr>
           <w:p>
             <w:r>
-              <w:t>Certification Required By</w:t>
+              <w:rPr>
+                <w:b/>
+              </w:rPr>
+              <w:t>Certification Frequency</w:t>
             </w:r>
           </w:p>
         </w:tc>
@@ -4118,7 +2871,7 @@
           </w:tcPr>
           <w:p>
             <w:r>
-              <w:t>All service delivery operations</w:t>
+              <w:t>Security, Availability, Confidentiality</w:t>
             </w:r>
           </w:p>
         </w:tc>
@@ -4128,7 +2881,7 @@
           </w:tcPr>
           <w:p>
             <w:r>
-              <w:t>Within 6 months of Effective Date</w:t>
+              <w:t>Annual</w:t>
             </w:r>
           </w:p>
         </w:tc>
@@ -4150,7 +2903,7 @@
           </w:tcPr>
           <w:p>
             <w:r>
-              <w:t>Information security management</w:t>
+              <w:t>Information Security Management System</w:t>
             </w:r>
           </w:p>
         </w:tc>
@@ -4160,7 +2913,39 @@
           </w:tcPr>
           <w:p>
             <w:r>
-              <w:t>Within 12 months of Effective Date</w:t>
+              <w:t>Triennial (annual surveillance)</w:t>
+            </w:r>
+          </w:p>
+        </w:tc>
+      </w:tr>
+      <w:tr>
+        <w:tc>
+          <w:tcPr>
+            <w:tcW w:type="dxa" w:w="2880"/>
+          </w:tcPr>
+          <w:p>
+            <w:r>
+              <w:t>ISO 27701:2019</w:t>
+            </w:r>
+          </w:p>
+        </w:tc>
+        <w:tc>
+          <w:tcPr>
+            <w:tcW w:type="dxa" w:w="2880"/>
+          </w:tcPr>
+          <w:p>
+            <w:r>
+              <w:t>Privacy Information Management</w:t>
+            </w:r>
+          </w:p>
+        </w:tc>
+        <w:tc>
+          <w:tcPr>
+            <w:tcW w:type="dxa" w:w="2880"/>
+          </w:tcPr>
+          <w:p>
+            <w:r>
+              <w:t>Triennial (annual surveillance)</w:t>
             </w:r>
           </w:p>
         </w:tc>
@@ -4182,7 +2967,7 @@
           </w:tcPr>
           <w:p>
             <w:r>
-              <w:t>Payment processing systems only</w:t>
+              <w:t>Payment Card Industry Data Security</w:t>
             </w:r>
           </w:p>
         </w:tc>
@@ -4192,71 +2977,7 @@
           </w:tcPr>
           <w:p>
             <w:r>
-              <w:t>Prior to handling payment data</w:t>
-            </w:r>
-          </w:p>
-        </w:tc>
-      </w:tr>
-      <w:tr>
-        <w:tc>
-          <w:tcPr>
-            <w:tcW w:type="dxa" w:w="2880"/>
-          </w:tcPr>
-          <w:p>
-            <w:r>
-              <w:t>GDPR</w:t>
-            </w:r>
-          </w:p>
-        </w:tc>
-        <w:tc>
-          <w:tcPr>
-            <w:tcW w:type="dxa" w:w="2880"/>
-          </w:tcPr>
-          <w:p>
-            <w:r>
-              <w:t>All EU personal data processing</w:t>
-            </w:r>
-          </w:p>
-        </w:tc>
-        <w:tc>
-          <w:tcPr>
-            <w:tcW w:type="dxa" w:w="2880"/>
-          </w:tcPr>
-          <w:p>
-            <w:r>
-              <w:t>From Effective Date</w:t>
-            </w:r>
-          </w:p>
-        </w:tc>
-      </w:tr>
-      <w:tr>
-        <w:tc>
-          <w:tcPr>
-            <w:tcW w:type="dxa" w:w="2880"/>
-          </w:tcPr>
-          <w:p>
-            <w:r>
-              <w:t>CCPA</w:t>
-            </w:r>
-          </w:p>
-        </w:tc>
-        <w:tc>
-          <w:tcPr>
-            <w:tcW w:type="dxa" w:w="2880"/>
-          </w:tcPr>
-          <w:p>
-            <w:r>
-              <w:t>California consumer data</w:t>
-            </w:r>
-          </w:p>
-        </w:tc>
-        <w:tc>
-          <w:tcPr>
-            <w:tcW w:type="dxa" w:w="2880"/>
-          </w:tcPr>
-          <w:p>
-            <w:r>
-              <w:t>From Effective Date</w:t>
+              <w:t>Annual</w:t>
             </w:r>
           </w:p>
         </w:tc>
@@ -4278,7 +2999,7 @@
           </w:tcPr>
           <w:p>
             <w:r>
-              <w:t>Healthcare data (if applicable)</w:t>
+              <w:t>Health Insurance Portability and Accountability (if applicable)</w:t>
             </w:r>
           </w:p>
         </w:tc>
@@ -4288,7 +3009,365 @@
           </w:tcPr>
           <w:p>
             <w:r>
-              <w:t>Prior to handling healthcare data</w:t>
+              <w:t>Annual assessment</w:t>
+            </w:r>
+          </w:p>
+        </w:tc>
+      </w:tr>
+      <w:tr>
+        <w:tc>
+          <w:tcPr>
+            <w:tcW w:type="dxa" w:w="2880"/>
+          </w:tcPr>
+          <w:p>
+            <w:r>
+              <w:t>SOX</w:t>
+            </w:r>
+          </w:p>
+        </w:tc>
+        <w:tc>
+          <w:tcPr>
+            <w:tcW w:type="dxa" w:w="2880"/>
+          </w:tcPr>
+          <w:p>
+            <w:r>
+              <w:t>Sarbanes-Oxley IT controls (if applicable)</w:t>
+            </w:r>
+          </w:p>
+        </w:tc>
+        <w:tc>
+          <w:tcPr>
+            <w:tcW w:type="dxa" w:w="2880"/>
+          </w:tcPr>
+          <w:p>
+            <w:r>
+              <w:t>Annual</w:t>
+            </w:r>
+          </w:p>
+        </w:tc>
+      </w:tr>
+    </w:tbl>
+    <w:p/>
+    <w:p>
+      <w:r>
+        <w:rPr>
+          <w:b w:val="0"/>
+          <w:i w:val="0"/>
+        </w:rPr>
+        <w:t>15.2 Anti-Corruption. The Service Provider represents and warrants that it has not and shall not, directly or indirectly, offer, pay, promise, or authorize the payment of any money or anything of value to any government official, political party, or candidate for the purpose of influencing any act or decision, in violation of the U.S. Foreign Corrupt Practices Act (FCPA), the UK Bribery Act 2010, or any other applicable anti-corruption law.</w:t>
+      </w:r>
+    </w:p>
+    <w:p>
+      <w:r>
+        <w:rPr>
+          <w:b w:val="0"/>
+          <w:i w:val="0"/>
+        </w:rPr>
+        <w:t>15.3 Export Controls. The Service Provider shall comply with all applicable export control laws and regulations, including the U.S. Export Administration Regulations (EAR) and International Traffic in Arms Regulations (ITAR). The Service Provider shall not export or re-export any technical data, software, or services provided under this Agreement to any country, entity, or person prohibited by applicable export control laws.</w:t>
+      </w:r>
+    </w:p>
+    <w:p>
+      <w:pPr>
+        <w:pStyle w:val="Heading1"/>
+      </w:pPr>
+      <w:r>
+        <w:t>16. Dispute Resolution</w:t>
+      </w:r>
+    </w:p>
+    <w:p>
+      <w:r>
+        <w:rPr>
+          <w:b w:val="0"/>
+          <w:i w:val="0"/>
+        </w:rPr>
+        <w:t>16.1 Escalation. Any dispute arising out of or in connection with this Agreement shall first be referred to the Parties' respective project managers for resolution. If the dispute is not resolved within fifteen (15) Business Days, it shall be escalated to the Parties' respective senior executives (VP level or above) for resolution within an additional fifteen (15) Business Days.</w:t>
+      </w:r>
+    </w:p>
+    <w:p>
+      <w:r>
+        <w:rPr>
+          <w:b w:val="0"/>
+          <w:i w:val="0"/>
+        </w:rPr>
+        <w:t>16.2 Mediation. If the dispute remains unresolved after the escalation process, the Parties shall attempt to resolve the dispute through mediation administered by the International Chamber of Commerce (ICC) in accordance with its Mediation Rules. The mediation shall take place in New York, New York.</w:t>
+      </w:r>
+    </w:p>
+    <w:p>
+      <w:r>
+        <w:rPr>
+          <w:b w:val="0"/>
+          <w:i w:val="0"/>
+        </w:rPr>
+        <w:t>16.3 Arbitration. If mediation fails to resolve the dispute within sixty (60) days, the dispute shall be finally resolved by binding arbitration administered by the ICC under its Rules of Arbitration. The arbitration shall be conducted by three (3) arbitrators, with each Party selecting one arbitrator and the two selected arbitrators selecting the third. The seat of arbitration shall be New York, New York. The language of the arbitration shall be English. The arbitral award shall be final and binding and may be enforced in any court of competent jurisdiction.</w:t>
+      </w:r>
+    </w:p>
+    <w:p>
+      <w:r>
+        <w:rPr>
+          <w:b w:val="0"/>
+          <w:i w:val="0"/>
+        </w:rPr>
+        <w:t>16.4 Injunctive Relief. Notwithstanding the foregoing, either Party may seek injunctive or other equitable relief from any court of competent jurisdiction to prevent irreparable harm, including but not limited to breaches of confidentiality, data protection, or Intellectual Property obligations.</w:t>
+      </w:r>
+    </w:p>
+    <w:p>
+      <w:pPr>
+        <w:pStyle w:val="Heading1"/>
+      </w:pPr>
+      <w:r>
+        <w:t>17. Governing Law</w:t>
+      </w:r>
+    </w:p>
+    <w:p>
+      <w:r>
+        <w:rPr>
+          <w:b w:val="0"/>
+          <w:i w:val="0"/>
+        </w:rPr>
+        <w:t>17.1 Applicable Law. This Agreement shall be governed by and construed in accordance with the laws of the State of New York, United States, without regard to its conflict of laws principles.</w:t>
+      </w:r>
+    </w:p>
+    <w:p>
+      <w:r>
+        <w:rPr>
+          <w:b w:val="0"/>
+          <w:i w:val="0"/>
+        </w:rPr>
+        <w:t>17.2 Jurisdiction. Subject to Section 16 (Dispute Resolution), the Parties submit to the exclusive jurisdiction of the state and federal courts located in the Borough of Manhattan, New York, New York, for any legal proceedings arising out of this Agreement that are not subject to arbitration.</w:t>
+      </w:r>
+    </w:p>
+    <w:p>
+      <w:pPr>
+        <w:pStyle w:val="Heading1"/>
+      </w:pPr>
+      <w:r>
+        <w:t>18. General Provisions</w:t>
+      </w:r>
+    </w:p>
+    <w:p>
+      <w:r>
+        <w:rPr>
+          <w:b w:val="0"/>
+          <w:i w:val="0"/>
+        </w:rPr>
+        <w:t>18.1 Assignment. Neither Party may assign or transfer this Agreement or any rights or obligations hereunder without the prior written consent of the other Party, except that either Party may assign this Agreement to an affiliate or in connection with a merger, acquisition, or sale of all or substantially all of its assets, provided that the assignee assumes all obligations under this Agreement.</w:t>
+      </w:r>
+    </w:p>
+    <w:p>
+      <w:r>
+        <w:rPr>
+          <w:b w:val="0"/>
+          <w:i w:val="0"/>
+        </w:rPr>
+        <w:t>18.2 Subcontracting. The Service Provider may subcontract portions of the Services to pre-approved subcontractors listed in Schedule 6, provided that: (a) the Service Provider remains fully responsible for the performance of the subcontracted Services; (b) all subcontractors are bound by obligations no less restrictive than those in this Agreement; and (c) the Client is notified of any new subcontractor at least thirty (30) days in advance.</w:t>
+      </w:r>
+    </w:p>
+    <w:p>
+      <w:r>
+        <w:rPr>
+          <w:b w:val="0"/>
+          <w:i w:val="0"/>
+        </w:rPr>
+        <w:t>18.3 Notices. All notices under this Agreement shall be in writing and delivered by: (a) personal delivery; (b) nationally recognized overnight courier; (c) registered or certified mail, return receipt requested; or (d) email with confirmed receipt. Notices shall be addressed to:</w:t>
+      </w:r>
+    </w:p>
+    <w:p>
+      <w:r>
+        <w:rPr>
+          <w:b w:val="0"/>
+          <w:i w:val="0"/>
+        </w:rPr>
+        <w:t>If to the Client: Meridian Global Holdings, Inc., Attn: General Counsel, 500 Park Avenue, Suite 3200, New York, NY 10022, Email: legal@meridianglobal.com</w:t>
+      </w:r>
+    </w:p>
+    <w:p>
+      <w:r>
+        <w:rPr>
+          <w:b w:val="0"/>
+          <w:i w:val="0"/>
+        </w:rPr>
+        <w:t>If to the Service Provider: TechServe Solutions Private Limited, Attn: Chief Legal Officer, Tower B, Cyber City, DLF Phase 2, Gurugram, Haryana 122002, India, Email: legal@techserve.in</w:t>
+      </w:r>
+    </w:p>
+    <w:p>
+      <w:r>
+        <w:rPr>
+          <w:b w:val="0"/>
+          <w:i w:val="0"/>
+        </w:rPr>
+        <w:t>18.4 Entire Agreement. This Agreement, together with all Schedules and Exhibits attached hereto, constitutes the entire agreement between the Parties with respect to the subject matter hereof and supersedes all prior negotiations, representations, warranties, commitments, offers, and agreements, whether written or oral.</w:t>
+      </w:r>
+    </w:p>
+    <w:p>
+      <w:r>
+        <w:rPr>
+          <w:b w:val="0"/>
+          <w:i w:val="0"/>
+        </w:rPr>
+        <w:t>18.5 Amendment. No amendment, modification, or waiver of any provision of this Agreement shall be effective unless in writing and signed by authorized representatives of both Parties.</w:t>
+      </w:r>
+    </w:p>
+    <w:p>
+      <w:r>
+        <w:rPr>
+          <w:b w:val="0"/>
+          <w:i w:val="0"/>
+        </w:rPr>
+        <w:t>18.6 Severability. If any provision of this Agreement is held to be invalid, illegal, or unenforceable, the remaining provisions shall continue in full force and effect.</w:t>
+      </w:r>
+    </w:p>
+    <w:p>
+      <w:r>
+        <w:rPr>
+          <w:b w:val="0"/>
+          <w:i w:val="0"/>
+        </w:rPr>
+        <w:t>18.7 Waiver. The failure of either Party to enforce any provision of this Agreement shall not constitute a waiver of such provision or the right to enforce it at a later time.</w:t>
+      </w:r>
+    </w:p>
+    <w:p>
+      <w:r>
+        <w:rPr>
+          <w:b w:val="0"/>
+          <w:i w:val="0"/>
+        </w:rPr>
+        <w:t>18.8 Counterparts. This Agreement may be executed in counterparts, each of which shall be deemed an original, and all of which together shall constitute one and the same instrument. Electronic signatures shall be deemed original signatures for all purposes.</w:t>
+      </w:r>
+    </w:p>
+    <w:p/>
+    <w:p/>
+    <w:p>
+      <w:r>
+        <w:rPr>
+          <w:b/>
+          <w:i w:val="0"/>
+        </w:rPr>
+        <w:t>IN WITNESS WHEREOF, the Parties have executed this Agreement as of the date first written above.</w:t>
+      </w:r>
+    </w:p>
+    <w:p/>
+    <w:tbl>
+      <w:tblPr>
+        <w:tblStyle w:val="TableGrid"/>
+        <w:tblW w:type="auto" w:w="0"/>
+        <w:tblLook w:firstColumn="1" w:firstRow="1" w:lastColumn="0" w:lastRow="0" w:noHBand="0" w:noVBand="1" w:val="04A0"/>
+      </w:tblPr>
+      <w:tblGrid>
+        <w:gridCol w:w="4320"/>
+        <w:gridCol w:w="4320"/>
+      </w:tblGrid>
+      <w:tr>
+        <w:tc>
+          <w:tcPr>
+            <w:tcW w:type="dxa" w:w="4320"/>
+          </w:tcPr>
+          <w:p>
+            <w:r>
+              <w:rPr>
+                <w:b/>
+              </w:rPr>
+              <w:t>MERIDIAN GLOBAL HOLDINGS, INC.</w:t>
+            </w:r>
+          </w:p>
+        </w:tc>
+        <w:tc>
+          <w:tcPr>
+            <w:tcW w:type="dxa" w:w="4320"/>
+          </w:tcPr>
+          <w:p>
+            <w:r>
+              <w:rPr>
+                <w:b/>
+              </w:rPr>
+              <w:t>TECHSERVE SOLUTIONS PRIVATE LIMITED</w:t>
+            </w:r>
+          </w:p>
+        </w:tc>
+      </w:tr>
+      <w:tr>
+        <w:tc>
+          <w:tcPr>
+            <w:tcW w:type="dxa" w:w="4320"/>
+          </w:tcPr>
+          <w:p>
+            <w:r>
+              <w:t>Signature: _________________________</w:t>
+            </w:r>
+          </w:p>
+        </w:tc>
+        <w:tc>
+          <w:tcPr>
+            <w:tcW w:type="dxa" w:w="4320"/>
+          </w:tcPr>
+          <w:p>
+            <w:r>
+              <w:t>Signature: _________________________</w:t>
+            </w:r>
+          </w:p>
+        </w:tc>
+      </w:tr>
+      <w:tr>
+        <w:tc>
+          <w:tcPr>
+            <w:tcW w:type="dxa" w:w="4320"/>
+          </w:tcPr>
+          <w:p>
+            <w:r>
+              <w:t>Name: Jonathan R. Whitfield</w:t>
+            </w:r>
+          </w:p>
+        </w:tc>
+        <w:tc>
+          <w:tcPr>
+            <w:tcW w:type="dxa" w:w="4320"/>
+          </w:tcPr>
+          <w:p>
+            <w:r>
+              <w:t>Name: Rajesh K. Venkataraman</w:t>
+            </w:r>
+          </w:p>
+        </w:tc>
+      </w:tr>
+      <w:tr>
+        <w:tc>
+          <w:tcPr>
+            <w:tcW w:type="dxa" w:w="4320"/>
+          </w:tcPr>
+          <w:p>
+            <w:r>
+              <w:t>Title: Chief Information Officer</w:t>
+            </w:r>
+          </w:p>
+        </w:tc>
+        <w:tc>
+          <w:tcPr>
+            <w:tcW w:type="dxa" w:w="4320"/>
+          </w:tcPr>
+          <w:p>
+            <w:r>
+              <w:t>Title: Managing Director</w:t>
+            </w:r>
+          </w:p>
+        </w:tc>
+      </w:tr>
+      <w:tr>
+        <w:tc>
+          <w:tcPr>
+            <w:tcW w:type="dxa" w:w="4320"/>
+          </w:tcPr>
+          <w:p>
+            <w:r>
+              <w:t>Date: January 15, 2024</w:t>
+            </w:r>
+          </w:p>
+        </w:tc>
+        <w:tc>
+          <w:tcPr>
+            <w:tcW w:type="dxa" w:w="4320"/>
+          </w:tcPr>
+          <w:p>
+            <w:r>
+              <w:t>Date: January 15, 2024</w:t>
             </w:r>
           </w:p>
         </w:tc>
@@ -4667,6 +3746,10 @@
     <w:name w:val="Normal"/>
     <w:qFormat/>
     <w:rsid w:val="00FC693F"/>
+    <w:rPr>
+      <w:rFonts w:ascii="Calibri" w:hAnsi="Calibri"/>
+      <w:sz w:val="22"/>
+    </w:rPr>
   </w:style>
   <w:style w:type="paragraph" w:styleId="Header">
     <w:name w:val="header"/>
